--- a/docs/service/STORE_API_REFERENCE.docx
+++ b/docs/service/STORE_API_REFERENCE.docx
@@ -129,7 +129,7 @@
                 <w:color w:val="1A1A1A"/>
                 <w:sz w:val="19"/>
               </w:rPr>
-              <w:t>6</w:t>
+              <w:t>9</w:t>
             </w:r>
           </w:p>
         </w:tc>
@@ -228,7 +228,7 @@
                 <w:color w:val="1A1A1A"/>
                 <w:sz w:val="19"/>
               </w:rPr>
-              <w:t>2026-09-23</w:t>
+              <w:t>2026-09-27</w:t>
             </w:r>
           </w:p>
         </w:tc>
@@ -2204,7 +2204,7 @@
                 <w:color w:val="1A1A1A"/>
                 <w:sz w:val="17"/>
               </w:rPr>
-              <w:t>Scan the worker, scan the garment.</w:t>
+              <w:t>Scan the worker, scan the garment — and the packet, for an accessory.</w:t>
             </w:r>
           </w:p>
         </w:tc>
@@ -2302,6 +2302,240 @@
                 <w:sz w:val="17"/>
               </w:rPr>
               <w:t>Direct Manager, Managing Director, Stitching Manager, Store Manager</w:t>
+            </w:r>
+          </w:p>
+        </w:tc>
+      </w:tr>
+      <w:tr>
+        <w:tc>
+          <w:tcPr>
+            <w:tcW w:type="dxa" w:w="936"/>
+          </w:tcPr>
+          <w:p>
+            <w:pPr>
+              <w:spacing w:after="20"/>
+            </w:pPr>
+            <w:r/>
+            <w:r>
+              <w:rPr>
+                <w:b w:val="0"/>
+                <w:color w:val="1A1A1A"/>
+                <w:sz w:val="17"/>
+              </w:rPr>
+              <w:t>GET</w:t>
+            </w:r>
+          </w:p>
+        </w:tc>
+        <w:tc>
+          <w:tcPr>
+            <w:tcW w:type="dxa" w:w="3096"/>
+          </w:tcPr>
+          <w:p>
+            <w:pPr>
+              <w:spacing w:after="20"/>
+            </w:pPr>
+            <w:r/>
+            <w:r>
+              <w:rPr>
+                <w:rFonts w:ascii="Consolas" w:hAnsi="Consolas"/>
+                <w:color w:val="8A3B1E"/>
+                <w:sz w:val="17"/>
+              </w:rPr>
+              <w:t>/api/v1/store/substitutions</w:t>
+            </w:r>
+          </w:p>
+        </w:tc>
+        <w:tc>
+          <w:tcPr>
+            <w:tcW w:type="dxa" w:w="3600"/>
+          </w:tcPr>
+          <w:p>
+            <w:pPr>
+              <w:spacing w:after="20"/>
+            </w:pPr>
+            <w:r/>
+            <w:r>
+              <w:rPr>
+                <w:b w:val="0"/>
+                <w:color w:val="1A1A1A"/>
+                <w:sz w:val="17"/>
+              </w:rPr>
+              <w:t>The wrong-size queue, oldest first — garments waiting on a decision.</w:t>
+            </w:r>
+          </w:p>
+        </w:tc>
+        <w:tc>
+          <w:tcPr>
+            <w:tcW w:type="dxa" w:w="2592"/>
+          </w:tcPr>
+          <w:p>
+            <w:pPr>
+              <w:spacing w:after="20"/>
+            </w:pPr>
+            <w:r/>
+            <w:r>
+              <w:rPr>
+                <w:b w:val="0"/>
+                <w:color w:val="1A1A1A"/>
+                <w:sz w:val="17"/>
+              </w:rPr>
+              <w:t>Cutting Manager, Direct Manager, HR, Lining Manager, Managing Director, Stitching Manager, Store Manager, Supervisor</w:t>
+            </w:r>
+          </w:p>
+        </w:tc>
+      </w:tr>
+      <w:tr>
+        <w:tc>
+          <w:tcPr>
+            <w:tcW w:type="dxa" w:w="936"/>
+          </w:tcPr>
+          <w:p>
+            <w:pPr>
+              <w:spacing w:after="20"/>
+            </w:pPr>
+            <w:r/>
+            <w:r>
+              <w:rPr>
+                <w:b w:val="0"/>
+                <w:color w:val="1A1A1A"/>
+                <w:sz w:val="17"/>
+              </w:rPr>
+              <w:t>POST</w:t>
+            </w:r>
+          </w:p>
+        </w:tc>
+        <w:tc>
+          <w:tcPr>
+            <w:tcW w:type="dxa" w:w="3096"/>
+          </w:tcPr>
+          <w:p>
+            <w:pPr>
+              <w:spacing w:after="20"/>
+            </w:pPr>
+            <w:r/>
+            <w:r>
+              <w:rPr>
+                <w:rFonts w:ascii="Consolas" w:hAnsi="Consolas"/>
+                <w:color w:val="8A3B1E"/>
+                <w:sz w:val="17"/>
+              </w:rPr>
+              <w:t>/api/v1/store/substitutions/{request_id}/approve</w:t>
+            </w:r>
+          </w:p>
+        </w:tc>
+        <w:tc>
+          <w:tcPr>
+            <w:tcW w:type="dxa" w:w="3600"/>
+          </w:tcPr>
+          <w:p>
+            <w:pPr>
+              <w:spacing w:after="20"/>
+            </w:pPr>
+            <w:r/>
+            <w:r>
+              <w:rPr>
+                <w:b w:val="0"/>
+                <w:color w:val="1A1A1A"/>
+                <w:sz w:val="17"/>
+              </w:rPr>
+              <w:t>Permit this one packet into this one garment.</w:t>
+            </w:r>
+          </w:p>
+        </w:tc>
+        <w:tc>
+          <w:tcPr>
+            <w:tcW w:type="dxa" w:w="2592"/>
+          </w:tcPr>
+          <w:p>
+            <w:pPr>
+              <w:spacing w:after="20"/>
+            </w:pPr>
+            <w:r/>
+            <w:r>
+              <w:rPr>
+                <w:b w:val="0"/>
+                <w:color w:val="1A1A1A"/>
+                <w:sz w:val="17"/>
+              </w:rPr>
+              <w:t>Direct Manager, Managing Director</w:t>
+            </w:r>
+          </w:p>
+        </w:tc>
+      </w:tr>
+      <w:tr>
+        <w:tc>
+          <w:tcPr>
+            <w:tcW w:type="dxa" w:w="936"/>
+          </w:tcPr>
+          <w:p>
+            <w:pPr>
+              <w:spacing w:after="20"/>
+            </w:pPr>
+            <w:r/>
+            <w:r>
+              <w:rPr>
+                <w:b w:val="0"/>
+                <w:color w:val="1A1A1A"/>
+                <w:sz w:val="17"/>
+              </w:rPr>
+              <w:t>POST</w:t>
+            </w:r>
+          </w:p>
+        </w:tc>
+        <w:tc>
+          <w:tcPr>
+            <w:tcW w:type="dxa" w:w="3096"/>
+          </w:tcPr>
+          <w:p>
+            <w:pPr>
+              <w:spacing w:after="20"/>
+            </w:pPr>
+            <w:r/>
+            <w:r>
+              <w:rPr>
+                <w:rFonts w:ascii="Consolas" w:hAnsi="Consolas"/>
+                <w:color w:val="8A3B1E"/>
+                <w:sz w:val="17"/>
+              </w:rPr>
+              <w:t>/api/v1/store/substitutions/{request_id}/reject</w:t>
+            </w:r>
+          </w:p>
+        </w:tc>
+        <w:tc>
+          <w:tcPr>
+            <w:tcW w:type="dxa" w:w="3600"/>
+          </w:tcPr>
+          <w:p>
+            <w:pPr>
+              <w:spacing w:after="20"/>
+            </w:pPr>
+            <w:r/>
+            <w:r>
+              <w:rPr>
+                <w:b w:val="0"/>
+                <w:color w:val="1A1A1A"/>
+                <w:sz w:val="17"/>
+              </w:rPr>
+              <w:t>Refuse it — the floor fetches the right packet.</w:t>
+            </w:r>
+          </w:p>
+        </w:tc>
+        <w:tc>
+          <w:tcPr>
+            <w:tcW w:type="dxa" w:w="2592"/>
+          </w:tcPr>
+          <w:p>
+            <w:pPr>
+              <w:spacing w:after="20"/>
+            </w:pPr>
+            <w:r/>
+            <w:r>
+              <w:rPr>
+                <w:b w:val="0"/>
+                <w:color w:val="1A1A1A"/>
+                <w:sz w:val="17"/>
+              </w:rPr>
+              <w:t>Direct Manager, Managing Director</w:t>
             </w:r>
           </w:p>
         </w:tc>
@@ -13530,7 +13764,7 @@
           <w:color w:val="1A1A1A"/>
           <w:sz w:val="21"/>
         </w:rPr>
-        <w:t>Scan the worker, scan the garment. The drawer scan is gone.</w:t>
+        <w:t>Scan the worker, scan the garment — and the packet, for an accessory.</w:t>
       </w:r>
     </w:p>
     <w:p>
@@ -13544,6 +13778,35 @@
           <w:sz w:val="21"/>
         </w:rPr>
         <w:t>Barcodes are resolved to ids HERE so the service sees ids only (CLAUDE.md §15) — the same split the production log uses.</w:t>
+      </w:r>
+    </w:p>
+    <w:p>
+      <w:pPr>
+        <w:spacing w:after="120"/>
+      </w:pPr>
+      <w:r>
+        <w:rPr>
+          <w:b w:val="0"/>
+          <w:color w:val="1A1A1A"/>
+          <w:sz w:val="21"/>
+        </w:rPr>
+        <w:t xml:space="preserve">AN ACCESSORY IS ISSUED ONE PACKET AT A TIME. Send </w:t>
+      </w:r>
+      <w:r>
+        <w:rPr>
+          <w:rFonts w:ascii="Consolas" w:hAnsi="Consolas"/>
+          <w:color w:val="8A3B1E"/>
+          <w:sz w:val="21"/>
+        </w:rPr>
+        <w:t>lot_barcode</w:t>
+      </w:r>
+      <w:r>
+        <w:rPr>
+          <w:b w:val="0"/>
+          <w:color w:val="1A1A1A"/>
+          <w:sz w:val="21"/>
+        </w:rPr>
+        <w:t xml:space="preserve"> (LOT-ACC-…) and this scan issues exactly the recipe line that packet matches; there is no blanket kit scan any more. A packet whose size is not the garment's is REFUSED with a 409 and an approval request a DM/MD decides below — nothing is taken from stock until they do.</w:t>
       </w:r>
     </w:p>
     <w:p>
@@ -14103,7 +14366,7 @@
                 <w:color w:val="8A3B1E"/>
                 <w:sz w:val="18"/>
               </w:rPr>
-              <w:t>lines</w:t>
+              <w:t>lot_barcode</w:t>
             </w:r>
           </w:p>
         </w:tc>
@@ -14122,7 +14385,7 @@
                 <w:color w:val="1A1A1A"/>
                 <w:sz w:val="18"/>
               </w:rPr>
-              <w:t>array of object or null</w:t>
+              <w:t>string or null</w:t>
             </w:r>
           </w:p>
         </w:tc>
@@ -14173,7 +14436,7 @@
                 <w:color w:val="8A3B1E"/>
                 <w:sz w:val="18"/>
               </w:rPr>
-              <w:t>lines[].spec_id</w:t>
+              <w:t>lot_id</w:t>
             </w:r>
           </w:p>
         </w:tc>
@@ -14243,7 +14506,7 @@
                 <w:color w:val="8A3B1E"/>
                 <w:sz w:val="18"/>
               </w:rPr>
-              <w:t>lines[].qty</w:t>
+              <w:t>qty</w:t>
             </w:r>
           </w:p>
         </w:tc>
@@ -14313,7 +14576,7 @@
                 <w:color w:val="8A3B1E"/>
                 <w:sz w:val="18"/>
               </w:rPr>
-              <w:t>lines[].material_lot_id</w:t>
+              <w:t>substitution_reason</w:t>
             </w:r>
           </w:p>
         </w:tc>
@@ -14332,7 +14595,7 @@
                 <w:color w:val="1A1A1A"/>
                 <w:sz w:val="18"/>
               </w:rPr>
-              <w:t>string (uuid) or null</w:t>
+              <w:t>string or null</w:t>
             </w:r>
           </w:p>
         </w:tc>
@@ -14483,7 +14746,7 @@
                 <w:rFonts w:ascii="Consolas" w:hAnsi="Consolas"/>
                 <w:sz w:val="17"/>
               </w:rPr>
-              <w:t xml:space="preserve">  "lines": [</w:t>
+              <w:t xml:space="preserve">  "lot_barcode": "STRING-CODE",</w:t>
             </w:r>
           </w:p>
           <w:p>
@@ -14495,7 +14758,7 @@
                 <w:rFonts w:ascii="Consolas" w:hAnsi="Consolas"/>
                 <w:sz w:val="17"/>
               </w:rPr>
-              <w:t xml:space="preserve">    {</w:t>
+              <w:t xml:space="preserve">  "lot_id": "3f8c1b2a-0000-4a11-9f00-000000000001",</w:t>
             </w:r>
           </w:p>
           <w:p>
@@ -14507,7 +14770,7 @@
                 <w:rFonts w:ascii="Consolas" w:hAnsi="Consolas"/>
                 <w:sz w:val="17"/>
               </w:rPr>
-              <w:t xml:space="preserve">      "spec_id": "3f8c1b2a-0000-4a11-9f00-000000000001",</w:t>
+              <w:t xml:space="preserve">  "qty": 1.0,</w:t>
             </w:r>
           </w:p>
           <w:p>
@@ -14519,43 +14782,7 @@
                 <w:rFonts w:ascii="Consolas" w:hAnsi="Consolas"/>
                 <w:sz w:val="17"/>
               </w:rPr>
-              <w:t xml:space="preserve">      "qty": 1.0,</w:t>
-            </w:r>
-          </w:p>
-          <w:p>
-            <w:pPr>
-              <w:spacing w:after="0" w:line="240" w:lineRule="auto"/>
-            </w:pPr>
-            <w:r>
-              <w:rPr>
-                <w:rFonts w:ascii="Consolas" w:hAnsi="Consolas"/>
-                <w:sz w:val="17"/>
-              </w:rPr>
-              <w:t xml:space="preserve">      "material_lot_id": "3f8c1b2a-0000-4a11-9f00-000000000001"</w:t>
-            </w:r>
-          </w:p>
-          <w:p>
-            <w:pPr>
-              <w:spacing w:after="0" w:line="240" w:lineRule="auto"/>
-            </w:pPr>
-            <w:r>
-              <w:rPr>
-                <w:rFonts w:ascii="Consolas" w:hAnsi="Consolas"/>
-                <w:sz w:val="17"/>
-              </w:rPr>
-              <w:t xml:space="preserve">    }</w:t>
-            </w:r>
-          </w:p>
-          <w:p>
-            <w:pPr>
-              <w:spacing w:after="0" w:line="240" w:lineRule="auto"/>
-            </w:pPr>
-            <w:r>
-              <w:rPr>
-                <w:rFonts w:ascii="Consolas" w:hAnsi="Consolas"/>
-                <w:sz w:val="17"/>
-              </w:rPr>
-              <w:t xml:space="preserve">  ]</w:t>
+              <w:t xml:space="preserve">  "substitution_reason": "string"</w:t>
             </w:r>
           </w:p>
           <w:p>
@@ -15508,6 +15735,57 @@
                 <w:color w:val="8A3B1E"/>
                 <w:sz w:val="18"/>
               </w:rPr>
+              <w:t>substitution</w:t>
+            </w:r>
+          </w:p>
+        </w:tc>
+        <w:tc>
+          <w:tcPr>
+            <w:tcW w:type="dxa" w:w="2160"/>
+          </w:tcPr>
+          <w:p>
+            <w:pPr>
+              <w:spacing w:after="20"/>
+            </w:pPr>
+            <w:r/>
+            <w:r>
+              <w:rPr>
+                <w:b w:val="0"/>
+                <w:color w:val="1A1A1A"/>
+                <w:sz w:val="18"/>
+              </w:rPr>
+              <w:t>object or null</w:t>
+            </w:r>
+          </w:p>
+        </w:tc>
+        <w:tc>
+          <w:tcPr>
+            <w:tcW w:type="dxa" w:w="5040"/>
+          </w:tcPr>
+          <w:p>
+            <w:pPr>
+              <w:spacing w:after="20"/>
+            </w:pPr>
+            <w:r/>
+          </w:p>
+        </w:tc>
+      </w:tr>
+      <w:tr>
+        <w:tc>
+          <w:tcPr>
+            <w:tcW w:type="dxa" w:w="3024"/>
+          </w:tcPr>
+          <w:p>
+            <w:pPr>
+              <w:spacing w:after="20"/>
+            </w:pPr>
+            <w:r/>
+            <w:r>
+              <w:rPr>
+                <w:rFonts w:ascii="Consolas" w:hAnsi="Consolas"/>
+                <w:color w:val="8A3B1E"/>
+                <w:sz w:val="18"/>
+              </w:rPr>
               <w:t>next_action</w:t>
             </w:r>
           </w:p>
@@ -15855,6 +16133,18 @@
                 <w:sz w:val="17"/>
               </w:rPr>
               <w:t xml:space="preserve">  "kit": {},</w:t>
+            </w:r>
+          </w:p>
+          <w:p>
+            <w:pPr>
+              <w:spacing w:after="0" w:line="240" w:lineRule="auto"/>
+            </w:pPr>
+            <w:r>
+              <w:rPr>
+                <w:rFonts w:ascii="Consolas" w:hAnsi="Consolas"/>
+                <w:sz w:val="17"/>
+              </w:rPr>
+              <w:t xml:space="preserve">  "substitution": {},</w:t>
             </w:r>
           </w:p>
           <w:p>
@@ -16301,7 +16591,7 @@
                 <w:rFonts w:ascii="Consolas" w:hAnsi="Consolas"/>
                 <w:sz w:val="17"/>
               </w:rPr>
-              <w:t xml:space="preserve">  "lines": [</w:t>
+              <w:t xml:space="preserve">  "lot_barcode": "STRING-CODE",</w:t>
             </w:r>
           </w:p>
           <w:p>
@@ -16313,7 +16603,7 @@
                 <w:rFonts w:ascii="Consolas" w:hAnsi="Consolas"/>
                 <w:sz w:val="17"/>
               </w:rPr>
-              <w:t xml:space="preserve">    {</w:t>
+              <w:t xml:space="preserve">  "lot_id": "3f8c1b2a-0000-4a11-9f00-000000000001",</w:t>
             </w:r>
           </w:p>
           <w:p>
@@ -16325,7 +16615,7 @@
                 <w:rFonts w:ascii="Consolas" w:hAnsi="Consolas"/>
                 <w:sz w:val="17"/>
               </w:rPr>
-              <w:t xml:space="preserve">      "spec_id": "3f8c1b2a-0000-4a11-9f00-000000000001",</w:t>
+              <w:t xml:space="preserve">  "qty": 1.0,</w:t>
             </w:r>
           </w:p>
           <w:p>
@@ -16337,43 +16627,7 @@
                 <w:rFonts w:ascii="Consolas" w:hAnsi="Consolas"/>
                 <w:sz w:val="17"/>
               </w:rPr>
-              <w:t xml:space="preserve">      "qty": 1.0,</w:t>
-            </w:r>
-          </w:p>
-          <w:p>
-            <w:pPr>
-              <w:spacing w:after="0" w:line="240" w:lineRule="auto"/>
-            </w:pPr>
-            <w:r>
-              <w:rPr>
-                <w:rFonts w:ascii="Consolas" w:hAnsi="Consolas"/>
-                <w:sz w:val="17"/>
-              </w:rPr>
-              <w:t xml:space="preserve">      "material_lot_id": "3f8c1b2a-0000-4a11-9f00-000000000001"</w:t>
-            </w:r>
-          </w:p>
-          <w:p>
-            <w:pPr>
-              <w:spacing w:after="0" w:line="240" w:lineRule="auto"/>
-            </w:pPr>
-            <w:r>
-              <w:rPr>
-                <w:rFonts w:ascii="Consolas" w:hAnsi="Consolas"/>
-                <w:sz w:val="17"/>
-              </w:rPr>
-              <w:t xml:space="preserve">    }</w:t>
-            </w:r>
-          </w:p>
-          <w:p>
-            <w:pPr>
-              <w:spacing w:after="0" w:line="240" w:lineRule="auto"/>
-            </w:pPr>
-            <w:r>
-              <w:rPr>
-                <w:rFonts w:ascii="Consolas" w:hAnsi="Consolas"/>
-                <w:sz w:val="17"/>
-              </w:rPr>
-              <w:t xml:space="preserve">  ]</w:t>
+              <w:t xml:space="preserve">  "substitution_reason": "string"</w:t>
             </w:r>
           </w:p>
           <w:p>
@@ -17847,6 +18101,4629 @@
                 <w:sz w:val="17"/>
               </w:rPr>
               <w:t xml:space="preserve">  ]</w:t>
+            </w:r>
+          </w:p>
+          <w:p>
+            <w:pPr>
+              <w:spacing w:after="0" w:line="240" w:lineRule="auto"/>
+            </w:pPr>
+            <w:r>
+              <w:rPr>
+                <w:rFonts w:ascii="Consolas" w:hAnsi="Consolas"/>
+                <w:sz w:val="17"/>
+              </w:rPr>
+              <w:t>}'</w:t>
+            </w:r>
+          </w:p>
+        </w:tc>
+      </w:tr>
+    </w:tbl>
+    <w:p>
+      <w:pPr>
+        <w:spacing w:after="0"/>
+      </w:pPr>
+    </w:p>
+    <w:p>
+      <w:pPr>
+        <w:spacing w:after="40"/>
+        <w:pBdr>
+          <w:bottom w:val="single" w:sz="6" w:color="CCCCCC"/>
+        </w:pBdr>
+      </w:pPr>
+    </w:p>
+    <w:p>
+      <w:pPr>
+        <w:pStyle w:val="Heading3"/>
+        <w:spacing w:before="200"/>
+      </w:pPr>
+      <w:r>
+        <w:t>GET  /api/v1/store/substitutions</w:t>
+      </w:r>
+    </w:p>
+    <w:p>
+      <w:pPr>
+        <w:spacing w:after="120"/>
+      </w:pPr>
+      <w:r>
+        <w:rPr>
+          <w:b/>
+          <w:color w:val="8A3B1E"/>
+          <w:sz w:val="21"/>
+        </w:rPr>
+        <w:t>List Substitutions</w:t>
+      </w:r>
+    </w:p>
+    <w:p>
+      <w:pPr>
+        <w:pStyle w:val="Heading4"/>
+        <w:spacing w:before="160"/>
+      </w:pPr>
+      <w:r>
+        <w:t>What it does</w:t>
+      </w:r>
+    </w:p>
+    <w:p>
+      <w:pPr>
+        <w:spacing w:after="120"/>
+      </w:pPr>
+      <w:r>
+        <w:rPr>
+          <w:b w:val="0"/>
+          <w:color w:val="1A1A1A"/>
+          <w:sz w:val="21"/>
+        </w:rPr>
+        <w:t>The wrong-size queue, oldest first — garments waiting on a decision.</w:t>
+      </w:r>
+    </w:p>
+    <w:p>
+      <w:pPr>
+        <w:spacing w:after="120"/>
+      </w:pPr>
+      <w:r>
+        <w:rPr>
+          <w:b w:val="0"/>
+          <w:color w:val="1A1A1A"/>
+          <w:sz w:val="21"/>
+        </w:rPr>
+        <w:t>THE QUEUE IS WHAT MAKES THE REFUSAL SAFE. An operator told "wait for approval" is waiting on somebody who has not been told anything; an ask nobody can find is a garment parked in the store for a reason nobody remembers. Same shape and same reason as the material-arrivals come-back-to-it queue.</w:t>
+      </w:r>
+    </w:p>
+    <w:p>
+      <w:pPr>
+        <w:pStyle w:val="Heading4"/>
+        <w:spacing w:before="160"/>
+      </w:pPr>
+      <w:r>
+        <w:t>Who can call it</w:t>
+      </w:r>
+    </w:p>
+    <w:p>
+      <w:pPr>
+        <w:spacing w:after="120"/>
+      </w:pPr>
+      <w:r>
+        <w:rPr>
+          <w:b/>
+          <w:color w:val="1A1A1A"/>
+          <w:sz w:val="21"/>
+        </w:rPr>
+        <w:t>Allowed roles:</w:t>
+      </w:r>
+      <w:r>
+        <w:rPr>
+          <w:b w:val="0"/>
+          <w:color w:val="1A1A1A"/>
+          <w:sz w:val="21"/>
+        </w:rPr>
+        <w:t xml:space="preserve"> Cutting Manager, Direct Manager, HR, Lining Manager, Managing Director, Stitching Manager, Store Manager, Supervisor. Managing Director and Direct Manager always pass (they are superusers).</w:t>
+      </w:r>
+    </w:p>
+    <w:p>
+      <w:pPr>
+        <w:spacing w:after="120"/>
+      </w:pPr>
+      <w:r>
+        <w:rPr>
+          <w:b w:val="0"/>
+          <w:color w:val="555555"/>
+          <w:sz w:val="19"/>
+        </w:rPr>
+        <w:t xml:space="preserve">The legacy </w:t>
+      </w:r>
+      <w:r>
+        <w:rPr>
+          <w:rFonts w:ascii="Consolas" w:hAnsi="Consolas"/>
+          <w:color w:val="8A3B1E"/>
+          <w:sz w:val="19"/>
+        </w:rPr>
+        <w:t>employee</w:t>
+      </w:r>
+      <w:r>
+        <w:rPr>
+          <w:b w:val="0"/>
+          <w:color w:val="555555"/>
+          <w:sz w:val="19"/>
+        </w:rPr>
+        <w:t xml:space="preserve"> role is blocked on this router.</w:t>
+      </w:r>
+    </w:p>
+    <w:p>
+      <w:pPr>
+        <w:pStyle w:val="Heading4"/>
+        <w:spacing w:before="160"/>
+      </w:pPr>
+      <w:r>
+        <w:t xml:space="preserve">Query parameters (after the </w:t>
+      </w:r>
+      <w:r>
+        <w:rPr>
+          <w:rFonts w:ascii="Consolas" w:hAnsi="Consolas"/>
+        </w:rPr>
+        <w:t>?</w:t>
+      </w:r>
+      <w:r>
+        <w:t>)</w:t>
+      </w:r>
+    </w:p>
+    <w:tbl>
+      <w:tblPr>
+        <w:tblStyle w:val="TableGrid"/>
+        <w:tblW w:type="auto" w:w="0"/>
+        <w:tblLayout w:type="autofit"/>
+        <w:tblLook w:firstColumn="1" w:firstRow="1" w:lastColumn="0" w:lastRow="0" w:noHBand="0" w:noVBand="1" w:val="04A0"/>
+      </w:tblPr>
+      <w:tblGrid>
+        <w:gridCol w:w="2448"/>
+        <w:gridCol w:w="2448"/>
+        <w:gridCol w:w="2448"/>
+        <w:gridCol w:w="2448"/>
+      </w:tblGrid>
+      <w:tr>
+        <w:trPr>
+          <w:tblHeader w:val="true"/>
+        </w:trPr>
+        <w:tc>
+          <w:tcPr>
+            <w:tcW w:type="dxa" w:w="2160"/>
+            <w:shd w:val="clear" w:color="auto" w:fill="EDE7E2"/>
+          </w:tcPr>
+          <w:p>
+            <w:r/>
+            <w:r>
+              <w:rPr>
+                <w:b/>
+                <w:color w:val="1A1A1A"/>
+                <w:sz w:val="18"/>
+              </w:rPr>
+              <w:t>Name</w:t>
+            </w:r>
+          </w:p>
+        </w:tc>
+        <w:tc>
+          <w:tcPr>
+            <w:tcW w:type="dxa" w:w="2016"/>
+            <w:shd w:val="clear" w:color="auto" w:fill="EDE7E2"/>
+          </w:tcPr>
+          <w:p>
+            <w:r/>
+            <w:r>
+              <w:rPr>
+                <w:b/>
+                <w:color w:val="1A1A1A"/>
+                <w:sz w:val="18"/>
+              </w:rPr>
+              <w:t>Type</w:t>
+            </w:r>
+          </w:p>
+        </w:tc>
+        <w:tc>
+          <w:tcPr>
+            <w:tcW w:type="dxa" w:w="1152"/>
+            <w:shd w:val="clear" w:color="auto" w:fill="EDE7E2"/>
+          </w:tcPr>
+          <w:p>
+            <w:r/>
+            <w:r>
+              <w:rPr>
+                <w:b/>
+                <w:color w:val="1A1A1A"/>
+                <w:sz w:val="18"/>
+              </w:rPr>
+              <w:t>Required</w:t>
+            </w:r>
+          </w:p>
+        </w:tc>
+        <w:tc>
+          <w:tcPr>
+            <w:tcW w:type="dxa" w:w="4896"/>
+            <w:shd w:val="clear" w:color="auto" w:fill="EDE7E2"/>
+          </w:tcPr>
+          <w:p>
+            <w:r/>
+            <w:r>
+              <w:rPr>
+                <w:b/>
+                <w:color w:val="1A1A1A"/>
+                <w:sz w:val="18"/>
+              </w:rPr>
+              <w:t>Meaning</w:t>
+            </w:r>
+          </w:p>
+        </w:tc>
+      </w:tr>
+      <w:tr>
+        <w:tc>
+          <w:tcPr>
+            <w:tcW w:type="dxa" w:w="2160"/>
+          </w:tcPr>
+          <w:p>
+            <w:pPr>
+              <w:spacing w:after="20"/>
+            </w:pPr>
+            <w:r/>
+            <w:r>
+              <w:rPr>
+                <w:rFonts w:ascii="Consolas" w:hAnsi="Consolas"/>
+                <w:color w:val="8A3B1E"/>
+                <w:sz w:val="18"/>
+              </w:rPr>
+              <w:t>status</w:t>
+            </w:r>
+          </w:p>
+        </w:tc>
+        <w:tc>
+          <w:tcPr>
+            <w:tcW w:type="dxa" w:w="2016"/>
+          </w:tcPr>
+          <w:p>
+            <w:pPr>
+              <w:spacing w:after="20"/>
+            </w:pPr>
+            <w:r/>
+            <w:r>
+              <w:rPr>
+                <w:b w:val="0"/>
+                <w:color w:val="1A1A1A"/>
+                <w:sz w:val="18"/>
+              </w:rPr>
+              <w:t>string or null</w:t>
+            </w:r>
+          </w:p>
+        </w:tc>
+        <w:tc>
+          <w:tcPr>
+            <w:tcW w:type="dxa" w:w="1152"/>
+          </w:tcPr>
+          <w:p>
+            <w:pPr>
+              <w:spacing w:after="20"/>
+            </w:pPr>
+            <w:r/>
+            <w:r>
+              <w:rPr>
+                <w:b w:val="0"/>
+                <w:color w:val="1A1A1A"/>
+                <w:sz w:val="18"/>
+              </w:rPr>
+              <w:t>no</w:t>
+            </w:r>
+          </w:p>
+        </w:tc>
+        <w:tc>
+          <w:tcPr>
+            <w:tcW w:type="dxa" w:w="4896"/>
+          </w:tcPr>
+          <w:p>
+            <w:pPr>
+              <w:spacing w:after="20"/>
+            </w:pPr>
+            <w:r/>
+            <w:r>
+              <w:rPr>
+                <w:b w:val="0"/>
+                <w:color w:val="1A1A1A"/>
+                <w:sz w:val="18"/>
+              </w:rPr>
+              <w:t>PENDING|APPROVED|REJECTED|CONSUMED. Omit for all.</w:t>
+            </w:r>
+          </w:p>
+        </w:tc>
+      </w:tr>
+      <w:tr>
+        <w:tc>
+          <w:tcPr>
+            <w:tcW w:type="dxa" w:w="2160"/>
+          </w:tcPr>
+          <w:p>
+            <w:pPr>
+              <w:spacing w:after="20"/>
+            </w:pPr>
+            <w:r/>
+            <w:r>
+              <w:rPr>
+                <w:rFonts w:ascii="Consolas" w:hAnsi="Consolas"/>
+                <w:color w:val="8A3B1E"/>
+                <w:sz w:val="18"/>
+              </w:rPr>
+              <w:t>limit</w:t>
+            </w:r>
+          </w:p>
+        </w:tc>
+        <w:tc>
+          <w:tcPr>
+            <w:tcW w:type="dxa" w:w="2016"/>
+          </w:tcPr>
+          <w:p>
+            <w:pPr>
+              <w:spacing w:after="20"/>
+            </w:pPr>
+            <w:r/>
+            <w:r>
+              <w:rPr>
+                <w:b w:val="0"/>
+                <w:color w:val="1A1A1A"/>
+                <w:sz w:val="18"/>
+              </w:rPr>
+              <w:t>integer</w:t>
+            </w:r>
+          </w:p>
+        </w:tc>
+        <w:tc>
+          <w:tcPr>
+            <w:tcW w:type="dxa" w:w="1152"/>
+          </w:tcPr>
+          <w:p>
+            <w:pPr>
+              <w:spacing w:after="20"/>
+            </w:pPr>
+            <w:r/>
+            <w:r>
+              <w:rPr>
+                <w:b w:val="0"/>
+                <w:color w:val="1A1A1A"/>
+                <w:sz w:val="18"/>
+              </w:rPr>
+              <w:t>no</w:t>
+            </w:r>
+          </w:p>
+        </w:tc>
+        <w:tc>
+          <w:tcPr>
+            <w:tcW w:type="dxa" w:w="4896"/>
+          </w:tcPr>
+          <w:p>
+            <w:pPr>
+              <w:spacing w:after="20"/>
+            </w:pPr>
+            <w:r/>
+            <w:r>
+              <w:rPr>
+                <w:b w:val="0"/>
+                <w:color w:val="1A1A1A"/>
+                <w:sz w:val="18"/>
+              </w:rPr>
+              <w:t xml:space="preserve">Default </w:t>
+            </w:r>
+            <w:r>
+              <w:rPr>
+                <w:rFonts w:ascii="Consolas" w:hAnsi="Consolas"/>
+                <w:color w:val="8A3B1E"/>
+                <w:sz w:val="18"/>
+              </w:rPr>
+              <w:t>200</w:t>
+            </w:r>
+            <w:r>
+              <w:rPr>
+                <w:b w:val="0"/>
+                <w:color w:val="1A1A1A"/>
+                <w:sz w:val="18"/>
+              </w:rPr>
+              <w:t>.</w:t>
+            </w:r>
+          </w:p>
+        </w:tc>
+      </w:tr>
+      <w:tr>
+        <w:tc>
+          <w:tcPr>
+            <w:tcW w:type="dxa" w:w="2160"/>
+          </w:tcPr>
+          <w:p>
+            <w:pPr>
+              <w:spacing w:after="20"/>
+            </w:pPr>
+            <w:r/>
+            <w:r>
+              <w:rPr>
+                <w:rFonts w:ascii="Consolas" w:hAnsi="Consolas"/>
+                <w:color w:val="8A3B1E"/>
+                <w:sz w:val="18"/>
+              </w:rPr>
+              <w:t>offset</w:t>
+            </w:r>
+          </w:p>
+        </w:tc>
+        <w:tc>
+          <w:tcPr>
+            <w:tcW w:type="dxa" w:w="2016"/>
+          </w:tcPr>
+          <w:p>
+            <w:pPr>
+              <w:spacing w:after="20"/>
+            </w:pPr>
+            <w:r/>
+            <w:r>
+              <w:rPr>
+                <w:b w:val="0"/>
+                <w:color w:val="1A1A1A"/>
+                <w:sz w:val="18"/>
+              </w:rPr>
+              <w:t>integer</w:t>
+            </w:r>
+          </w:p>
+        </w:tc>
+        <w:tc>
+          <w:tcPr>
+            <w:tcW w:type="dxa" w:w="1152"/>
+          </w:tcPr>
+          <w:p>
+            <w:pPr>
+              <w:spacing w:after="20"/>
+            </w:pPr>
+            <w:r/>
+            <w:r>
+              <w:rPr>
+                <w:b w:val="0"/>
+                <w:color w:val="1A1A1A"/>
+                <w:sz w:val="18"/>
+              </w:rPr>
+              <w:t>no</w:t>
+            </w:r>
+          </w:p>
+        </w:tc>
+        <w:tc>
+          <w:tcPr>
+            <w:tcW w:type="dxa" w:w="4896"/>
+          </w:tcPr>
+          <w:p>
+            <w:pPr>
+              <w:spacing w:after="20"/>
+            </w:pPr>
+            <w:r/>
+            <w:r>
+              <w:rPr>
+                <w:b w:val="0"/>
+                <w:color w:val="1A1A1A"/>
+                <w:sz w:val="18"/>
+              </w:rPr>
+              <w:t xml:space="preserve">Default </w:t>
+            </w:r>
+            <w:r>
+              <w:rPr>
+                <w:rFonts w:ascii="Consolas" w:hAnsi="Consolas"/>
+                <w:color w:val="8A3B1E"/>
+                <w:sz w:val="18"/>
+              </w:rPr>
+              <w:t>0</w:t>
+            </w:r>
+            <w:r>
+              <w:rPr>
+                <w:b w:val="0"/>
+                <w:color w:val="1A1A1A"/>
+                <w:sz w:val="18"/>
+              </w:rPr>
+              <w:t>.</w:t>
+            </w:r>
+          </w:p>
+        </w:tc>
+      </w:tr>
+    </w:tbl>
+    <w:p>
+      <w:pPr>
+        <w:spacing w:after="0"/>
+      </w:pPr>
+    </w:p>
+    <w:p>
+      <w:pPr>
+        <w:pStyle w:val="Heading4"/>
+        <w:spacing w:before="160"/>
+      </w:pPr>
+      <w:r>
+        <w:t>Response</w:t>
+      </w:r>
+    </w:p>
+    <w:p>
+      <w:pPr>
+        <w:spacing w:after="120"/>
+      </w:pPr>
+      <w:r>
+        <w:rPr>
+          <w:b/>
+          <w:color w:val="1A1A1A"/>
+          <w:sz w:val="21"/>
+        </w:rPr>
+        <w:t>200</w:t>
+      </w:r>
+      <w:r>
+        <w:rPr>
+          <w:b w:val="0"/>
+          <w:color w:val="1A1A1A"/>
+          <w:sz w:val="21"/>
+        </w:rPr>
+        <w:t xml:space="preserve"> — OK — the call worked.</w:t>
+      </w:r>
+    </w:p>
+    <w:tbl>
+      <w:tblPr>
+        <w:tblStyle w:val="TableGrid"/>
+        <w:tblW w:type="auto" w:w="0"/>
+        <w:tblLayout w:type="autofit"/>
+        <w:tblLook w:firstColumn="1" w:firstRow="1" w:lastColumn="0" w:lastRow="0" w:noHBand="0" w:noVBand="1" w:val="04A0"/>
+      </w:tblPr>
+      <w:tblGrid>
+        <w:gridCol w:w="3264"/>
+        <w:gridCol w:w="3264"/>
+        <w:gridCol w:w="3264"/>
+      </w:tblGrid>
+      <w:tr>
+        <w:trPr>
+          <w:tblHeader w:val="true"/>
+        </w:trPr>
+        <w:tc>
+          <w:tcPr>
+            <w:tcW w:type="dxa" w:w="3024"/>
+            <w:shd w:val="clear" w:color="auto" w:fill="EDE7E2"/>
+          </w:tcPr>
+          <w:p>
+            <w:r/>
+            <w:r>
+              <w:rPr>
+                <w:b/>
+                <w:color w:val="1A1A1A"/>
+                <w:sz w:val="18"/>
+              </w:rPr>
+              <w:t>Field</w:t>
+            </w:r>
+          </w:p>
+        </w:tc>
+        <w:tc>
+          <w:tcPr>
+            <w:tcW w:type="dxa" w:w="2160"/>
+            <w:shd w:val="clear" w:color="auto" w:fill="EDE7E2"/>
+          </w:tcPr>
+          <w:p>
+            <w:r/>
+            <w:r>
+              <w:rPr>
+                <w:b/>
+                <w:color w:val="1A1A1A"/>
+                <w:sz w:val="18"/>
+              </w:rPr>
+              <w:t>Type</w:t>
+            </w:r>
+          </w:p>
+        </w:tc>
+        <w:tc>
+          <w:tcPr>
+            <w:tcW w:type="dxa" w:w="5040"/>
+            <w:shd w:val="clear" w:color="auto" w:fill="EDE7E2"/>
+          </w:tcPr>
+          <w:p>
+            <w:r/>
+            <w:r>
+              <w:rPr>
+                <w:b/>
+                <w:color w:val="1A1A1A"/>
+                <w:sz w:val="18"/>
+              </w:rPr>
+              <w:t>Meaning</w:t>
+            </w:r>
+          </w:p>
+        </w:tc>
+      </w:tr>
+      <w:tr>
+        <w:tc>
+          <w:tcPr>
+            <w:tcW w:type="dxa" w:w="3024"/>
+          </w:tcPr>
+          <w:p>
+            <w:pPr>
+              <w:spacing w:after="20"/>
+            </w:pPr>
+            <w:r/>
+            <w:r>
+              <w:rPr>
+                <w:rFonts w:ascii="Consolas" w:hAnsi="Consolas"/>
+                <w:color w:val="8A3B1E"/>
+                <w:sz w:val="18"/>
+              </w:rPr>
+              <w:t>count</w:t>
+            </w:r>
+          </w:p>
+        </w:tc>
+        <w:tc>
+          <w:tcPr>
+            <w:tcW w:type="dxa" w:w="2160"/>
+          </w:tcPr>
+          <w:p>
+            <w:pPr>
+              <w:spacing w:after="20"/>
+            </w:pPr>
+            <w:r/>
+            <w:r>
+              <w:rPr>
+                <w:b w:val="0"/>
+                <w:color w:val="1A1A1A"/>
+                <w:sz w:val="18"/>
+              </w:rPr>
+              <w:t>integer</w:t>
+            </w:r>
+          </w:p>
+        </w:tc>
+        <w:tc>
+          <w:tcPr>
+            <w:tcW w:type="dxa" w:w="5040"/>
+          </w:tcPr>
+          <w:p>
+            <w:pPr>
+              <w:spacing w:after="20"/>
+            </w:pPr>
+            <w:r/>
+          </w:p>
+        </w:tc>
+      </w:tr>
+      <w:tr>
+        <w:tc>
+          <w:tcPr>
+            <w:tcW w:type="dxa" w:w="3024"/>
+          </w:tcPr>
+          <w:p>
+            <w:pPr>
+              <w:spacing w:after="20"/>
+            </w:pPr>
+            <w:r/>
+            <w:r>
+              <w:rPr>
+                <w:rFonts w:ascii="Consolas" w:hAnsi="Consolas"/>
+                <w:color w:val="8A3B1E"/>
+                <w:sz w:val="18"/>
+              </w:rPr>
+              <w:t>total</w:t>
+            </w:r>
+          </w:p>
+        </w:tc>
+        <w:tc>
+          <w:tcPr>
+            <w:tcW w:type="dxa" w:w="2160"/>
+          </w:tcPr>
+          <w:p>
+            <w:pPr>
+              <w:spacing w:after="20"/>
+            </w:pPr>
+            <w:r/>
+            <w:r>
+              <w:rPr>
+                <w:b w:val="0"/>
+                <w:color w:val="1A1A1A"/>
+                <w:sz w:val="18"/>
+              </w:rPr>
+              <w:t>integer</w:t>
+            </w:r>
+          </w:p>
+        </w:tc>
+        <w:tc>
+          <w:tcPr>
+            <w:tcW w:type="dxa" w:w="5040"/>
+          </w:tcPr>
+          <w:p>
+            <w:pPr>
+              <w:spacing w:after="20"/>
+            </w:pPr>
+            <w:r/>
+          </w:p>
+        </w:tc>
+      </w:tr>
+      <w:tr>
+        <w:tc>
+          <w:tcPr>
+            <w:tcW w:type="dxa" w:w="3024"/>
+          </w:tcPr>
+          <w:p>
+            <w:pPr>
+              <w:spacing w:after="20"/>
+            </w:pPr>
+            <w:r/>
+            <w:r>
+              <w:rPr>
+                <w:rFonts w:ascii="Consolas" w:hAnsi="Consolas"/>
+                <w:color w:val="8A3B1E"/>
+                <w:sz w:val="18"/>
+              </w:rPr>
+              <w:t>pending</w:t>
+            </w:r>
+          </w:p>
+        </w:tc>
+        <w:tc>
+          <w:tcPr>
+            <w:tcW w:type="dxa" w:w="2160"/>
+          </w:tcPr>
+          <w:p>
+            <w:pPr>
+              <w:spacing w:after="20"/>
+            </w:pPr>
+            <w:r/>
+            <w:r>
+              <w:rPr>
+                <w:b w:val="0"/>
+                <w:color w:val="1A1A1A"/>
+                <w:sz w:val="18"/>
+              </w:rPr>
+              <w:t>integer</w:t>
+            </w:r>
+          </w:p>
+        </w:tc>
+        <w:tc>
+          <w:tcPr>
+            <w:tcW w:type="dxa" w:w="5040"/>
+          </w:tcPr>
+          <w:p>
+            <w:pPr>
+              <w:spacing w:after="20"/>
+            </w:pPr>
+            <w:r/>
+          </w:p>
+        </w:tc>
+      </w:tr>
+      <w:tr>
+        <w:tc>
+          <w:tcPr>
+            <w:tcW w:type="dxa" w:w="3024"/>
+          </w:tcPr>
+          <w:p>
+            <w:pPr>
+              <w:spacing w:after="20"/>
+            </w:pPr>
+            <w:r/>
+            <w:r>
+              <w:rPr>
+                <w:rFonts w:ascii="Consolas" w:hAnsi="Consolas"/>
+                <w:color w:val="8A3B1E"/>
+                <w:sz w:val="18"/>
+              </w:rPr>
+              <w:t>limit</w:t>
+            </w:r>
+          </w:p>
+        </w:tc>
+        <w:tc>
+          <w:tcPr>
+            <w:tcW w:type="dxa" w:w="2160"/>
+          </w:tcPr>
+          <w:p>
+            <w:pPr>
+              <w:spacing w:after="20"/>
+            </w:pPr>
+            <w:r/>
+            <w:r>
+              <w:rPr>
+                <w:b w:val="0"/>
+                <w:color w:val="1A1A1A"/>
+                <w:sz w:val="18"/>
+              </w:rPr>
+              <w:t>integer</w:t>
+            </w:r>
+          </w:p>
+        </w:tc>
+        <w:tc>
+          <w:tcPr>
+            <w:tcW w:type="dxa" w:w="5040"/>
+          </w:tcPr>
+          <w:p>
+            <w:pPr>
+              <w:spacing w:after="20"/>
+            </w:pPr>
+            <w:r/>
+          </w:p>
+        </w:tc>
+      </w:tr>
+      <w:tr>
+        <w:tc>
+          <w:tcPr>
+            <w:tcW w:type="dxa" w:w="3024"/>
+          </w:tcPr>
+          <w:p>
+            <w:pPr>
+              <w:spacing w:after="20"/>
+            </w:pPr>
+            <w:r/>
+            <w:r>
+              <w:rPr>
+                <w:rFonts w:ascii="Consolas" w:hAnsi="Consolas"/>
+                <w:color w:val="8A3B1E"/>
+                <w:sz w:val="18"/>
+              </w:rPr>
+              <w:t>offset</w:t>
+            </w:r>
+          </w:p>
+        </w:tc>
+        <w:tc>
+          <w:tcPr>
+            <w:tcW w:type="dxa" w:w="2160"/>
+          </w:tcPr>
+          <w:p>
+            <w:pPr>
+              <w:spacing w:after="20"/>
+            </w:pPr>
+            <w:r/>
+            <w:r>
+              <w:rPr>
+                <w:b w:val="0"/>
+                <w:color w:val="1A1A1A"/>
+                <w:sz w:val="18"/>
+              </w:rPr>
+              <w:t>integer</w:t>
+            </w:r>
+          </w:p>
+        </w:tc>
+        <w:tc>
+          <w:tcPr>
+            <w:tcW w:type="dxa" w:w="5040"/>
+          </w:tcPr>
+          <w:p>
+            <w:pPr>
+              <w:spacing w:after="20"/>
+            </w:pPr>
+            <w:r/>
+          </w:p>
+        </w:tc>
+      </w:tr>
+      <w:tr>
+        <w:tc>
+          <w:tcPr>
+            <w:tcW w:type="dxa" w:w="3024"/>
+          </w:tcPr>
+          <w:p>
+            <w:pPr>
+              <w:spacing w:after="20"/>
+            </w:pPr>
+            <w:r/>
+            <w:r>
+              <w:rPr>
+                <w:rFonts w:ascii="Consolas" w:hAnsi="Consolas"/>
+                <w:color w:val="8A3B1E"/>
+                <w:sz w:val="18"/>
+              </w:rPr>
+              <w:t>requests</w:t>
+            </w:r>
+          </w:p>
+        </w:tc>
+        <w:tc>
+          <w:tcPr>
+            <w:tcW w:type="dxa" w:w="2160"/>
+          </w:tcPr>
+          <w:p>
+            <w:pPr>
+              <w:spacing w:after="20"/>
+            </w:pPr>
+            <w:r/>
+            <w:r>
+              <w:rPr>
+                <w:b w:val="0"/>
+                <w:color w:val="1A1A1A"/>
+                <w:sz w:val="18"/>
+              </w:rPr>
+              <w:t>array of object</w:t>
+            </w:r>
+          </w:p>
+        </w:tc>
+        <w:tc>
+          <w:tcPr>
+            <w:tcW w:type="dxa" w:w="5040"/>
+          </w:tcPr>
+          <w:p>
+            <w:pPr>
+              <w:spacing w:after="20"/>
+            </w:pPr>
+            <w:r/>
+          </w:p>
+        </w:tc>
+      </w:tr>
+    </w:tbl>
+    <w:p>
+      <w:pPr>
+        <w:spacing w:after="0"/>
+      </w:pPr>
+    </w:p>
+    <w:p>
+      <w:pPr>
+        <w:spacing w:after="120"/>
+      </w:pPr>
+      <w:r>
+        <w:rPr>
+          <w:b/>
+          <w:color w:val="1A1A1A"/>
+          <w:sz w:val="21"/>
+        </w:rPr>
+        <w:t>Example response</w:t>
+      </w:r>
+    </w:p>
+    <w:tbl>
+      <w:tblPr>
+        <w:tblStyle w:val="TableGrid"/>
+        <w:tblW w:type="auto" w:w="0"/>
+        <w:tblLook w:firstColumn="1" w:firstRow="1" w:lastColumn="0" w:lastRow="0" w:noHBand="0" w:noVBand="1" w:val="04A0"/>
+      </w:tblPr>
+      <w:tblGrid>
+        <w:gridCol w:w="9792"/>
+      </w:tblGrid>
+      <w:tr>
+        <w:tc>
+          <w:tcPr>
+            <w:tcW w:type="dxa" w:w="9792"/>
+            <w:shd w:val="clear" w:color="auto" w:fill="F4F4F4"/>
+          </w:tcPr>
+          <w:p>
+            <w:pPr>
+              <w:spacing w:after="0" w:line="240" w:lineRule="auto"/>
+            </w:pPr>
+            <w:r/>
+            <w:r>
+              <w:rPr>
+                <w:rFonts w:ascii="Consolas" w:hAnsi="Consolas"/>
+                <w:sz w:val="17"/>
+              </w:rPr>
+              <w:t>{</w:t>
+            </w:r>
+          </w:p>
+          <w:p>
+            <w:pPr>
+              <w:spacing w:after="0" w:line="240" w:lineRule="auto"/>
+            </w:pPr>
+            <w:r>
+              <w:rPr>
+                <w:rFonts w:ascii="Consolas" w:hAnsi="Consolas"/>
+                <w:sz w:val="17"/>
+              </w:rPr>
+              <w:t xml:space="preserve">  "count": 1,</w:t>
+            </w:r>
+          </w:p>
+          <w:p>
+            <w:pPr>
+              <w:spacing w:after="0" w:line="240" w:lineRule="auto"/>
+            </w:pPr>
+            <w:r>
+              <w:rPr>
+                <w:rFonts w:ascii="Consolas" w:hAnsi="Consolas"/>
+                <w:sz w:val="17"/>
+              </w:rPr>
+              <w:t xml:space="preserve">  "total": 0,</w:t>
+            </w:r>
+          </w:p>
+          <w:p>
+            <w:pPr>
+              <w:spacing w:after="0" w:line="240" w:lineRule="auto"/>
+            </w:pPr>
+            <w:r>
+              <w:rPr>
+                <w:rFonts w:ascii="Consolas" w:hAnsi="Consolas"/>
+                <w:sz w:val="17"/>
+              </w:rPr>
+              <w:t xml:space="preserve">  "pending": 0,</w:t>
+            </w:r>
+          </w:p>
+          <w:p>
+            <w:pPr>
+              <w:spacing w:after="0" w:line="240" w:lineRule="auto"/>
+            </w:pPr>
+            <w:r>
+              <w:rPr>
+                <w:rFonts w:ascii="Consolas" w:hAnsi="Consolas"/>
+                <w:sz w:val="17"/>
+              </w:rPr>
+              <w:t xml:space="preserve">  "limit": 200,</w:t>
+            </w:r>
+          </w:p>
+          <w:p>
+            <w:pPr>
+              <w:spacing w:after="0" w:line="240" w:lineRule="auto"/>
+            </w:pPr>
+            <w:r>
+              <w:rPr>
+                <w:rFonts w:ascii="Consolas" w:hAnsi="Consolas"/>
+                <w:sz w:val="17"/>
+              </w:rPr>
+              <w:t xml:space="preserve">  "offset": 0,</w:t>
+            </w:r>
+          </w:p>
+          <w:p>
+            <w:pPr>
+              <w:spacing w:after="0" w:line="240" w:lineRule="auto"/>
+            </w:pPr>
+            <w:r>
+              <w:rPr>
+                <w:rFonts w:ascii="Consolas" w:hAnsi="Consolas"/>
+                <w:sz w:val="17"/>
+              </w:rPr>
+              <w:t xml:space="preserve">  "requests": [</w:t>
+            </w:r>
+          </w:p>
+          <w:p>
+            <w:pPr>
+              <w:spacing w:after="0" w:line="240" w:lineRule="auto"/>
+            </w:pPr>
+            <w:r>
+              <w:rPr>
+                <w:rFonts w:ascii="Consolas" w:hAnsi="Consolas"/>
+                <w:sz w:val="17"/>
+              </w:rPr>
+              <w:t xml:space="preserve">    {}</w:t>
+            </w:r>
+          </w:p>
+          <w:p>
+            <w:pPr>
+              <w:spacing w:after="0" w:line="240" w:lineRule="auto"/>
+            </w:pPr>
+            <w:r>
+              <w:rPr>
+                <w:rFonts w:ascii="Consolas" w:hAnsi="Consolas"/>
+                <w:sz w:val="17"/>
+              </w:rPr>
+              <w:t xml:space="preserve">  ]</w:t>
+            </w:r>
+          </w:p>
+          <w:p>
+            <w:pPr>
+              <w:spacing w:after="0" w:line="240" w:lineRule="auto"/>
+            </w:pPr>
+            <w:r>
+              <w:rPr>
+                <w:rFonts w:ascii="Consolas" w:hAnsi="Consolas"/>
+                <w:sz w:val="17"/>
+              </w:rPr>
+              <w:t>}</w:t>
+            </w:r>
+          </w:p>
+        </w:tc>
+      </w:tr>
+    </w:tbl>
+    <w:p>
+      <w:pPr>
+        <w:spacing w:after="0"/>
+      </w:pPr>
+    </w:p>
+    <w:p>
+      <w:pPr>
+        <w:spacing w:after="120"/>
+      </w:pPr>
+      <w:r>
+        <w:rPr>
+          <w:b/>
+          <w:color w:val="1A1A1A"/>
+          <w:sz w:val="21"/>
+        </w:rPr>
+        <w:t>Errors</w:t>
+      </w:r>
+    </w:p>
+    <w:tbl>
+      <w:tblPr>
+        <w:tblStyle w:val="TableGrid"/>
+        <w:tblW w:type="auto" w:w="0"/>
+        <w:tblLayout w:type="autofit"/>
+        <w:tblLook w:firstColumn="1" w:firstRow="1" w:lastColumn="0" w:lastRow="0" w:noHBand="0" w:noVBand="1" w:val="04A0"/>
+      </w:tblPr>
+      <w:tblGrid>
+        <w:gridCol w:w="4896"/>
+        <w:gridCol w:w="4896"/>
+      </w:tblGrid>
+      <w:tr>
+        <w:trPr>
+          <w:tblHeader w:val="true"/>
+        </w:trPr>
+        <w:tc>
+          <w:tcPr>
+            <w:tcW w:type="dxa" w:w="1296"/>
+            <w:shd w:val="clear" w:color="auto" w:fill="EDE7E2"/>
+          </w:tcPr>
+          <w:p>
+            <w:r/>
+            <w:r>
+              <w:rPr>
+                <w:b/>
+                <w:color w:val="1A1A1A"/>
+                <w:sz w:val="18"/>
+              </w:rPr>
+              <w:t>Status</w:t>
+            </w:r>
+          </w:p>
+        </w:tc>
+        <w:tc>
+          <w:tcPr>
+            <w:tcW w:type="dxa" w:w="8928"/>
+            <w:shd w:val="clear" w:color="auto" w:fill="EDE7E2"/>
+          </w:tcPr>
+          <w:p>
+            <w:r/>
+            <w:r>
+              <w:rPr>
+                <w:b/>
+                <w:color w:val="1A1A1A"/>
+                <w:sz w:val="18"/>
+              </w:rPr>
+              <w:t>What it means</w:t>
+            </w:r>
+          </w:p>
+        </w:tc>
+      </w:tr>
+      <w:tr>
+        <w:tc>
+          <w:tcPr>
+            <w:tcW w:type="dxa" w:w="1296"/>
+          </w:tcPr>
+          <w:p>
+            <w:pPr>
+              <w:spacing w:after="20"/>
+            </w:pPr>
+            <w:r/>
+            <w:r>
+              <w:rPr>
+                <w:b w:val="0"/>
+                <w:color w:val="1A1A1A"/>
+                <w:sz w:val="18"/>
+              </w:rPr>
+              <w:t>401</w:t>
+            </w:r>
+          </w:p>
+        </w:tc>
+        <w:tc>
+          <w:tcPr>
+            <w:tcW w:type="dxa" w:w="8928"/>
+          </w:tcPr>
+          <w:p>
+            <w:pPr>
+              <w:spacing w:after="20"/>
+            </w:pPr>
+            <w:r/>
+            <w:r>
+              <w:rPr>
+                <w:b w:val="0"/>
+                <w:color w:val="1A1A1A"/>
+                <w:sz w:val="18"/>
+              </w:rPr>
+              <w:t>Not logged in — the token is missing, wrong or expired.</w:t>
+            </w:r>
+          </w:p>
+        </w:tc>
+      </w:tr>
+      <w:tr>
+        <w:tc>
+          <w:tcPr>
+            <w:tcW w:type="dxa" w:w="1296"/>
+          </w:tcPr>
+          <w:p>
+            <w:pPr>
+              <w:spacing w:after="20"/>
+            </w:pPr>
+            <w:r/>
+            <w:r>
+              <w:rPr>
+                <w:b w:val="0"/>
+                <w:color w:val="1A1A1A"/>
+                <w:sz w:val="18"/>
+              </w:rPr>
+              <w:t>403</w:t>
+            </w:r>
+          </w:p>
+        </w:tc>
+        <w:tc>
+          <w:tcPr>
+            <w:tcW w:type="dxa" w:w="8928"/>
+          </w:tcPr>
+          <w:p>
+            <w:pPr>
+              <w:spacing w:after="20"/>
+            </w:pPr>
+            <w:r/>
+            <w:r>
+              <w:rPr>
+                <w:b w:val="0"/>
+                <w:color w:val="1A1A1A"/>
+                <w:sz w:val="18"/>
+              </w:rPr>
+              <w:t>Wrong role — this login is not allowed to do this.</w:t>
+            </w:r>
+          </w:p>
+        </w:tc>
+      </w:tr>
+      <w:tr>
+        <w:tc>
+          <w:tcPr>
+            <w:tcW w:type="dxa" w:w="1296"/>
+          </w:tcPr>
+          <w:p>
+            <w:pPr>
+              <w:spacing w:after="20"/>
+            </w:pPr>
+            <w:r/>
+            <w:r>
+              <w:rPr>
+                <w:b w:val="0"/>
+                <w:color w:val="1A1A1A"/>
+                <w:sz w:val="18"/>
+              </w:rPr>
+              <w:t>422</w:t>
+            </w:r>
+          </w:p>
+        </w:tc>
+        <w:tc>
+          <w:tcPr>
+            <w:tcW w:type="dxa" w:w="8928"/>
+          </w:tcPr>
+          <w:p>
+            <w:pPr>
+              <w:spacing w:after="20"/>
+            </w:pPr>
+            <w:r/>
+            <w:r>
+              <w:rPr>
+                <w:b w:val="0"/>
+                <w:color w:val="1A1A1A"/>
+                <w:sz w:val="18"/>
+              </w:rPr>
+              <w:t>Validation error — a field is missing or has the wrong type.</w:t>
+            </w:r>
+          </w:p>
+        </w:tc>
+      </w:tr>
+    </w:tbl>
+    <w:p>
+      <w:pPr>
+        <w:spacing w:after="0"/>
+      </w:pPr>
+    </w:p>
+    <w:p>
+      <w:pPr>
+        <w:spacing w:after="120"/>
+      </w:pPr>
+      <w:r>
+        <w:rPr>
+          <w:b w:val="0"/>
+          <w:color w:val="555555"/>
+          <w:sz w:val="19"/>
+        </w:rPr>
+        <w:t xml:space="preserve">Every error body is </w:t>
+      </w:r>
+      <w:r>
+        <w:rPr>
+          <w:rFonts w:ascii="Consolas" w:hAnsi="Consolas"/>
+          <w:color w:val="8A3B1E"/>
+          <w:sz w:val="19"/>
+        </w:rPr>
+        <w:t>{"detail": "...", "request_id": "..."}</w:t>
+      </w:r>
+      <w:r>
+        <w:rPr>
+          <w:b w:val="0"/>
+          <w:color w:val="555555"/>
+          <w:sz w:val="19"/>
+        </w:rPr>
+        <w:t xml:space="preserve">. Quote the </w:t>
+      </w:r>
+      <w:r>
+        <w:rPr>
+          <w:rFonts w:ascii="Consolas" w:hAnsi="Consolas"/>
+          <w:color w:val="8A3B1E"/>
+          <w:sz w:val="19"/>
+        </w:rPr>
+        <w:t>request_id</w:t>
+      </w:r>
+      <w:r>
+        <w:rPr>
+          <w:b w:val="0"/>
+          <w:color w:val="555555"/>
+          <w:sz w:val="19"/>
+        </w:rPr>
+        <w:t xml:space="preserve"> when you report a problem.</w:t>
+      </w:r>
+    </w:p>
+    <w:p>
+      <w:pPr>
+        <w:pStyle w:val="Heading4"/>
+        <w:spacing w:before="160"/>
+      </w:pPr>
+      <w:r>
+        <w:t>Try it with cURL</w:t>
+      </w:r>
+    </w:p>
+    <w:tbl>
+      <w:tblPr>
+        <w:tblStyle w:val="TableGrid"/>
+        <w:tblW w:type="auto" w:w="0"/>
+        <w:tblLook w:firstColumn="1" w:firstRow="1" w:lastColumn="0" w:lastRow="0" w:noHBand="0" w:noVBand="1" w:val="04A0"/>
+      </w:tblPr>
+      <w:tblGrid>
+        <w:gridCol w:w="9792"/>
+      </w:tblGrid>
+      <w:tr>
+        <w:tc>
+          <w:tcPr>
+            <w:tcW w:type="dxa" w:w="9792"/>
+            <w:shd w:val="clear" w:color="auto" w:fill="F4F4F4"/>
+          </w:tcPr>
+          <w:p>
+            <w:pPr>
+              <w:spacing w:after="0" w:line="240" w:lineRule="auto"/>
+            </w:pPr>
+            <w:r/>
+            <w:r>
+              <w:rPr>
+                <w:rFonts w:ascii="Consolas" w:hAnsi="Consolas"/>
+                <w:sz w:val="17"/>
+              </w:rPr>
+              <w:t>curl -X GET "http://127.0.0.1:8000/api/v1/store/substitutions" \</w:t>
+            </w:r>
+          </w:p>
+          <w:p>
+            <w:pPr>
+              <w:spacing w:after="0" w:line="240" w:lineRule="auto"/>
+            </w:pPr>
+            <w:r>
+              <w:rPr>
+                <w:rFonts w:ascii="Consolas" w:hAnsi="Consolas"/>
+                <w:sz w:val="17"/>
+              </w:rPr>
+              <w:t xml:space="preserve">  -H "Authorization: Bearer $TOKEN"</w:t>
+            </w:r>
+          </w:p>
+        </w:tc>
+      </w:tr>
+    </w:tbl>
+    <w:p>
+      <w:pPr>
+        <w:spacing w:after="0"/>
+      </w:pPr>
+    </w:p>
+    <w:p>
+      <w:pPr>
+        <w:spacing w:after="40"/>
+        <w:pBdr>
+          <w:bottom w:val="single" w:sz="6" w:color="CCCCCC"/>
+        </w:pBdr>
+      </w:pPr>
+    </w:p>
+    <w:p>
+      <w:pPr>
+        <w:pStyle w:val="Heading3"/>
+        <w:spacing w:before="200"/>
+      </w:pPr>
+      <w:r>
+        <w:t>POST  /api/v1/store/substitutions/{request_id}/approve</w:t>
+      </w:r>
+    </w:p>
+    <w:p>
+      <w:pPr>
+        <w:spacing w:after="120"/>
+      </w:pPr>
+      <w:r>
+        <w:rPr>
+          <w:b/>
+          <w:color w:val="8A3B1E"/>
+          <w:sz w:val="21"/>
+        </w:rPr>
+        <w:t>Approve Substitution</w:t>
+      </w:r>
+    </w:p>
+    <w:p>
+      <w:pPr>
+        <w:pStyle w:val="Heading4"/>
+        <w:spacing w:before="160"/>
+      </w:pPr>
+      <w:r>
+        <w:t>What it does</w:t>
+      </w:r>
+    </w:p>
+    <w:p>
+      <w:pPr>
+        <w:spacing w:after="120"/>
+      </w:pPr>
+      <w:r>
+        <w:rPr>
+          <w:b w:val="0"/>
+          <w:color w:val="1A1A1A"/>
+          <w:sz w:val="21"/>
+        </w:rPr>
+        <w:t>Permit this one packet into this one garment. IT DOES NOT ISSUE IT.</w:t>
+      </w:r>
+    </w:p>
+    <w:p>
+      <w:pPr>
+        <w:spacing w:after="120"/>
+      </w:pPr>
+      <w:r>
+        <w:rPr>
+          <w:b w:val="0"/>
+          <w:color w:val="1A1A1A"/>
+          <w:sz w:val="21"/>
+        </w:rPr>
+        <w:t>The operator re-scans the packet and that is what moves the stock, against their own card. One approval covers one garment: the re-scan marks it CONSUMED.</w:t>
+      </w:r>
+    </w:p>
+    <w:p>
+      <w:pPr>
+        <w:pStyle w:val="Heading4"/>
+        <w:spacing w:before="160"/>
+      </w:pPr>
+      <w:r>
+        <w:t>Who can call it</w:t>
+      </w:r>
+    </w:p>
+    <w:p>
+      <w:pPr>
+        <w:spacing w:after="120"/>
+      </w:pPr>
+      <w:r>
+        <w:rPr>
+          <w:b/>
+          <w:color w:val="1A1A1A"/>
+          <w:sz w:val="21"/>
+        </w:rPr>
+        <w:t>Allowed roles:</w:t>
+      </w:r>
+      <w:r>
+        <w:rPr>
+          <w:b w:val="0"/>
+          <w:color w:val="1A1A1A"/>
+          <w:sz w:val="21"/>
+        </w:rPr>
+        <w:t xml:space="preserve"> Direct Manager, Managing Director. Managing Director and Direct Manager always pass (they are superusers).</w:t>
+      </w:r>
+    </w:p>
+    <w:p>
+      <w:pPr>
+        <w:spacing w:after="120"/>
+      </w:pPr>
+      <w:r>
+        <w:rPr>
+          <w:b w:val="0"/>
+          <w:color w:val="555555"/>
+          <w:sz w:val="19"/>
+        </w:rPr>
+        <w:t xml:space="preserve">The legacy </w:t>
+      </w:r>
+      <w:r>
+        <w:rPr>
+          <w:rFonts w:ascii="Consolas" w:hAnsi="Consolas"/>
+          <w:color w:val="8A3B1E"/>
+          <w:sz w:val="19"/>
+        </w:rPr>
+        <w:t>employee</w:t>
+      </w:r>
+      <w:r>
+        <w:rPr>
+          <w:b w:val="0"/>
+          <w:color w:val="555555"/>
+          <w:sz w:val="19"/>
+        </w:rPr>
+        <w:t xml:space="preserve"> role is blocked on this router.</w:t>
+      </w:r>
+    </w:p>
+    <w:p>
+      <w:pPr>
+        <w:pStyle w:val="Heading4"/>
+        <w:spacing w:before="160"/>
+      </w:pPr>
+      <w:r>
+        <w:t>Path parameters (part of the URL)</w:t>
+      </w:r>
+    </w:p>
+    <w:tbl>
+      <w:tblPr>
+        <w:tblStyle w:val="TableGrid"/>
+        <w:tblW w:type="auto" w:w="0"/>
+        <w:tblLayout w:type="autofit"/>
+        <w:tblLook w:firstColumn="1" w:firstRow="1" w:lastColumn="0" w:lastRow="0" w:noHBand="0" w:noVBand="1" w:val="04A0"/>
+      </w:tblPr>
+      <w:tblGrid>
+        <w:gridCol w:w="2448"/>
+        <w:gridCol w:w="2448"/>
+        <w:gridCol w:w="2448"/>
+        <w:gridCol w:w="2448"/>
+      </w:tblGrid>
+      <w:tr>
+        <w:trPr>
+          <w:tblHeader w:val="true"/>
+        </w:trPr>
+        <w:tc>
+          <w:tcPr>
+            <w:tcW w:type="dxa" w:w="2160"/>
+            <w:shd w:val="clear" w:color="auto" w:fill="EDE7E2"/>
+          </w:tcPr>
+          <w:p>
+            <w:r/>
+            <w:r>
+              <w:rPr>
+                <w:b/>
+                <w:color w:val="1A1A1A"/>
+                <w:sz w:val="18"/>
+              </w:rPr>
+              <w:t>Name</w:t>
+            </w:r>
+          </w:p>
+        </w:tc>
+        <w:tc>
+          <w:tcPr>
+            <w:tcW w:type="dxa" w:w="2016"/>
+            <w:shd w:val="clear" w:color="auto" w:fill="EDE7E2"/>
+          </w:tcPr>
+          <w:p>
+            <w:r/>
+            <w:r>
+              <w:rPr>
+                <w:b/>
+                <w:color w:val="1A1A1A"/>
+                <w:sz w:val="18"/>
+              </w:rPr>
+              <w:t>Type</w:t>
+            </w:r>
+          </w:p>
+        </w:tc>
+        <w:tc>
+          <w:tcPr>
+            <w:tcW w:type="dxa" w:w="1152"/>
+            <w:shd w:val="clear" w:color="auto" w:fill="EDE7E2"/>
+          </w:tcPr>
+          <w:p>
+            <w:r/>
+            <w:r>
+              <w:rPr>
+                <w:b/>
+                <w:color w:val="1A1A1A"/>
+                <w:sz w:val="18"/>
+              </w:rPr>
+              <w:t>Required</w:t>
+            </w:r>
+          </w:p>
+        </w:tc>
+        <w:tc>
+          <w:tcPr>
+            <w:tcW w:type="dxa" w:w="4896"/>
+            <w:shd w:val="clear" w:color="auto" w:fill="EDE7E2"/>
+          </w:tcPr>
+          <w:p>
+            <w:r/>
+            <w:r>
+              <w:rPr>
+                <w:b/>
+                <w:color w:val="1A1A1A"/>
+                <w:sz w:val="18"/>
+              </w:rPr>
+              <w:t>Meaning</w:t>
+            </w:r>
+          </w:p>
+        </w:tc>
+      </w:tr>
+      <w:tr>
+        <w:tc>
+          <w:tcPr>
+            <w:tcW w:type="dxa" w:w="2160"/>
+          </w:tcPr>
+          <w:p>
+            <w:pPr>
+              <w:spacing w:after="20"/>
+            </w:pPr>
+            <w:r/>
+            <w:r>
+              <w:rPr>
+                <w:rFonts w:ascii="Consolas" w:hAnsi="Consolas"/>
+                <w:color w:val="8A3B1E"/>
+                <w:sz w:val="18"/>
+              </w:rPr>
+              <w:t>request_id</w:t>
+            </w:r>
+          </w:p>
+        </w:tc>
+        <w:tc>
+          <w:tcPr>
+            <w:tcW w:type="dxa" w:w="2016"/>
+          </w:tcPr>
+          <w:p>
+            <w:pPr>
+              <w:spacing w:after="20"/>
+            </w:pPr>
+            <w:r/>
+            <w:r>
+              <w:rPr>
+                <w:b w:val="0"/>
+                <w:color w:val="1A1A1A"/>
+                <w:sz w:val="18"/>
+              </w:rPr>
+              <w:t>string (uuid)</w:t>
+            </w:r>
+          </w:p>
+        </w:tc>
+        <w:tc>
+          <w:tcPr>
+            <w:tcW w:type="dxa" w:w="1152"/>
+          </w:tcPr>
+          <w:p>
+            <w:pPr>
+              <w:spacing w:after="20"/>
+            </w:pPr>
+            <w:r/>
+            <w:r>
+              <w:rPr>
+                <w:b w:val="0"/>
+                <w:color w:val="1A1A1A"/>
+                <w:sz w:val="18"/>
+              </w:rPr>
+              <w:t>yes</w:t>
+            </w:r>
+          </w:p>
+        </w:tc>
+        <w:tc>
+          <w:tcPr>
+            <w:tcW w:type="dxa" w:w="4896"/>
+          </w:tcPr>
+          <w:p>
+            <w:pPr>
+              <w:spacing w:after="20"/>
+            </w:pPr>
+            <w:r/>
+          </w:p>
+        </w:tc>
+      </w:tr>
+    </w:tbl>
+    <w:p>
+      <w:pPr>
+        <w:spacing w:after="0"/>
+      </w:pPr>
+    </w:p>
+    <w:p>
+      <w:pPr>
+        <w:pStyle w:val="Heading4"/>
+        <w:spacing w:before="160"/>
+      </w:pPr>
+      <w:r>
+        <w:t>Request body</w:t>
+      </w:r>
+    </w:p>
+    <w:p>
+      <w:pPr>
+        <w:spacing w:after="120"/>
+      </w:pPr>
+      <w:r>
+        <w:rPr>
+          <w:b w:val="0"/>
+          <w:color w:val="1A1A1A"/>
+          <w:sz w:val="21"/>
+        </w:rPr>
+        <w:t xml:space="preserve">Content-Type: </w:t>
+      </w:r>
+      <w:r>
+        <w:rPr>
+          <w:rFonts w:ascii="Consolas" w:hAnsi="Consolas"/>
+          <w:color w:val="8A3B1E"/>
+          <w:sz w:val="21"/>
+        </w:rPr>
+        <w:t>application/json</w:t>
+      </w:r>
+      <w:r>
+        <w:rPr>
+          <w:b w:val="0"/>
+          <w:color w:val="1A1A1A"/>
+          <w:sz w:val="21"/>
+        </w:rPr>
+        <w:t xml:space="preserve">  ·  optional</w:t>
+      </w:r>
+    </w:p>
+    <w:tbl>
+      <w:tblPr>
+        <w:tblStyle w:val="TableGrid"/>
+        <w:tblW w:type="auto" w:w="0"/>
+        <w:tblLayout w:type="autofit"/>
+        <w:tblLook w:firstColumn="1" w:firstRow="1" w:lastColumn="0" w:lastRow="0" w:noHBand="0" w:noVBand="1" w:val="04A0"/>
+      </w:tblPr>
+      <w:tblGrid>
+        <w:gridCol w:w="2448"/>
+        <w:gridCol w:w="2448"/>
+        <w:gridCol w:w="2448"/>
+        <w:gridCol w:w="2448"/>
+      </w:tblGrid>
+      <w:tr>
+        <w:trPr>
+          <w:tblHeader w:val="true"/>
+        </w:trPr>
+        <w:tc>
+          <w:tcPr>
+            <w:tcW w:type="dxa" w:w="2736"/>
+            <w:shd w:val="clear" w:color="auto" w:fill="EDE7E2"/>
+          </w:tcPr>
+          <w:p>
+            <w:r/>
+            <w:r>
+              <w:rPr>
+                <w:b/>
+                <w:color w:val="1A1A1A"/>
+                <w:sz w:val="18"/>
+              </w:rPr>
+              <w:t>Field</w:t>
+            </w:r>
+          </w:p>
+        </w:tc>
+        <w:tc>
+          <w:tcPr>
+            <w:tcW w:type="dxa" w:w="1944"/>
+            <w:shd w:val="clear" w:color="auto" w:fill="EDE7E2"/>
+          </w:tcPr>
+          <w:p>
+            <w:r/>
+            <w:r>
+              <w:rPr>
+                <w:b/>
+                <w:color w:val="1A1A1A"/>
+                <w:sz w:val="18"/>
+              </w:rPr>
+              <w:t>Type</w:t>
+            </w:r>
+          </w:p>
+        </w:tc>
+        <w:tc>
+          <w:tcPr>
+            <w:tcW w:type="dxa" w:w="1080"/>
+            <w:shd w:val="clear" w:color="auto" w:fill="EDE7E2"/>
+          </w:tcPr>
+          <w:p>
+            <w:r/>
+            <w:r>
+              <w:rPr>
+                <w:b/>
+                <w:color w:val="1A1A1A"/>
+                <w:sz w:val="18"/>
+              </w:rPr>
+              <w:t>Required</w:t>
+            </w:r>
+          </w:p>
+        </w:tc>
+        <w:tc>
+          <w:tcPr>
+            <w:tcW w:type="dxa" w:w="4464"/>
+            <w:shd w:val="clear" w:color="auto" w:fill="EDE7E2"/>
+          </w:tcPr>
+          <w:p>
+            <w:r/>
+            <w:r>
+              <w:rPr>
+                <w:b/>
+                <w:color w:val="1A1A1A"/>
+                <w:sz w:val="18"/>
+              </w:rPr>
+              <w:t>Meaning</w:t>
+            </w:r>
+          </w:p>
+        </w:tc>
+      </w:tr>
+      <w:tr>
+        <w:tc>
+          <w:tcPr>
+            <w:tcW w:type="dxa" w:w="2736"/>
+          </w:tcPr>
+          <w:p>
+            <w:pPr>
+              <w:spacing w:after="20"/>
+            </w:pPr>
+            <w:r/>
+            <w:r>
+              <w:rPr>
+                <w:rFonts w:ascii="Consolas" w:hAnsi="Consolas"/>
+                <w:color w:val="8A3B1E"/>
+                <w:sz w:val="18"/>
+              </w:rPr>
+              <w:t>note</w:t>
+            </w:r>
+          </w:p>
+        </w:tc>
+        <w:tc>
+          <w:tcPr>
+            <w:tcW w:type="dxa" w:w="1944"/>
+          </w:tcPr>
+          <w:p>
+            <w:pPr>
+              <w:spacing w:after="20"/>
+            </w:pPr>
+            <w:r/>
+            <w:r>
+              <w:rPr>
+                <w:b w:val="0"/>
+                <w:color w:val="1A1A1A"/>
+                <w:sz w:val="18"/>
+              </w:rPr>
+              <w:t>string or null</w:t>
+            </w:r>
+          </w:p>
+        </w:tc>
+        <w:tc>
+          <w:tcPr>
+            <w:tcW w:type="dxa" w:w="1080"/>
+          </w:tcPr>
+          <w:p>
+            <w:pPr>
+              <w:spacing w:after="20"/>
+            </w:pPr>
+            <w:r/>
+            <w:r>
+              <w:rPr>
+                <w:b w:val="0"/>
+                <w:color w:val="1A1A1A"/>
+                <w:sz w:val="18"/>
+              </w:rPr>
+              <w:t>no</w:t>
+            </w:r>
+          </w:p>
+        </w:tc>
+        <w:tc>
+          <w:tcPr>
+            <w:tcW w:type="dxa" w:w="4464"/>
+          </w:tcPr>
+          <w:p>
+            <w:pPr>
+              <w:spacing w:after="20"/>
+            </w:pPr>
+            <w:r/>
+          </w:p>
+        </w:tc>
+      </w:tr>
+    </w:tbl>
+    <w:p>
+      <w:pPr>
+        <w:spacing w:after="0"/>
+      </w:pPr>
+    </w:p>
+    <w:p>
+      <w:pPr>
+        <w:spacing w:after="120"/>
+      </w:pPr>
+      <w:r>
+        <w:rPr>
+          <w:b/>
+          <w:color w:val="1A1A1A"/>
+          <w:sz w:val="21"/>
+        </w:rPr>
+        <w:t>Example body</w:t>
+      </w:r>
+    </w:p>
+    <w:tbl>
+      <w:tblPr>
+        <w:tblStyle w:val="TableGrid"/>
+        <w:tblW w:type="auto" w:w="0"/>
+        <w:tblLook w:firstColumn="1" w:firstRow="1" w:lastColumn="0" w:lastRow="0" w:noHBand="0" w:noVBand="1" w:val="04A0"/>
+      </w:tblPr>
+      <w:tblGrid>
+        <w:gridCol w:w="9792"/>
+      </w:tblGrid>
+      <w:tr>
+        <w:tc>
+          <w:tcPr>
+            <w:tcW w:type="dxa" w:w="9792"/>
+            <w:shd w:val="clear" w:color="auto" w:fill="F4F4F4"/>
+          </w:tcPr>
+          <w:p>
+            <w:pPr>
+              <w:spacing w:after="0" w:line="240" w:lineRule="auto"/>
+            </w:pPr>
+            <w:r/>
+            <w:r>
+              <w:rPr>
+                <w:rFonts w:ascii="Consolas" w:hAnsi="Consolas"/>
+                <w:sz w:val="17"/>
+              </w:rPr>
+              <w:t>{</w:t>
+            </w:r>
+          </w:p>
+          <w:p>
+            <w:pPr>
+              <w:spacing w:after="0" w:line="240" w:lineRule="auto"/>
+            </w:pPr>
+            <w:r>
+              <w:rPr>
+                <w:rFonts w:ascii="Consolas" w:hAnsi="Consolas"/>
+                <w:sz w:val="17"/>
+              </w:rPr>
+              <w:t xml:space="preserve">  "note": "string"</w:t>
+            </w:r>
+          </w:p>
+          <w:p>
+            <w:pPr>
+              <w:spacing w:after="0" w:line="240" w:lineRule="auto"/>
+            </w:pPr>
+            <w:r>
+              <w:rPr>
+                <w:rFonts w:ascii="Consolas" w:hAnsi="Consolas"/>
+                <w:sz w:val="17"/>
+              </w:rPr>
+              <w:t>}</w:t>
+            </w:r>
+          </w:p>
+        </w:tc>
+      </w:tr>
+    </w:tbl>
+    <w:p>
+      <w:pPr>
+        <w:spacing w:after="0"/>
+      </w:pPr>
+    </w:p>
+    <w:p>
+      <w:pPr>
+        <w:pStyle w:val="Heading4"/>
+        <w:spacing w:before="160"/>
+      </w:pPr>
+      <w:r>
+        <w:t>Response</w:t>
+      </w:r>
+    </w:p>
+    <w:p>
+      <w:pPr>
+        <w:spacing w:after="120"/>
+      </w:pPr>
+      <w:r>
+        <w:rPr>
+          <w:b/>
+          <w:color w:val="1A1A1A"/>
+          <w:sz w:val="21"/>
+        </w:rPr>
+        <w:t>200</w:t>
+      </w:r>
+      <w:r>
+        <w:rPr>
+          <w:b w:val="0"/>
+          <w:color w:val="1A1A1A"/>
+          <w:sz w:val="21"/>
+        </w:rPr>
+        <w:t xml:space="preserve"> — OK — the call worked.</w:t>
+      </w:r>
+    </w:p>
+    <w:tbl>
+      <w:tblPr>
+        <w:tblStyle w:val="TableGrid"/>
+        <w:tblW w:type="auto" w:w="0"/>
+        <w:tblLayout w:type="autofit"/>
+        <w:tblLook w:firstColumn="1" w:firstRow="1" w:lastColumn="0" w:lastRow="0" w:noHBand="0" w:noVBand="1" w:val="04A0"/>
+      </w:tblPr>
+      <w:tblGrid>
+        <w:gridCol w:w="3264"/>
+        <w:gridCol w:w="3264"/>
+        <w:gridCol w:w="3264"/>
+      </w:tblGrid>
+      <w:tr>
+        <w:trPr>
+          <w:tblHeader w:val="true"/>
+        </w:trPr>
+        <w:tc>
+          <w:tcPr>
+            <w:tcW w:type="dxa" w:w="3024"/>
+            <w:shd w:val="clear" w:color="auto" w:fill="EDE7E2"/>
+          </w:tcPr>
+          <w:p>
+            <w:r/>
+            <w:r>
+              <w:rPr>
+                <w:b/>
+                <w:color w:val="1A1A1A"/>
+                <w:sz w:val="18"/>
+              </w:rPr>
+              <w:t>Field</w:t>
+            </w:r>
+          </w:p>
+        </w:tc>
+        <w:tc>
+          <w:tcPr>
+            <w:tcW w:type="dxa" w:w="2160"/>
+            <w:shd w:val="clear" w:color="auto" w:fill="EDE7E2"/>
+          </w:tcPr>
+          <w:p>
+            <w:r/>
+            <w:r>
+              <w:rPr>
+                <w:b/>
+                <w:color w:val="1A1A1A"/>
+                <w:sz w:val="18"/>
+              </w:rPr>
+              <w:t>Type</w:t>
+            </w:r>
+          </w:p>
+        </w:tc>
+        <w:tc>
+          <w:tcPr>
+            <w:tcW w:type="dxa" w:w="5040"/>
+            <w:shd w:val="clear" w:color="auto" w:fill="EDE7E2"/>
+          </w:tcPr>
+          <w:p>
+            <w:r/>
+            <w:r>
+              <w:rPr>
+                <w:b/>
+                <w:color w:val="1A1A1A"/>
+                <w:sz w:val="18"/>
+              </w:rPr>
+              <w:t>Meaning</w:t>
+            </w:r>
+          </w:p>
+        </w:tc>
+      </w:tr>
+      <w:tr>
+        <w:tc>
+          <w:tcPr>
+            <w:tcW w:type="dxa" w:w="3024"/>
+          </w:tcPr>
+          <w:p>
+            <w:pPr>
+              <w:spacing w:after="20"/>
+            </w:pPr>
+            <w:r/>
+            <w:r>
+              <w:rPr>
+                <w:rFonts w:ascii="Consolas" w:hAnsi="Consolas"/>
+                <w:color w:val="8A3B1E"/>
+                <w:sz w:val="18"/>
+              </w:rPr>
+              <w:t>request_id</w:t>
+            </w:r>
+          </w:p>
+        </w:tc>
+        <w:tc>
+          <w:tcPr>
+            <w:tcW w:type="dxa" w:w="2160"/>
+          </w:tcPr>
+          <w:p>
+            <w:pPr>
+              <w:spacing w:after="20"/>
+            </w:pPr>
+            <w:r/>
+            <w:r>
+              <w:rPr>
+                <w:b w:val="0"/>
+                <w:color w:val="1A1A1A"/>
+                <w:sz w:val="18"/>
+              </w:rPr>
+              <w:t>string</w:t>
+            </w:r>
+          </w:p>
+        </w:tc>
+        <w:tc>
+          <w:tcPr>
+            <w:tcW w:type="dxa" w:w="5040"/>
+          </w:tcPr>
+          <w:p>
+            <w:pPr>
+              <w:spacing w:after="20"/>
+            </w:pPr>
+            <w:r/>
+          </w:p>
+        </w:tc>
+      </w:tr>
+      <w:tr>
+        <w:tc>
+          <w:tcPr>
+            <w:tcW w:type="dxa" w:w="3024"/>
+          </w:tcPr>
+          <w:p>
+            <w:pPr>
+              <w:spacing w:after="20"/>
+            </w:pPr>
+            <w:r/>
+            <w:r>
+              <w:rPr>
+                <w:rFonts w:ascii="Consolas" w:hAnsi="Consolas"/>
+                <w:color w:val="8A3B1E"/>
+                <w:sz w:val="18"/>
+              </w:rPr>
+              <w:t>status</w:t>
+            </w:r>
+          </w:p>
+        </w:tc>
+        <w:tc>
+          <w:tcPr>
+            <w:tcW w:type="dxa" w:w="2160"/>
+          </w:tcPr>
+          <w:p>
+            <w:pPr>
+              <w:spacing w:after="20"/>
+            </w:pPr>
+            <w:r/>
+            <w:r>
+              <w:rPr>
+                <w:b w:val="0"/>
+                <w:color w:val="1A1A1A"/>
+                <w:sz w:val="18"/>
+              </w:rPr>
+              <w:t>string</w:t>
+            </w:r>
+          </w:p>
+        </w:tc>
+        <w:tc>
+          <w:tcPr>
+            <w:tcW w:type="dxa" w:w="5040"/>
+          </w:tcPr>
+          <w:p>
+            <w:pPr>
+              <w:spacing w:after="20"/>
+            </w:pPr>
+            <w:r/>
+          </w:p>
+        </w:tc>
+      </w:tr>
+      <w:tr>
+        <w:tc>
+          <w:tcPr>
+            <w:tcW w:type="dxa" w:w="3024"/>
+          </w:tcPr>
+          <w:p>
+            <w:pPr>
+              <w:spacing w:after="20"/>
+            </w:pPr>
+            <w:r/>
+            <w:r>
+              <w:rPr>
+                <w:rFonts w:ascii="Consolas" w:hAnsi="Consolas"/>
+                <w:color w:val="8A3B1E"/>
+                <w:sz w:val="18"/>
+              </w:rPr>
+              <w:t>piece_code</w:t>
+            </w:r>
+          </w:p>
+        </w:tc>
+        <w:tc>
+          <w:tcPr>
+            <w:tcW w:type="dxa" w:w="2160"/>
+          </w:tcPr>
+          <w:p>
+            <w:pPr>
+              <w:spacing w:after="20"/>
+            </w:pPr>
+            <w:r/>
+            <w:r>
+              <w:rPr>
+                <w:b w:val="0"/>
+                <w:color w:val="1A1A1A"/>
+                <w:sz w:val="18"/>
+              </w:rPr>
+              <w:t>string or null</w:t>
+            </w:r>
+          </w:p>
+        </w:tc>
+        <w:tc>
+          <w:tcPr>
+            <w:tcW w:type="dxa" w:w="5040"/>
+          </w:tcPr>
+          <w:p>
+            <w:pPr>
+              <w:spacing w:after="20"/>
+            </w:pPr>
+            <w:r/>
+          </w:p>
+        </w:tc>
+      </w:tr>
+      <w:tr>
+        <w:tc>
+          <w:tcPr>
+            <w:tcW w:type="dxa" w:w="3024"/>
+          </w:tcPr>
+          <w:p>
+            <w:pPr>
+              <w:spacing w:after="20"/>
+            </w:pPr>
+            <w:r/>
+            <w:r>
+              <w:rPr>
+                <w:rFonts w:ascii="Consolas" w:hAnsi="Consolas"/>
+                <w:color w:val="8A3B1E"/>
+                <w:sz w:val="18"/>
+              </w:rPr>
+              <w:t>article</w:t>
+            </w:r>
+          </w:p>
+        </w:tc>
+        <w:tc>
+          <w:tcPr>
+            <w:tcW w:type="dxa" w:w="2160"/>
+          </w:tcPr>
+          <w:p>
+            <w:pPr>
+              <w:spacing w:after="20"/>
+            </w:pPr>
+            <w:r/>
+            <w:r>
+              <w:rPr>
+                <w:b w:val="0"/>
+                <w:color w:val="1A1A1A"/>
+                <w:sz w:val="18"/>
+              </w:rPr>
+              <w:t>string or null</w:t>
+            </w:r>
+          </w:p>
+        </w:tc>
+        <w:tc>
+          <w:tcPr>
+            <w:tcW w:type="dxa" w:w="5040"/>
+          </w:tcPr>
+          <w:p>
+            <w:pPr>
+              <w:spacing w:after="20"/>
+            </w:pPr>
+            <w:r/>
+          </w:p>
+        </w:tc>
+      </w:tr>
+      <w:tr>
+        <w:tc>
+          <w:tcPr>
+            <w:tcW w:type="dxa" w:w="3024"/>
+          </w:tcPr>
+          <w:p>
+            <w:pPr>
+              <w:spacing w:after="20"/>
+            </w:pPr>
+            <w:r/>
+            <w:r>
+              <w:rPr>
+                <w:rFonts w:ascii="Consolas" w:hAnsi="Consolas"/>
+                <w:color w:val="8A3B1E"/>
+                <w:sz w:val="18"/>
+              </w:rPr>
+              <w:t>garment_size</w:t>
+            </w:r>
+          </w:p>
+        </w:tc>
+        <w:tc>
+          <w:tcPr>
+            <w:tcW w:type="dxa" w:w="2160"/>
+          </w:tcPr>
+          <w:p>
+            <w:pPr>
+              <w:spacing w:after="20"/>
+            </w:pPr>
+            <w:r/>
+            <w:r>
+              <w:rPr>
+                <w:b w:val="0"/>
+                <w:color w:val="1A1A1A"/>
+                <w:sz w:val="18"/>
+              </w:rPr>
+              <w:t>string or null</w:t>
+            </w:r>
+          </w:p>
+        </w:tc>
+        <w:tc>
+          <w:tcPr>
+            <w:tcW w:type="dxa" w:w="5040"/>
+          </w:tcPr>
+          <w:p>
+            <w:pPr>
+              <w:spacing w:after="20"/>
+            </w:pPr>
+            <w:r/>
+          </w:p>
+        </w:tc>
+      </w:tr>
+      <w:tr>
+        <w:tc>
+          <w:tcPr>
+            <w:tcW w:type="dxa" w:w="3024"/>
+          </w:tcPr>
+          <w:p>
+            <w:pPr>
+              <w:spacing w:after="20"/>
+            </w:pPr>
+            <w:r/>
+            <w:r>
+              <w:rPr>
+                <w:rFonts w:ascii="Consolas" w:hAnsi="Consolas"/>
+                <w:color w:val="8A3B1E"/>
+                <w:sz w:val="18"/>
+              </w:rPr>
+              <w:t>lot_size</w:t>
+            </w:r>
+          </w:p>
+        </w:tc>
+        <w:tc>
+          <w:tcPr>
+            <w:tcW w:type="dxa" w:w="2160"/>
+          </w:tcPr>
+          <w:p>
+            <w:pPr>
+              <w:spacing w:after="20"/>
+            </w:pPr>
+            <w:r/>
+            <w:r>
+              <w:rPr>
+                <w:b w:val="0"/>
+                <w:color w:val="1A1A1A"/>
+                <w:sz w:val="18"/>
+              </w:rPr>
+              <w:t>string or null</w:t>
+            </w:r>
+          </w:p>
+        </w:tc>
+        <w:tc>
+          <w:tcPr>
+            <w:tcW w:type="dxa" w:w="5040"/>
+          </w:tcPr>
+          <w:p>
+            <w:pPr>
+              <w:spacing w:after="20"/>
+            </w:pPr>
+            <w:r/>
+          </w:p>
+        </w:tc>
+      </w:tr>
+      <w:tr>
+        <w:tc>
+          <w:tcPr>
+            <w:tcW w:type="dxa" w:w="3024"/>
+          </w:tcPr>
+          <w:p>
+            <w:pPr>
+              <w:spacing w:after="20"/>
+            </w:pPr>
+            <w:r/>
+            <w:r>
+              <w:rPr>
+                <w:rFonts w:ascii="Consolas" w:hAnsi="Consolas"/>
+                <w:color w:val="8A3B1E"/>
+                <w:sz w:val="18"/>
+              </w:rPr>
+              <w:t>decided_by</w:t>
+            </w:r>
+          </w:p>
+        </w:tc>
+        <w:tc>
+          <w:tcPr>
+            <w:tcW w:type="dxa" w:w="2160"/>
+          </w:tcPr>
+          <w:p>
+            <w:pPr>
+              <w:spacing w:after="20"/>
+            </w:pPr>
+            <w:r/>
+            <w:r>
+              <w:rPr>
+                <w:b w:val="0"/>
+                <w:color w:val="1A1A1A"/>
+                <w:sz w:val="18"/>
+              </w:rPr>
+              <w:t>string or null</w:t>
+            </w:r>
+          </w:p>
+        </w:tc>
+        <w:tc>
+          <w:tcPr>
+            <w:tcW w:type="dxa" w:w="5040"/>
+          </w:tcPr>
+          <w:p>
+            <w:pPr>
+              <w:spacing w:after="20"/>
+            </w:pPr>
+            <w:r/>
+          </w:p>
+        </w:tc>
+      </w:tr>
+      <w:tr>
+        <w:tc>
+          <w:tcPr>
+            <w:tcW w:type="dxa" w:w="3024"/>
+          </w:tcPr>
+          <w:p>
+            <w:pPr>
+              <w:spacing w:after="20"/>
+            </w:pPr>
+            <w:r/>
+            <w:r>
+              <w:rPr>
+                <w:rFonts w:ascii="Consolas" w:hAnsi="Consolas"/>
+                <w:color w:val="8A3B1E"/>
+                <w:sz w:val="18"/>
+              </w:rPr>
+              <w:t>decision_note</w:t>
+            </w:r>
+          </w:p>
+        </w:tc>
+        <w:tc>
+          <w:tcPr>
+            <w:tcW w:type="dxa" w:w="2160"/>
+          </w:tcPr>
+          <w:p>
+            <w:pPr>
+              <w:spacing w:after="20"/>
+            </w:pPr>
+            <w:r/>
+            <w:r>
+              <w:rPr>
+                <w:b w:val="0"/>
+                <w:color w:val="1A1A1A"/>
+                <w:sz w:val="18"/>
+              </w:rPr>
+              <w:t>string or null</w:t>
+            </w:r>
+          </w:p>
+        </w:tc>
+        <w:tc>
+          <w:tcPr>
+            <w:tcW w:type="dxa" w:w="5040"/>
+          </w:tcPr>
+          <w:p>
+            <w:pPr>
+              <w:spacing w:after="20"/>
+            </w:pPr>
+            <w:r/>
+          </w:p>
+        </w:tc>
+      </w:tr>
+      <w:tr>
+        <w:tc>
+          <w:tcPr>
+            <w:tcW w:type="dxa" w:w="3024"/>
+          </w:tcPr>
+          <w:p>
+            <w:pPr>
+              <w:spacing w:after="20"/>
+            </w:pPr>
+            <w:r/>
+            <w:r>
+              <w:rPr>
+                <w:rFonts w:ascii="Consolas" w:hAnsi="Consolas"/>
+                <w:color w:val="8A3B1E"/>
+                <w:sz w:val="18"/>
+              </w:rPr>
+              <w:t>message</w:t>
+            </w:r>
+          </w:p>
+        </w:tc>
+        <w:tc>
+          <w:tcPr>
+            <w:tcW w:type="dxa" w:w="2160"/>
+          </w:tcPr>
+          <w:p>
+            <w:pPr>
+              <w:spacing w:after="20"/>
+            </w:pPr>
+            <w:r/>
+            <w:r>
+              <w:rPr>
+                <w:b w:val="0"/>
+                <w:color w:val="1A1A1A"/>
+                <w:sz w:val="18"/>
+              </w:rPr>
+              <w:t>string</w:t>
+            </w:r>
+          </w:p>
+        </w:tc>
+        <w:tc>
+          <w:tcPr>
+            <w:tcW w:type="dxa" w:w="5040"/>
+          </w:tcPr>
+          <w:p>
+            <w:pPr>
+              <w:spacing w:after="20"/>
+            </w:pPr>
+            <w:r/>
+          </w:p>
+        </w:tc>
+      </w:tr>
+    </w:tbl>
+    <w:p>
+      <w:pPr>
+        <w:spacing w:after="0"/>
+      </w:pPr>
+    </w:p>
+    <w:p>
+      <w:pPr>
+        <w:spacing w:after="120"/>
+      </w:pPr>
+      <w:r>
+        <w:rPr>
+          <w:b/>
+          <w:color w:val="1A1A1A"/>
+          <w:sz w:val="21"/>
+        </w:rPr>
+        <w:t>Example response</w:t>
+      </w:r>
+    </w:p>
+    <w:tbl>
+      <w:tblPr>
+        <w:tblStyle w:val="TableGrid"/>
+        <w:tblW w:type="auto" w:w="0"/>
+        <w:tblLook w:firstColumn="1" w:firstRow="1" w:lastColumn="0" w:lastRow="0" w:noHBand="0" w:noVBand="1" w:val="04A0"/>
+      </w:tblPr>
+      <w:tblGrid>
+        <w:gridCol w:w="9792"/>
+      </w:tblGrid>
+      <w:tr>
+        <w:tc>
+          <w:tcPr>
+            <w:tcW w:type="dxa" w:w="9792"/>
+            <w:shd w:val="clear" w:color="auto" w:fill="F4F4F4"/>
+          </w:tcPr>
+          <w:p>
+            <w:pPr>
+              <w:spacing w:after="0" w:line="240" w:lineRule="auto"/>
+            </w:pPr>
+            <w:r/>
+            <w:r>
+              <w:rPr>
+                <w:rFonts w:ascii="Consolas" w:hAnsi="Consolas"/>
+                <w:sz w:val="17"/>
+              </w:rPr>
+              <w:t>{</w:t>
+            </w:r>
+          </w:p>
+          <w:p>
+            <w:pPr>
+              <w:spacing w:after="0" w:line="240" w:lineRule="auto"/>
+            </w:pPr>
+            <w:r>
+              <w:rPr>
+                <w:rFonts w:ascii="Consolas" w:hAnsi="Consolas"/>
+                <w:sz w:val="17"/>
+              </w:rPr>
+              <w:t xml:space="preserve">  "request_id": "string",</w:t>
+            </w:r>
+          </w:p>
+          <w:p>
+            <w:pPr>
+              <w:spacing w:after="0" w:line="240" w:lineRule="auto"/>
+            </w:pPr>
+            <w:r>
+              <w:rPr>
+                <w:rFonts w:ascii="Consolas" w:hAnsi="Consolas"/>
+                <w:sz w:val="17"/>
+              </w:rPr>
+              <w:t xml:space="preserve">  "status": "string",</w:t>
+            </w:r>
+          </w:p>
+          <w:p>
+            <w:pPr>
+              <w:spacing w:after="0" w:line="240" w:lineRule="auto"/>
+            </w:pPr>
+            <w:r>
+              <w:rPr>
+                <w:rFonts w:ascii="Consolas" w:hAnsi="Consolas"/>
+                <w:sz w:val="17"/>
+              </w:rPr>
+              <w:t xml:space="preserve">  "piece_code": "STRING-CODE",</w:t>
+            </w:r>
+          </w:p>
+          <w:p>
+            <w:pPr>
+              <w:spacing w:after="0" w:line="240" w:lineRule="auto"/>
+            </w:pPr>
+            <w:r>
+              <w:rPr>
+                <w:rFonts w:ascii="Consolas" w:hAnsi="Consolas"/>
+                <w:sz w:val="17"/>
+              </w:rPr>
+              <w:t xml:space="preserve">  "article": "string",</w:t>
+            </w:r>
+          </w:p>
+          <w:p>
+            <w:pPr>
+              <w:spacing w:after="0" w:line="240" w:lineRule="auto"/>
+            </w:pPr>
+            <w:r>
+              <w:rPr>
+                <w:rFonts w:ascii="Consolas" w:hAnsi="Consolas"/>
+                <w:sz w:val="17"/>
+              </w:rPr>
+              <w:t xml:space="preserve">  "garment_size": "string",</w:t>
+            </w:r>
+          </w:p>
+          <w:p>
+            <w:pPr>
+              <w:spacing w:after="0" w:line="240" w:lineRule="auto"/>
+            </w:pPr>
+            <w:r>
+              <w:rPr>
+                <w:rFonts w:ascii="Consolas" w:hAnsi="Consolas"/>
+                <w:sz w:val="17"/>
+              </w:rPr>
+              <w:t xml:space="preserve">  "lot_size": "string",</w:t>
+            </w:r>
+          </w:p>
+          <w:p>
+            <w:pPr>
+              <w:spacing w:after="0" w:line="240" w:lineRule="auto"/>
+            </w:pPr>
+            <w:r>
+              <w:rPr>
+                <w:rFonts w:ascii="Consolas" w:hAnsi="Consolas"/>
+                <w:sz w:val="17"/>
+              </w:rPr>
+              <w:t xml:space="preserve">  "decided_by": "string",</w:t>
+            </w:r>
+          </w:p>
+          <w:p>
+            <w:pPr>
+              <w:spacing w:after="0" w:line="240" w:lineRule="auto"/>
+            </w:pPr>
+            <w:r>
+              <w:rPr>
+                <w:rFonts w:ascii="Consolas" w:hAnsi="Consolas"/>
+                <w:sz w:val="17"/>
+              </w:rPr>
+              <w:t xml:space="preserve">  "decision_note": "string",</w:t>
+            </w:r>
+          </w:p>
+          <w:p>
+            <w:pPr>
+              <w:spacing w:after="0" w:line="240" w:lineRule="auto"/>
+            </w:pPr>
+            <w:r>
+              <w:rPr>
+                <w:rFonts w:ascii="Consolas" w:hAnsi="Consolas"/>
+                <w:sz w:val="17"/>
+              </w:rPr>
+              <w:t xml:space="preserve">  "message": "string"</w:t>
+            </w:r>
+          </w:p>
+          <w:p>
+            <w:pPr>
+              <w:spacing w:after="0" w:line="240" w:lineRule="auto"/>
+            </w:pPr>
+            <w:r>
+              <w:rPr>
+                <w:rFonts w:ascii="Consolas" w:hAnsi="Consolas"/>
+                <w:sz w:val="17"/>
+              </w:rPr>
+              <w:t>}</w:t>
+            </w:r>
+          </w:p>
+        </w:tc>
+      </w:tr>
+    </w:tbl>
+    <w:p>
+      <w:pPr>
+        <w:spacing w:after="0"/>
+      </w:pPr>
+    </w:p>
+    <w:p>
+      <w:pPr>
+        <w:spacing w:after="120"/>
+      </w:pPr>
+      <w:r>
+        <w:rPr>
+          <w:b/>
+          <w:color w:val="1A1A1A"/>
+          <w:sz w:val="21"/>
+        </w:rPr>
+        <w:t>Errors</w:t>
+      </w:r>
+    </w:p>
+    <w:tbl>
+      <w:tblPr>
+        <w:tblStyle w:val="TableGrid"/>
+        <w:tblW w:type="auto" w:w="0"/>
+        <w:tblLayout w:type="autofit"/>
+        <w:tblLook w:firstColumn="1" w:firstRow="1" w:lastColumn="0" w:lastRow="0" w:noHBand="0" w:noVBand="1" w:val="04A0"/>
+      </w:tblPr>
+      <w:tblGrid>
+        <w:gridCol w:w="4896"/>
+        <w:gridCol w:w="4896"/>
+      </w:tblGrid>
+      <w:tr>
+        <w:trPr>
+          <w:tblHeader w:val="true"/>
+        </w:trPr>
+        <w:tc>
+          <w:tcPr>
+            <w:tcW w:type="dxa" w:w="1296"/>
+            <w:shd w:val="clear" w:color="auto" w:fill="EDE7E2"/>
+          </w:tcPr>
+          <w:p>
+            <w:r/>
+            <w:r>
+              <w:rPr>
+                <w:b/>
+                <w:color w:val="1A1A1A"/>
+                <w:sz w:val="18"/>
+              </w:rPr>
+              <w:t>Status</w:t>
+            </w:r>
+          </w:p>
+        </w:tc>
+        <w:tc>
+          <w:tcPr>
+            <w:tcW w:type="dxa" w:w="8928"/>
+            <w:shd w:val="clear" w:color="auto" w:fill="EDE7E2"/>
+          </w:tcPr>
+          <w:p>
+            <w:r/>
+            <w:r>
+              <w:rPr>
+                <w:b/>
+                <w:color w:val="1A1A1A"/>
+                <w:sz w:val="18"/>
+              </w:rPr>
+              <w:t>What it means</w:t>
+            </w:r>
+          </w:p>
+        </w:tc>
+      </w:tr>
+      <w:tr>
+        <w:tc>
+          <w:tcPr>
+            <w:tcW w:type="dxa" w:w="1296"/>
+          </w:tcPr>
+          <w:p>
+            <w:pPr>
+              <w:spacing w:after="20"/>
+            </w:pPr>
+            <w:r/>
+            <w:r>
+              <w:rPr>
+                <w:b w:val="0"/>
+                <w:color w:val="1A1A1A"/>
+                <w:sz w:val="18"/>
+              </w:rPr>
+              <w:t>401</w:t>
+            </w:r>
+          </w:p>
+        </w:tc>
+        <w:tc>
+          <w:tcPr>
+            <w:tcW w:type="dxa" w:w="8928"/>
+          </w:tcPr>
+          <w:p>
+            <w:pPr>
+              <w:spacing w:after="20"/>
+            </w:pPr>
+            <w:r/>
+            <w:r>
+              <w:rPr>
+                <w:b w:val="0"/>
+                <w:color w:val="1A1A1A"/>
+                <w:sz w:val="18"/>
+              </w:rPr>
+              <w:t>Not logged in — the token is missing, wrong or expired.</w:t>
+            </w:r>
+          </w:p>
+        </w:tc>
+      </w:tr>
+      <w:tr>
+        <w:tc>
+          <w:tcPr>
+            <w:tcW w:type="dxa" w:w="1296"/>
+          </w:tcPr>
+          <w:p>
+            <w:pPr>
+              <w:spacing w:after="20"/>
+            </w:pPr>
+            <w:r/>
+            <w:r>
+              <w:rPr>
+                <w:b w:val="0"/>
+                <w:color w:val="1A1A1A"/>
+                <w:sz w:val="18"/>
+              </w:rPr>
+              <w:t>403</w:t>
+            </w:r>
+          </w:p>
+        </w:tc>
+        <w:tc>
+          <w:tcPr>
+            <w:tcW w:type="dxa" w:w="8928"/>
+          </w:tcPr>
+          <w:p>
+            <w:pPr>
+              <w:spacing w:after="20"/>
+            </w:pPr>
+            <w:r/>
+            <w:r>
+              <w:rPr>
+                <w:b w:val="0"/>
+                <w:color w:val="1A1A1A"/>
+                <w:sz w:val="18"/>
+              </w:rPr>
+              <w:t>Wrong role — this login is not allowed to do this.</w:t>
+            </w:r>
+          </w:p>
+        </w:tc>
+      </w:tr>
+      <w:tr>
+        <w:tc>
+          <w:tcPr>
+            <w:tcW w:type="dxa" w:w="1296"/>
+          </w:tcPr>
+          <w:p>
+            <w:pPr>
+              <w:spacing w:after="20"/>
+            </w:pPr>
+            <w:r/>
+            <w:r>
+              <w:rPr>
+                <w:b w:val="0"/>
+                <w:color w:val="1A1A1A"/>
+                <w:sz w:val="18"/>
+              </w:rPr>
+              <w:t>422</w:t>
+            </w:r>
+          </w:p>
+        </w:tc>
+        <w:tc>
+          <w:tcPr>
+            <w:tcW w:type="dxa" w:w="8928"/>
+          </w:tcPr>
+          <w:p>
+            <w:pPr>
+              <w:spacing w:after="20"/>
+            </w:pPr>
+            <w:r/>
+            <w:r>
+              <w:rPr>
+                <w:b w:val="0"/>
+                <w:color w:val="1A1A1A"/>
+                <w:sz w:val="18"/>
+              </w:rPr>
+              <w:t>Validation error — a field is missing or has the wrong type.</w:t>
+            </w:r>
+          </w:p>
+        </w:tc>
+      </w:tr>
+    </w:tbl>
+    <w:p>
+      <w:pPr>
+        <w:spacing w:after="0"/>
+      </w:pPr>
+    </w:p>
+    <w:p>
+      <w:pPr>
+        <w:spacing w:after="120"/>
+      </w:pPr>
+      <w:r>
+        <w:rPr>
+          <w:b w:val="0"/>
+          <w:color w:val="555555"/>
+          <w:sz w:val="19"/>
+        </w:rPr>
+        <w:t xml:space="preserve">Every error body is </w:t>
+      </w:r>
+      <w:r>
+        <w:rPr>
+          <w:rFonts w:ascii="Consolas" w:hAnsi="Consolas"/>
+          <w:color w:val="8A3B1E"/>
+          <w:sz w:val="19"/>
+        </w:rPr>
+        <w:t>{"detail": "...", "request_id": "..."}</w:t>
+      </w:r>
+      <w:r>
+        <w:rPr>
+          <w:b w:val="0"/>
+          <w:color w:val="555555"/>
+          <w:sz w:val="19"/>
+        </w:rPr>
+        <w:t xml:space="preserve">. Quote the </w:t>
+      </w:r>
+      <w:r>
+        <w:rPr>
+          <w:rFonts w:ascii="Consolas" w:hAnsi="Consolas"/>
+          <w:color w:val="8A3B1E"/>
+          <w:sz w:val="19"/>
+        </w:rPr>
+        <w:t>request_id</w:t>
+      </w:r>
+      <w:r>
+        <w:rPr>
+          <w:b w:val="0"/>
+          <w:color w:val="555555"/>
+          <w:sz w:val="19"/>
+        </w:rPr>
+        <w:t xml:space="preserve"> when you report a problem.</w:t>
+      </w:r>
+    </w:p>
+    <w:p>
+      <w:pPr>
+        <w:pStyle w:val="Heading4"/>
+        <w:spacing w:before="160"/>
+      </w:pPr>
+      <w:r>
+        <w:t>Try it with cURL</w:t>
+      </w:r>
+    </w:p>
+    <w:tbl>
+      <w:tblPr>
+        <w:tblStyle w:val="TableGrid"/>
+        <w:tblW w:type="auto" w:w="0"/>
+        <w:tblLook w:firstColumn="1" w:firstRow="1" w:lastColumn="0" w:lastRow="0" w:noHBand="0" w:noVBand="1" w:val="04A0"/>
+      </w:tblPr>
+      <w:tblGrid>
+        <w:gridCol w:w="9792"/>
+      </w:tblGrid>
+      <w:tr>
+        <w:tc>
+          <w:tcPr>
+            <w:tcW w:type="dxa" w:w="9792"/>
+            <w:shd w:val="clear" w:color="auto" w:fill="F4F4F4"/>
+          </w:tcPr>
+          <w:p>
+            <w:pPr>
+              <w:spacing w:after="0" w:line="240" w:lineRule="auto"/>
+            </w:pPr>
+            <w:r/>
+            <w:r>
+              <w:rPr>
+                <w:rFonts w:ascii="Consolas" w:hAnsi="Consolas"/>
+                <w:sz w:val="17"/>
+              </w:rPr>
+              <w:t>curl -X POST "http://127.0.0.1:8000/api/v1/store/substitutions/{request_id}/approve" \</w:t>
+            </w:r>
+          </w:p>
+          <w:p>
+            <w:pPr>
+              <w:spacing w:after="0" w:line="240" w:lineRule="auto"/>
+            </w:pPr>
+            <w:r>
+              <w:rPr>
+                <w:rFonts w:ascii="Consolas" w:hAnsi="Consolas"/>
+                <w:sz w:val="17"/>
+              </w:rPr>
+              <w:t xml:space="preserve">  -H "Authorization: Bearer $TOKEN" \</w:t>
+            </w:r>
+          </w:p>
+          <w:p>
+            <w:pPr>
+              <w:spacing w:after="0" w:line="240" w:lineRule="auto"/>
+            </w:pPr>
+            <w:r>
+              <w:rPr>
+                <w:rFonts w:ascii="Consolas" w:hAnsi="Consolas"/>
+                <w:sz w:val="17"/>
+              </w:rPr>
+              <w:t xml:space="preserve">  -H "Content-Type: application/json" \</w:t>
+            </w:r>
+          </w:p>
+          <w:p>
+            <w:pPr>
+              <w:spacing w:after="0" w:line="240" w:lineRule="auto"/>
+            </w:pPr>
+            <w:r>
+              <w:rPr>
+                <w:rFonts w:ascii="Consolas" w:hAnsi="Consolas"/>
+                <w:sz w:val="17"/>
+              </w:rPr>
+              <w:t xml:space="preserve">  -d '{</w:t>
+            </w:r>
+          </w:p>
+          <w:p>
+            <w:pPr>
+              <w:spacing w:after="0" w:line="240" w:lineRule="auto"/>
+            </w:pPr>
+            <w:r>
+              <w:rPr>
+                <w:rFonts w:ascii="Consolas" w:hAnsi="Consolas"/>
+                <w:sz w:val="17"/>
+              </w:rPr>
+              <w:t xml:space="preserve">  "note": "string"</w:t>
+            </w:r>
+          </w:p>
+          <w:p>
+            <w:pPr>
+              <w:spacing w:after="0" w:line="240" w:lineRule="auto"/>
+            </w:pPr>
+            <w:r>
+              <w:rPr>
+                <w:rFonts w:ascii="Consolas" w:hAnsi="Consolas"/>
+                <w:sz w:val="17"/>
+              </w:rPr>
+              <w:t>}'</w:t>
+            </w:r>
+          </w:p>
+        </w:tc>
+      </w:tr>
+    </w:tbl>
+    <w:p>
+      <w:pPr>
+        <w:spacing w:after="0"/>
+      </w:pPr>
+    </w:p>
+    <w:p>
+      <w:pPr>
+        <w:spacing w:after="40"/>
+        <w:pBdr>
+          <w:bottom w:val="single" w:sz="6" w:color="CCCCCC"/>
+        </w:pBdr>
+      </w:pPr>
+    </w:p>
+    <w:p>
+      <w:pPr>
+        <w:pStyle w:val="Heading3"/>
+        <w:spacing w:before="200"/>
+      </w:pPr>
+      <w:r>
+        <w:t>POST  /api/v1/store/substitutions/{request_id}/reject</w:t>
+      </w:r>
+    </w:p>
+    <w:p>
+      <w:pPr>
+        <w:spacing w:after="120"/>
+      </w:pPr>
+      <w:r>
+        <w:rPr>
+          <w:b/>
+          <w:color w:val="8A3B1E"/>
+          <w:sz w:val="21"/>
+        </w:rPr>
+        <w:t>Reject Substitution</w:t>
+      </w:r>
+    </w:p>
+    <w:p>
+      <w:pPr>
+        <w:pStyle w:val="Heading4"/>
+        <w:spacing w:before="160"/>
+      </w:pPr>
+      <w:r>
+        <w:t>What it does</w:t>
+      </w:r>
+    </w:p>
+    <w:p>
+      <w:pPr>
+        <w:spacing w:after="120"/>
+      </w:pPr>
+      <w:r>
+        <w:rPr>
+          <w:b w:val="0"/>
+          <w:color w:val="1A1A1A"/>
+          <w:sz w:val="21"/>
+        </w:rPr>
+        <w:t>Refuse it — the floor fetches the right packet. Re-approvable later.</w:t>
+      </w:r>
+    </w:p>
+    <w:p>
+      <w:pPr>
+        <w:pStyle w:val="Heading4"/>
+        <w:spacing w:before="160"/>
+      </w:pPr>
+      <w:r>
+        <w:t>Who can call it</w:t>
+      </w:r>
+    </w:p>
+    <w:p>
+      <w:pPr>
+        <w:spacing w:after="120"/>
+      </w:pPr>
+      <w:r>
+        <w:rPr>
+          <w:b/>
+          <w:color w:val="1A1A1A"/>
+          <w:sz w:val="21"/>
+        </w:rPr>
+        <w:t>Allowed roles:</w:t>
+      </w:r>
+      <w:r>
+        <w:rPr>
+          <w:b w:val="0"/>
+          <w:color w:val="1A1A1A"/>
+          <w:sz w:val="21"/>
+        </w:rPr>
+        <w:t xml:space="preserve"> Direct Manager, Managing Director. Managing Director and Direct Manager always pass (they are superusers).</w:t>
+      </w:r>
+    </w:p>
+    <w:p>
+      <w:pPr>
+        <w:spacing w:after="120"/>
+      </w:pPr>
+      <w:r>
+        <w:rPr>
+          <w:b w:val="0"/>
+          <w:color w:val="555555"/>
+          <w:sz w:val="19"/>
+        </w:rPr>
+        <w:t xml:space="preserve">The legacy </w:t>
+      </w:r>
+      <w:r>
+        <w:rPr>
+          <w:rFonts w:ascii="Consolas" w:hAnsi="Consolas"/>
+          <w:color w:val="8A3B1E"/>
+          <w:sz w:val="19"/>
+        </w:rPr>
+        <w:t>employee</w:t>
+      </w:r>
+      <w:r>
+        <w:rPr>
+          <w:b w:val="0"/>
+          <w:color w:val="555555"/>
+          <w:sz w:val="19"/>
+        </w:rPr>
+        <w:t xml:space="preserve"> role is blocked on this router.</w:t>
+      </w:r>
+    </w:p>
+    <w:p>
+      <w:pPr>
+        <w:pStyle w:val="Heading4"/>
+        <w:spacing w:before="160"/>
+      </w:pPr>
+      <w:r>
+        <w:t>Path parameters (part of the URL)</w:t>
+      </w:r>
+    </w:p>
+    <w:tbl>
+      <w:tblPr>
+        <w:tblStyle w:val="TableGrid"/>
+        <w:tblW w:type="auto" w:w="0"/>
+        <w:tblLayout w:type="autofit"/>
+        <w:tblLook w:firstColumn="1" w:firstRow="1" w:lastColumn="0" w:lastRow="0" w:noHBand="0" w:noVBand="1" w:val="04A0"/>
+      </w:tblPr>
+      <w:tblGrid>
+        <w:gridCol w:w="2448"/>
+        <w:gridCol w:w="2448"/>
+        <w:gridCol w:w="2448"/>
+        <w:gridCol w:w="2448"/>
+      </w:tblGrid>
+      <w:tr>
+        <w:trPr>
+          <w:tblHeader w:val="true"/>
+        </w:trPr>
+        <w:tc>
+          <w:tcPr>
+            <w:tcW w:type="dxa" w:w="2160"/>
+            <w:shd w:val="clear" w:color="auto" w:fill="EDE7E2"/>
+          </w:tcPr>
+          <w:p>
+            <w:r/>
+            <w:r>
+              <w:rPr>
+                <w:b/>
+                <w:color w:val="1A1A1A"/>
+                <w:sz w:val="18"/>
+              </w:rPr>
+              <w:t>Name</w:t>
+            </w:r>
+          </w:p>
+        </w:tc>
+        <w:tc>
+          <w:tcPr>
+            <w:tcW w:type="dxa" w:w="2016"/>
+            <w:shd w:val="clear" w:color="auto" w:fill="EDE7E2"/>
+          </w:tcPr>
+          <w:p>
+            <w:r/>
+            <w:r>
+              <w:rPr>
+                <w:b/>
+                <w:color w:val="1A1A1A"/>
+                <w:sz w:val="18"/>
+              </w:rPr>
+              <w:t>Type</w:t>
+            </w:r>
+          </w:p>
+        </w:tc>
+        <w:tc>
+          <w:tcPr>
+            <w:tcW w:type="dxa" w:w="1152"/>
+            <w:shd w:val="clear" w:color="auto" w:fill="EDE7E2"/>
+          </w:tcPr>
+          <w:p>
+            <w:r/>
+            <w:r>
+              <w:rPr>
+                <w:b/>
+                <w:color w:val="1A1A1A"/>
+                <w:sz w:val="18"/>
+              </w:rPr>
+              <w:t>Required</w:t>
+            </w:r>
+          </w:p>
+        </w:tc>
+        <w:tc>
+          <w:tcPr>
+            <w:tcW w:type="dxa" w:w="4896"/>
+            <w:shd w:val="clear" w:color="auto" w:fill="EDE7E2"/>
+          </w:tcPr>
+          <w:p>
+            <w:r/>
+            <w:r>
+              <w:rPr>
+                <w:b/>
+                <w:color w:val="1A1A1A"/>
+                <w:sz w:val="18"/>
+              </w:rPr>
+              <w:t>Meaning</w:t>
+            </w:r>
+          </w:p>
+        </w:tc>
+      </w:tr>
+      <w:tr>
+        <w:tc>
+          <w:tcPr>
+            <w:tcW w:type="dxa" w:w="2160"/>
+          </w:tcPr>
+          <w:p>
+            <w:pPr>
+              <w:spacing w:after="20"/>
+            </w:pPr>
+            <w:r/>
+            <w:r>
+              <w:rPr>
+                <w:rFonts w:ascii="Consolas" w:hAnsi="Consolas"/>
+                <w:color w:val="8A3B1E"/>
+                <w:sz w:val="18"/>
+              </w:rPr>
+              <w:t>request_id</w:t>
+            </w:r>
+          </w:p>
+        </w:tc>
+        <w:tc>
+          <w:tcPr>
+            <w:tcW w:type="dxa" w:w="2016"/>
+          </w:tcPr>
+          <w:p>
+            <w:pPr>
+              <w:spacing w:after="20"/>
+            </w:pPr>
+            <w:r/>
+            <w:r>
+              <w:rPr>
+                <w:b w:val="0"/>
+                <w:color w:val="1A1A1A"/>
+                <w:sz w:val="18"/>
+              </w:rPr>
+              <w:t>string (uuid)</w:t>
+            </w:r>
+          </w:p>
+        </w:tc>
+        <w:tc>
+          <w:tcPr>
+            <w:tcW w:type="dxa" w:w="1152"/>
+          </w:tcPr>
+          <w:p>
+            <w:pPr>
+              <w:spacing w:after="20"/>
+            </w:pPr>
+            <w:r/>
+            <w:r>
+              <w:rPr>
+                <w:b w:val="0"/>
+                <w:color w:val="1A1A1A"/>
+                <w:sz w:val="18"/>
+              </w:rPr>
+              <w:t>yes</w:t>
+            </w:r>
+          </w:p>
+        </w:tc>
+        <w:tc>
+          <w:tcPr>
+            <w:tcW w:type="dxa" w:w="4896"/>
+          </w:tcPr>
+          <w:p>
+            <w:pPr>
+              <w:spacing w:after="20"/>
+            </w:pPr>
+            <w:r/>
+          </w:p>
+        </w:tc>
+      </w:tr>
+    </w:tbl>
+    <w:p>
+      <w:pPr>
+        <w:spacing w:after="0"/>
+      </w:pPr>
+    </w:p>
+    <w:p>
+      <w:pPr>
+        <w:pStyle w:val="Heading4"/>
+        <w:spacing w:before="160"/>
+      </w:pPr>
+      <w:r>
+        <w:t>Request body</w:t>
+      </w:r>
+    </w:p>
+    <w:p>
+      <w:pPr>
+        <w:spacing w:after="120"/>
+      </w:pPr>
+      <w:r>
+        <w:rPr>
+          <w:b w:val="0"/>
+          <w:color w:val="1A1A1A"/>
+          <w:sz w:val="21"/>
+        </w:rPr>
+        <w:t xml:space="preserve">Content-Type: </w:t>
+      </w:r>
+      <w:r>
+        <w:rPr>
+          <w:rFonts w:ascii="Consolas" w:hAnsi="Consolas"/>
+          <w:color w:val="8A3B1E"/>
+          <w:sz w:val="21"/>
+        </w:rPr>
+        <w:t>application/json</w:t>
+      </w:r>
+      <w:r>
+        <w:rPr>
+          <w:b w:val="0"/>
+          <w:color w:val="1A1A1A"/>
+          <w:sz w:val="21"/>
+        </w:rPr>
+        <w:t xml:space="preserve">  ·  optional</w:t>
+      </w:r>
+    </w:p>
+    <w:tbl>
+      <w:tblPr>
+        <w:tblStyle w:val="TableGrid"/>
+        <w:tblW w:type="auto" w:w="0"/>
+        <w:tblLayout w:type="autofit"/>
+        <w:tblLook w:firstColumn="1" w:firstRow="1" w:lastColumn="0" w:lastRow="0" w:noHBand="0" w:noVBand="1" w:val="04A0"/>
+      </w:tblPr>
+      <w:tblGrid>
+        <w:gridCol w:w="2448"/>
+        <w:gridCol w:w="2448"/>
+        <w:gridCol w:w="2448"/>
+        <w:gridCol w:w="2448"/>
+      </w:tblGrid>
+      <w:tr>
+        <w:trPr>
+          <w:tblHeader w:val="true"/>
+        </w:trPr>
+        <w:tc>
+          <w:tcPr>
+            <w:tcW w:type="dxa" w:w="2736"/>
+            <w:shd w:val="clear" w:color="auto" w:fill="EDE7E2"/>
+          </w:tcPr>
+          <w:p>
+            <w:r/>
+            <w:r>
+              <w:rPr>
+                <w:b/>
+                <w:color w:val="1A1A1A"/>
+                <w:sz w:val="18"/>
+              </w:rPr>
+              <w:t>Field</w:t>
+            </w:r>
+          </w:p>
+        </w:tc>
+        <w:tc>
+          <w:tcPr>
+            <w:tcW w:type="dxa" w:w="1944"/>
+            <w:shd w:val="clear" w:color="auto" w:fill="EDE7E2"/>
+          </w:tcPr>
+          <w:p>
+            <w:r/>
+            <w:r>
+              <w:rPr>
+                <w:b/>
+                <w:color w:val="1A1A1A"/>
+                <w:sz w:val="18"/>
+              </w:rPr>
+              <w:t>Type</w:t>
+            </w:r>
+          </w:p>
+        </w:tc>
+        <w:tc>
+          <w:tcPr>
+            <w:tcW w:type="dxa" w:w="1080"/>
+            <w:shd w:val="clear" w:color="auto" w:fill="EDE7E2"/>
+          </w:tcPr>
+          <w:p>
+            <w:r/>
+            <w:r>
+              <w:rPr>
+                <w:b/>
+                <w:color w:val="1A1A1A"/>
+                <w:sz w:val="18"/>
+              </w:rPr>
+              <w:t>Required</w:t>
+            </w:r>
+          </w:p>
+        </w:tc>
+        <w:tc>
+          <w:tcPr>
+            <w:tcW w:type="dxa" w:w="4464"/>
+            <w:shd w:val="clear" w:color="auto" w:fill="EDE7E2"/>
+          </w:tcPr>
+          <w:p>
+            <w:r/>
+            <w:r>
+              <w:rPr>
+                <w:b/>
+                <w:color w:val="1A1A1A"/>
+                <w:sz w:val="18"/>
+              </w:rPr>
+              <w:t>Meaning</w:t>
+            </w:r>
+          </w:p>
+        </w:tc>
+      </w:tr>
+      <w:tr>
+        <w:tc>
+          <w:tcPr>
+            <w:tcW w:type="dxa" w:w="2736"/>
+          </w:tcPr>
+          <w:p>
+            <w:pPr>
+              <w:spacing w:after="20"/>
+            </w:pPr>
+            <w:r/>
+            <w:r>
+              <w:rPr>
+                <w:rFonts w:ascii="Consolas" w:hAnsi="Consolas"/>
+                <w:color w:val="8A3B1E"/>
+                <w:sz w:val="18"/>
+              </w:rPr>
+              <w:t>note</w:t>
+            </w:r>
+          </w:p>
+        </w:tc>
+        <w:tc>
+          <w:tcPr>
+            <w:tcW w:type="dxa" w:w="1944"/>
+          </w:tcPr>
+          <w:p>
+            <w:pPr>
+              <w:spacing w:after="20"/>
+            </w:pPr>
+            <w:r/>
+            <w:r>
+              <w:rPr>
+                <w:b w:val="0"/>
+                <w:color w:val="1A1A1A"/>
+                <w:sz w:val="18"/>
+              </w:rPr>
+              <w:t>string or null</w:t>
+            </w:r>
+          </w:p>
+        </w:tc>
+        <w:tc>
+          <w:tcPr>
+            <w:tcW w:type="dxa" w:w="1080"/>
+          </w:tcPr>
+          <w:p>
+            <w:pPr>
+              <w:spacing w:after="20"/>
+            </w:pPr>
+            <w:r/>
+            <w:r>
+              <w:rPr>
+                <w:b w:val="0"/>
+                <w:color w:val="1A1A1A"/>
+                <w:sz w:val="18"/>
+              </w:rPr>
+              <w:t>no</w:t>
+            </w:r>
+          </w:p>
+        </w:tc>
+        <w:tc>
+          <w:tcPr>
+            <w:tcW w:type="dxa" w:w="4464"/>
+          </w:tcPr>
+          <w:p>
+            <w:pPr>
+              <w:spacing w:after="20"/>
+            </w:pPr>
+            <w:r/>
+          </w:p>
+        </w:tc>
+      </w:tr>
+    </w:tbl>
+    <w:p>
+      <w:pPr>
+        <w:spacing w:after="0"/>
+      </w:pPr>
+    </w:p>
+    <w:p>
+      <w:pPr>
+        <w:spacing w:after="120"/>
+      </w:pPr>
+      <w:r>
+        <w:rPr>
+          <w:b/>
+          <w:color w:val="1A1A1A"/>
+          <w:sz w:val="21"/>
+        </w:rPr>
+        <w:t>Example body</w:t>
+      </w:r>
+    </w:p>
+    <w:tbl>
+      <w:tblPr>
+        <w:tblStyle w:val="TableGrid"/>
+        <w:tblW w:type="auto" w:w="0"/>
+        <w:tblLook w:firstColumn="1" w:firstRow="1" w:lastColumn="0" w:lastRow="0" w:noHBand="0" w:noVBand="1" w:val="04A0"/>
+      </w:tblPr>
+      <w:tblGrid>
+        <w:gridCol w:w="9792"/>
+      </w:tblGrid>
+      <w:tr>
+        <w:tc>
+          <w:tcPr>
+            <w:tcW w:type="dxa" w:w="9792"/>
+            <w:shd w:val="clear" w:color="auto" w:fill="F4F4F4"/>
+          </w:tcPr>
+          <w:p>
+            <w:pPr>
+              <w:spacing w:after="0" w:line="240" w:lineRule="auto"/>
+            </w:pPr>
+            <w:r/>
+            <w:r>
+              <w:rPr>
+                <w:rFonts w:ascii="Consolas" w:hAnsi="Consolas"/>
+                <w:sz w:val="17"/>
+              </w:rPr>
+              <w:t>{</w:t>
+            </w:r>
+          </w:p>
+          <w:p>
+            <w:pPr>
+              <w:spacing w:after="0" w:line="240" w:lineRule="auto"/>
+            </w:pPr>
+            <w:r>
+              <w:rPr>
+                <w:rFonts w:ascii="Consolas" w:hAnsi="Consolas"/>
+                <w:sz w:val="17"/>
+              </w:rPr>
+              <w:t xml:space="preserve">  "note": "string"</w:t>
+            </w:r>
+          </w:p>
+          <w:p>
+            <w:pPr>
+              <w:spacing w:after="0" w:line="240" w:lineRule="auto"/>
+            </w:pPr>
+            <w:r>
+              <w:rPr>
+                <w:rFonts w:ascii="Consolas" w:hAnsi="Consolas"/>
+                <w:sz w:val="17"/>
+              </w:rPr>
+              <w:t>}</w:t>
+            </w:r>
+          </w:p>
+        </w:tc>
+      </w:tr>
+    </w:tbl>
+    <w:p>
+      <w:pPr>
+        <w:spacing w:after="0"/>
+      </w:pPr>
+    </w:p>
+    <w:p>
+      <w:pPr>
+        <w:pStyle w:val="Heading4"/>
+        <w:spacing w:before="160"/>
+      </w:pPr>
+      <w:r>
+        <w:t>Response</w:t>
+      </w:r>
+    </w:p>
+    <w:p>
+      <w:pPr>
+        <w:spacing w:after="120"/>
+      </w:pPr>
+      <w:r>
+        <w:rPr>
+          <w:b/>
+          <w:color w:val="1A1A1A"/>
+          <w:sz w:val="21"/>
+        </w:rPr>
+        <w:t>200</w:t>
+      </w:r>
+      <w:r>
+        <w:rPr>
+          <w:b w:val="0"/>
+          <w:color w:val="1A1A1A"/>
+          <w:sz w:val="21"/>
+        </w:rPr>
+        <w:t xml:space="preserve"> — OK — the call worked.</w:t>
+      </w:r>
+    </w:p>
+    <w:tbl>
+      <w:tblPr>
+        <w:tblStyle w:val="TableGrid"/>
+        <w:tblW w:type="auto" w:w="0"/>
+        <w:tblLayout w:type="autofit"/>
+        <w:tblLook w:firstColumn="1" w:firstRow="1" w:lastColumn="0" w:lastRow="0" w:noHBand="0" w:noVBand="1" w:val="04A0"/>
+      </w:tblPr>
+      <w:tblGrid>
+        <w:gridCol w:w="3264"/>
+        <w:gridCol w:w="3264"/>
+        <w:gridCol w:w="3264"/>
+      </w:tblGrid>
+      <w:tr>
+        <w:trPr>
+          <w:tblHeader w:val="true"/>
+        </w:trPr>
+        <w:tc>
+          <w:tcPr>
+            <w:tcW w:type="dxa" w:w="3024"/>
+            <w:shd w:val="clear" w:color="auto" w:fill="EDE7E2"/>
+          </w:tcPr>
+          <w:p>
+            <w:r/>
+            <w:r>
+              <w:rPr>
+                <w:b/>
+                <w:color w:val="1A1A1A"/>
+                <w:sz w:val="18"/>
+              </w:rPr>
+              <w:t>Field</w:t>
+            </w:r>
+          </w:p>
+        </w:tc>
+        <w:tc>
+          <w:tcPr>
+            <w:tcW w:type="dxa" w:w="2160"/>
+            <w:shd w:val="clear" w:color="auto" w:fill="EDE7E2"/>
+          </w:tcPr>
+          <w:p>
+            <w:r/>
+            <w:r>
+              <w:rPr>
+                <w:b/>
+                <w:color w:val="1A1A1A"/>
+                <w:sz w:val="18"/>
+              </w:rPr>
+              <w:t>Type</w:t>
+            </w:r>
+          </w:p>
+        </w:tc>
+        <w:tc>
+          <w:tcPr>
+            <w:tcW w:type="dxa" w:w="5040"/>
+            <w:shd w:val="clear" w:color="auto" w:fill="EDE7E2"/>
+          </w:tcPr>
+          <w:p>
+            <w:r/>
+            <w:r>
+              <w:rPr>
+                <w:b/>
+                <w:color w:val="1A1A1A"/>
+                <w:sz w:val="18"/>
+              </w:rPr>
+              <w:t>Meaning</w:t>
+            </w:r>
+          </w:p>
+        </w:tc>
+      </w:tr>
+      <w:tr>
+        <w:tc>
+          <w:tcPr>
+            <w:tcW w:type="dxa" w:w="3024"/>
+          </w:tcPr>
+          <w:p>
+            <w:pPr>
+              <w:spacing w:after="20"/>
+            </w:pPr>
+            <w:r/>
+            <w:r>
+              <w:rPr>
+                <w:rFonts w:ascii="Consolas" w:hAnsi="Consolas"/>
+                <w:color w:val="8A3B1E"/>
+                <w:sz w:val="18"/>
+              </w:rPr>
+              <w:t>request_id</w:t>
+            </w:r>
+          </w:p>
+        </w:tc>
+        <w:tc>
+          <w:tcPr>
+            <w:tcW w:type="dxa" w:w="2160"/>
+          </w:tcPr>
+          <w:p>
+            <w:pPr>
+              <w:spacing w:after="20"/>
+            </w:pPr>
+            <w:r/>
+            <w:r>
+              <w:rPr>
+                <w:b w:val="0"/>
+                <w:color w:val="1A1A1A"/>
+                <w:sz w:val="18"/>
+              </w:rPr>
+              <w:t>string</w:t>
+            </w:r>
+          </w:p>
+        </w:tc>
+        <w:tc>
+          <w:tcPr>
+            <w:tcW w:type="dxa" w:w="5040"/>
+          </w:tcPr>
+          <w:p>
+            <w:pPr>
+              <w:spacing w:after="20"/>
+            </w:pPr>
+            <w:r/>
+          </w:p>
+        </w:tc>
+      </w:tr>
+      <w:tr>
+        <w:tc>
+          <w:tcPr>
+            <w:tcW w:type="dxa" w:w="3024"/>
+          </w:tcPr>
+          <w:p>
+            <w:pPr>
+              <w:spacing w:after="20"/>
+            </w:pPr>
+            <w:r/>
+            <w:r>
+              <w:rPr>
+                <w:rFonts w:ascii="Consolas" w:hAnsi="Consolas"/>
+                <w:color w:val="8A3B1E"/>
+                <w:sz w:val="18"/>
+              </w:rPr>
+              <w:t>status</w:t>
+            </w:r>
+          </w:p>
+        </w:tc>
+        <w:tc>
+          <w:tcPr>
+            <w:tcW w:type="dxa" w:w="2160"/>
+          </w:tcPr>
+          <w:p>
+            <w:pPr>
+              <w:spacing w:after="20"/>
+            </w:pPr>
+            <w:r/>
+            <w:r>
+              <w:rPr>
+                <w:b w:val="0"/>
+                <w:color w:val="1A1A1A"/>
+                <w:sz w:val="18"/>
+              </w:rPr>
+              <w:t>string</w:t>
+            </w:r>
+          </w:p>
+        </w:tc>
+        <w:tc>
+          <w:tcPr>
+            <w:tcW w:type="dxa" w:w="5040"/>
+          </w:tcPr>
+          <w:p>
+            <w:pPr>
+              <w:spacing w:after="20"/>
+            </w:pPr>
+            <w:r/>
+          </w:p>
+        </w:tc>
+      </w:tr>
+      <w:tr>
+        <w:tc>
+          <w:tcPr>
+            <w:tcW w:type="dxa" w:w="3024"/>
+          </w:tcPr>
+          <w:p>
+            <w:pPr>
+              <w:spacing w:after="20"/>
+            </w:pPr>
+            <w:r/>
+            <w:r>
+              <w:rPr>
+                <w:rFonts w:ascii="Consolas" w:hAnsi="Consolas"/>
+                <w:color w:val="8A3B1E"/>
+                <w:sz w:val="18"/>
+              </w:rPr>
+              <w:t>piece_code</w:t>
+            </w:r>
+          </w:p>
+        </w:tc>
+        <w:tc>
+          <w:tcPr>
+            <w:tcW w:type="dxa" w:w="2160"/>
+          </w:tcPr>
+          <w:p>
+            <w:pPr>
+              <w:spacing w:after="20"/>
+            </w:pPr>
+            <w:r/>
+            <w:r>
+              <w:rPr>
+                <w:b w:val="0"/>
+                <w:color w:val="1A1A1A"/>
+                <w:sz w:val="18"/>
+              </w:rPr>
+              <w:t>string or null</w:t>
+            </w:r>
+          </w:p>
+        </w:tc>
+        <w:tc>
+          <w:tcPr>
+            <w:tcW w:type="dxa" w:w="5040"/>
+          </w:tcPr>
+          <w:p>
+            <w:pPr>
+              <w:spacing w:after="20"/>
+            </w:pPr>
+            <w:r/>
+          </w:p>
+        </w:tc>
+      </w:tr>
+      <w:tr>
+        <w:tc>
+          <w:tcPr>
+            <w:tcW w:type="dxa" w:w="3024"/>
+          </w:tcPr>
+          <w:p>
+            <w:pPr>
+              <w:spacing w:after="20"/>
+            </w:pPr>
+            <w:r/>
+            <w:r>
+              <w:rPr>
+                <w:rFonts w:ascii="Consolas" w:hAnsi="Consolas"/>
+                <w:color w:val="8A3B1E"/>
+                <w:sz w:val="18"/>
+              </w:rPr>
+              <w:t>article</w:t>
+            </w:r>
+          </w:p>
+        </w:tc>
+        <w:tc>
+          <w:tcPr>
+            <w:tcW w:type="dxa" w:w="2160"/>
+          </w:tcPr>
+          <w:p>
+            <w:pPr>
+              <w:spacing w:after="20"/>
+            </w:pPr>
+            <w:r/>
+            <w:r>
+              <w:rPr>
+                <w:b w:val="0"/>
+                <w:color w:val="1A1A1A"/>
+                <w:sz w:val="18"/>
+              </w:rPr>
+              <w:t>string or null</w:t>
+            </w:r>
+          </w:p>
+        </w:tc>
+        <w:tc>
+          <w:tcPr>
+            <w:tcW w:type="dxa" w:w="5040"/>
+          </w:tcPr>
+          <w:p>
+            <w:pPr>
+              <w:spacing w:after="20"/>
+            </w:pPr>
+            <w:r/>
+          </w:p>
+        </w:tc>
+      </w:tr>
+      <w:tr>
+        <w:tc>
+          <w:tcPr>
+            <w:tcW w:type="dxa" w:w="3024"/>
+          </w:tcPr>
+          <w:p>
+            <w:pPr>
+              <w:spacing w:after="20"/>
+            </w:pPr>
+            <w:r/>
+            <w:r>
+              <w:rPr>
+                <w:rFonts w:ascii="Consolas" w:hAnsi="Consolas"/>
+                <w:color w:val="8A3B1E"/>
+                <w:sz w:val="18"/>
+              </w:rPr>
+              <w:t>garment_size</w:t>
+            </w:r>
+          </w:p>
+        </w:tc>
+        <w:tc>
+          <w:tcPr>
+            <w:tcW w:type="dxa" w:w="2160"/>
+          </w:tcPr>
+          <w:p>
+            <w:pPr>
+              <w:spacing w:after="20"/>
+            </w:pPr>
+            <w:r/>
+            <w:r>
+              <w:rPr>
+                <w:b w:val="0"/>
+                <w:color w:val="1A1A1A"/>
+                <w:sz w:val="18"/>
+              </w:rPr>
+              <w:t>string or null</w:t>
+            </w:r>
+          </w:p>
+        </w:tc>
+        <w:tc>
+          <w:tcPr>
+            <w:tcW w:type="dxa" w:w="5040"/>
+          </w:tcPr>
+          <w:p>
+            <w:pPr>
+              <w:spacing w:after="20"/>
+            </w:pPr>
+            <w:r/>
+          </w:p>
+        </w:tc>
+      </w:tr>
+      <w:tr>
+        <w:tc>
+          <w:tcPr>
+            <w:tcW w:type="dxa" w:w="3024"/>
+          </w:tcPr>
+          <w:p>
+            <w:pPr>
+              <w:spacing w:after="20"/>
+            </w:pPr>
+            <w:r/>
+            <w:r>
+              <w:rPr>
+                <w:rFonts w:ascii="Consolas" w:hAnsi="Consolas"/>
+                <w:color w:val="8A3B1E"/>
+                <w:sz w:val="18"/>
+              </w:rPr>
+              <w:t>lot_size</w:t>
+            </w:r>
+          </w:p>
+        </w:tc>
+        <w:tc>
+          <w:tcPr>
+            <w:tcW w:type="dxa" w:w="2160"/>
+          </w:tcPr>
+          <w:p>
+            <w:pPr>
+              <w:spacing w:after="20"/>
+            </w:pPr>
+            <w:r/>
+            <w:r>
+              <w:rPr>
+                <w:b w:val="0"/>
+                <w:color w:val="1A1A1A"/>
+                <w:sz w:val="18"/>
+              </w:rPr>
+              <w:t>string or null</w:t>
+            </w:r>
+          </w:p>
+        </w:tc>
+        <w:tc>
+          <w:tcPr>
+            <w:tcW w:type="dxa" w:w="5040"/>
+          </w:tcPr>
+          <w:p>
+            <w:pPr>
+              <w:spacing w:after="20"/>
+            </w:pPr>
+            <w:r/>
+          </w:p>
+        </w:tc>
+      </w:tr>
+      <w:tr>
+        <w:tc>
+          <w:tcPr>
+            <w:tcW w:type="dxa" w:w="3024"/>
+          </w:tcPr>
+          <w:p>
+            <w:pPr>
+              <w:spacing w:after="20"/>
+            </w:pPr>
+            <w:r/>
+            <w:r>
+              <w:rPr>
+                <w:rFonts w:ascii="Consolas" w:hAnsi="Consolas"/>
+                <w:color w:val="8A3B1E"/>
+                <w:sz w:val="18"/>
+              </w:rPr>
+              <w:t>decided_by</w:t>
+            </w:r>
+          </w:p>
+        </w:tc>
+        <w:tc>
+          <w:tcPr>
+            <w:tcW w:type="dxa" w:w="2160"/>
+          </w:tcPr>
+          <w:p>
+            <w:pPr>
+              <w:spacing w:after="20"/>
+            </w:pPr>
+            <w:r/>
+            <w:r>
+              <w:rPr>
+                <w:b w:val="0"/>
+                <w:color w:val="1A1A1A"/>
+                <w:sz w:val="18"/>
+              </w:rPr>
+              <w:t>string or null</w:t>
+            </w:r>
+          </w:p>
+        </w:tc>
+        <w:tc>
+          <w:tcPr>
+            <w:tcW w:type="dxa" w:w="5040"/>
+          </w:tcPr>
+          <w:p>
+            <w:pPr>
+              <w:spacing w:after="20"/>
+            </w:pPr>
+            <w:r/>
+          </w:p>
+        </w:tc>
+      </w:tr>
+      <w:tr>
+        <w:tc>
+          <w:tcPr>
+            <w:tcW w:type="dxa" w:w="3024"/>
+          </w:tcPr>
+          <w:p>
+            <w:pPr>
+              <w:spacing w:after="20"/>
+            </w:pPr>
+            <w:r/>
+            <w:r>
+              <w:rPr>
+                <w:rFonts w:ascii="Consolas" w:hAnsi="Consolas"/>
+                <w:color w:val="8A3B1E"/>
+                <w:sz w:val="18"/>
+              </w:rPr>
+              <w:t>decision_note</w:t>
+            </w:r>
+          </w:p>
+        </w:tc>
+        <w:tc>
+          <w:tcPr>
+            <w:tcW w:type="dxa" w:w="2160"/>
+          </w:tcPr>
+          <w:p>
+            <w:pPr>
+              <w:spacing w:after="20"/>
+            </w:pPr>
+            <w:r/>
+            <w:r>
+              <w:rPr>
+                <w:b w:val="0"/>
+                <w:color w:val="1A1A1A"/>
+                <w:sz w:val="18"/>
+              </w:rPr>
+              <w:t>string or null</w:t>
+            </w:r>
+          </w:p>
+        </w:tc>
+        <w:tc>
+          <w:tcPr>
+            <w:tcW w:type="dxa" w:w="5040"/>
+          </w:tcPr>
+          <w:p>
+            <w:pPr>
+              <w:spacing w:after="20"/>
+            </w:pPr>
+            <w:r/>
+          </w:p>
+        </w:tc>
+      </w:tr>
+      <w:tr>
+        <w:tc>
+          <w:tcPr>
+            <w:tcW w:type="dxa" w:w="3024"/>
+          </w:tcPr>
+          <w:p>
+            <w:pPr>
+              <w:spacing w:after="20"/>
+            </w:pPr>
+            <w:r/>
+            <w:r>
+              <w:rPr>
+                <w:rFonts w:ascii="Consolas" w:hAnsi="Consolas"/>
+                <w:color w:val="8A3B1E"/>
+                <w:sz w:val="18"/>
+              </w:rPr>
+              <w:t>message</w:t>
+            </w:r>
+          </w:p>
+        </w:tc>
+        <w:tc>
+          <w:tcPr>
+            <w:tcW w:type="dxa" w:w="2160"/>
+          </w:tcPr>
+          <w:p>
+            <w:pPr>
+              <w:spacing w:after="20"/>
+            </w:pPr>
+            <w:r/>
+            <w:r>
+              <w:rPr>
+                <w:b w:val="0"/>
+                <w:color w:val="1A1A1A"/>
+                <w:sz w:val="18"/>
+              </w:rPr>
+              <w:t>string</w:t>
+            </w:r>
+          </w:p>
+        </w:tc>
+        <w:tc>
+          <w:tcPr>
+            <w:tcW w:type="dxa" w:w="5040"/>
+          </w:tcPr>
+          <w:p>
+            <w:pPr>
+              <w:spacing w:after="20"/>
+            </w:pPr>
+            <w:r/>
+          </w:p>
+        </w:tc>
+      </w:tr>
+    </w:tbl>
+    <w:p>
+      <w:pPr>
+        <w:spacing w:after="0"/>
+      </w:pPr>
+    </w:p>
+    <w:p>
+      <w:pPr>
+        <w:spacing w:after="120"/>
+      </w:pPr>
+      <w:r>
+        <w:rPr>
+          <w:b/>
+          <w:color w:val="1A1A1A"/>
+          <w:sz w:val="21"/>
+        </w:rPr>
+        <w:t>Example response</w:t>
+      </w:r>
+    </w:p>
+    <w:tbl>
+      <w:tblPr>
+        <w:tblStyle w:val="TableGrid"/>
+        <w:tblW w:type="auto" w:w="0"/>
+        <w:tblLook w:firstColumn="1" w:firstRow="1" w:lastColumn="0" w:lastRow="0" w:noHBand="0" w:noVBand="1" w:val="04A0"/>
+      </w:tblPr>
+      <w:tblGrid>
+        <w:gridCol w:w="9792"/>
+      </w:tblGrid>
+      <w:tr>
+        <w:tc>
+          <w:tcPr>
+            <w:tcW w:type="dxa" w:w="9792"/>
+            <w:shd w:val="clear" w:color="auto" w:fill="F4F4F4"/>
+          </w:tcPr>
+          <w:p>
+            <w:pPr>
+              <w:spacing w:after="0" w:line="240" w:lineRule="auto"/>
+            </w:pPr>
+            <w:r/>
+            <w:r>
+              <w:rPr>
+                <w:rFonts w:ascii="Consolas" w:hAnsi="Consolas"/>
+                <w:sz w:val="17"/>
+              </w:rPr>
+              <w:t>{</w:t>
+            </w:r>
+          </w:p>
+          <w:p>
+            <w:pPr>
+              <w:spacing w:after="0" w:line="240" w:lineRule="auto"/>
+            </w:pPr>
+            <w:r>
+              <w:rPr>
+                <w:rFonts w:ascii="Consolas" w:hAnsi="Consolas"/>
+                <w:sz w:val="17"/>
+              </w:rPr>
+              <w:t xml:space="preserve">  "request_id": "string",</w:t>
+            </w:r>
+          </w:p>
+          <w:p>
+            <w:pPr>
+              <w:spacing w:after="0" w:line="240" w:lineRule="auto"/>
+            </w:pPr>
+            <w:r>
+              <w:rPr>
+                <w:rFonts w:ascii="Consolas" w:hAnsi="Consolas"/>
+                <w:sz w:val="17"/>
+              </w:rPr>
+              <w:t xml:space="preserve">  "status": "string",</w:t>
+            </w:r>
+          </w:p>
+          <w:p>
+            <w:pPr>
+              <w:spacing w:after="0" w:line="240" w:lineRule="auto"/>
+            </w:pPr>
+            <w:r>
+              <w:rPr>
+                <w:rFonts w:ascii="Consolas" w:hAnsi="Consolas"/>
+                <w:sz w:val="17"/>
+              </w:rPr>
+              <w:t xml:space="preserve">  "piece_code": "STRING-CODE",</w:t>
+            </w:r>
+          </w:p>
+          <w:p>
+            <w:pPr>
+              <w:spacing w:after="0" w:line="240" w:lineRule="auto"/>
+            </w:pPr>
+            <w:r>
+              <w:rPr>
+                <w:rFonts w:ascii="Consolas" w:hAnsi="Consolas"/>
+                <w:sz w:val="17"/>
+              </w:rPr>
+              <w:t xml:space="preserve">  "article": "string",</w:t>
+            </w:r>
+          </w:p>
+          <w:p>
+            <w:pPr>
+              <w:spacing w:after="0" w:line="240" w:lineRule="auto"/>
+            </w:pPr>
+            <w:r>
+              <w:rPr>
+                <w:rFonts w:ascii="Consolas" w:hAnsi="Consolas"/>
+                <w:sz w:val="17"/>
+              </w:rPr>
+              <w:t xml:space="preserve">  "garment_size": "string",</w:t>
+            </w:r>
+          </w:p>
+          <w:p>
+            <w:pPr>
+              <w:spacing w:after="0" w:line="240" w:lineRule="auto"/>
+            </w:pPr>
+            <w:r>
+              <w:rPr>
+                <w:rFonts w:ascii="Consolas" w:hAnsi="Consolas"/>
+                <w:sz w:val="17"/>
+              </w:rPr>
+              <w:t xml:space="preserve">  "lot_size": "string",</w:t>
+            </w:r>
+          </w:p>
+          <w:p>
+            <w:pPr>
+              <w:spacing w:after="0" w:line="240" w:lineRule="auto"/>
+            </w:pPr>
+            <w:r>
+              <w:rPr>
+                <w:rFonts w:ascii="Consolas" w:hAnsi="Consolas"/>
+                <w:sz w:val="17"/>
+              </w:rPr>
+              <w:t xml:space="preserve">  "decided_by": "string",</w:t>
+            </w:r>
+          </w:p>
+          <w:p>
+            <w:pPr>
+              <w:spacing w:after="0" w:line="240" w:lineRule="auto"/>
+            </w:pPr>
+            <w:r>
+              <w:rPr>
+                <w:rFonts w:ascii="Consolas" w:hAnsi="Consolas"/>
+                <w:sz w:val="17"/>
+              </w:rPr>
+              <w:t xml:space="preserve">  "decision_note": "string",</w:t>
+            </w:r>
+          </w:p>
+          <w:p>
+            <w:pPr>
+              <w:spacing w:after="0" w:line="240" w:lineRule="auto"/>
+            </w:pPr>
+            <w:r>
+              <w:rPr>
+                <w:rFonts w:ascii="Consolas" w:hAnsi="Consolas"/>
+                <w:sz w:val="17"/>
+              </w:rPr>
+              <w:t xml:space="preserve">  "message": "string"</w:t>
+            </w:r>
+          </w:p>
+          <w:p>
+            <w:pPr>
+              <w:spacing w:after="0" w:line="240" w:lineRule="auto"/>
+            </w:pPr>
+            <w:r>
+              <w:rPr>
+                <w:rFonts w:ascii="Consolas" w:hAnsi="Consolas"/>
+                <w:sz w:val="17"/>
+              </w:rPr>
+              <w:t>}</w:t>
+            </w:r>
+          </w:p>
+        </w:tc>
+      </w:tr>
+    </w:tbl>
+    <w:p>
+      <w:pPr>
+        <w:spacing w:after="0"/>
+      </w:pPr>
+    </w:p>
+    <w:p>
+      <w:pPr>
+        <w:spacing w:after="120"/>
+      </w:pPr>
+      <w:r>
+        <w:rPr>
+          <w:b/>
+          <w:color w:val="1A1A1A"/>
+          <w:sz w:val="21"/>
+        </w:rPr>
+        <w:t>Errors</w:t>
+      </w:r>
+    </w:p>
+    <w:tbl>
+      <w:tblPr>
+        <w:tblStyle w:val="TableGrid"/>
+        <w:tblW w:type="auto" w:w="0"/>
+        <w:tblLayout w:type="autofit"/>
+        <w:tblLook w:firstColumn="1" w:firstRow="1" w:lastColumn="0" w:lastRow="0" w:noHBand="0" w:noVBand="1" w:val="04A0"/>
+      </w:tblPr>
+      <w:tblGrid>
+        <w:gridCol w:w="4896"/>
+        <w:gridCol w:w="4896"/>
+      </w:tblGrid>
+      <w:tr>
+        <w:trPr>
+          <w:tblHeader w:val="true"/>
+        </w:trPr>
+        <w:tc>
+          <w:tcPr>
+            <w:tcW w:type="dxa" w:w="1296"/>
+            <w:shd w:val="clear" w:color="auto" w:fill="EDE7E2"/>
+          </w:tcPr>
+          <w:p>
+            <w:r/>
+            <w:r>
+              <w:rPr>
+                <w:b/>
+                <w:color w:val="1A1A1A"/>
+                <w:sz w:val="18"/>
+              </w:rPr>
+              <w:t>Status</w:t>
+            </w:r>
+          </w:p>
+        </w:tc>
+        <w:tc>
+          <w:tcPr>
+            <w:tcW w:type="dxa" w:w="8928"/>
+            <w:shd w:val="clear" w:color="auto" w:fill="EDE7E2"/>
+          </w:tcPr>
+          <w:p>
+            <w:r/>
+            <w:r>
+              <w:rPr>
+                <w:b/>
+                <w:color w:val="1A1A1A"/>
+                <w:sz w:val="18"/>
+              </w:rPr>
+              <w:t>What it means</w:t>
+            </w:r>
+          </w:p>
+        </w:tc>
+      </w:tr>
+      <w:tr>
+        <w:tc>
+          <w:tcPr>
+            <w:tcW w:type="dxa" w:w="1296"/>
+          </w:tcPr>
+          <w:p>
+            <w:pPr>
+              <w:spacing w:after="20"/>
+            </w:pPr>
+            <w:r/>
+            <w:r>
+              <w:rPr>
+                <w:b w:val="0"/>
+                <w:color w:val="1A1A1A"/>
+                <w:sz w:val="18"/>
+              </w:rPr>
+              <w:t>401</w:t>
+            </w:r>
+          </w:p>
+        </w:tc>
+        <w:tc>
+          <w:tcPr>
+            <w:tcW w:type="dxa" w:w="8928"/>
+          </w:tcPr>
+          <w:p>
+            <w:pPr>
+              <w:spacing w:after="20"/>
+            </w:pPr>
+            <w:r/>
+            <w:r>
+              <w:rPr>
+                <w:b w:val="0"/>
+                <w:color w:val="1A1A1A"/>
+                <w:sz w:val="18"/>
+              </w:rPr>
+              <w:t>Not logged in — the token is missing, wrong or expired.</w:t>
+            </w:r>
+          </w:p>
+        </w:tc>
+      </w:tr>
+      <w:tr>
+        <w:tc>
+          <w:tcPr>
+            <w:tcW w:type="dxa" w:w="1296"/>
+          </w:tcPr>
+          <w:p>
+            <w:pPr>
+              <w:spacing w:after="20"/>
+            </w:pPr>
+            <w:r/>
+            <w:r>
+              <w:rPr>
+                <w:b w:val="0"/>
+                <w:color w:val="1A1A1A"/>
+                <w:sz w:val="18"/>
+              </w:rPr>
+              <w:t>403</w:t>
+            </w:r>
+          </w:p>
+        </w:tc>
+        <w:tc>
+          <w:tcPr>
+            <w:tcW w:type="dxa" w:w="8928"/>
+          </w:tcPr>
+          <w:p>
+            <w:pPr>
+              <w:spacing w:after="20"/>
+            </w:pPr>
+            <w:r/>
+            <w:r>
+              <w:rPr>
+                <w:b w:val="0"/>
+                <w:color w:val="1A1A1A"/>
+                <w:sz w:val="18"/>
+              </w:rPr>
+              <w:t>Wrong role — this login is not allowed to do this.</w:t>
+            </w:r>
+          </w:p>
+        </w:tc>
+      </w:tr>
+      <w:tr>
+        <w:tc>
+          <w:tcPr>
+            <w:tcW w:type="dxa" w:w="1296"/>
+          </w:tcPr>
+          <w:p>
+            <w:pPr>
+              <w:spacing w:after="20"/>
+            </w:pPr>
+            <w:r/>
+            <w:r>
+              <w:rPr>
+                <w:b w:val="0"/>
+                <w:color w:val="1A1A1A"/>
+                <w:sz w:val="18"/>
+              </w:rPr>
+              <w:t>422</w:t>
+            </w:r>
+          </w:p>
+        </w:tc>
+        <w:tc>
+          <w:tcPr>
+            <w:tcW w:type="dxa" w:w="8928"/>
+          </w:tcPr>
+          <w:p>
+            <w:pPr>
+              <w:spacing w:after="20"/>
+            </w:pPr>
+            <w:r/>
+            <w:r>
+              <w:rPr>
+                <w:b w:val="0"/>
+                <w:color w:val="1A1A1A"/>
+                <w:sz w:val="18"/>
+              </w:rPr>
+              <w:t>Validation error — a field is missing or has the wrong type.</w:t>
+            </w:r>
+          </w:p>
+        </w:tc>
+      </w:tr>
+    </w:tbl>
+    <w:p>
+      <w:pPr>
+        <w:spacing w:after="0"/>
+      </w:pPr>
+    </w:p>
+    <w:p>
+      <w:pPr>
+        <w:spacing w:after="120"/>
+      </w:pPr>
+      <w:r>
+        <w:rPr>
+          <w:b w:val="0"/>
+          <w:color w:val="555555"/>
+          <w:sz w:val="19"/>
+        </w:rPr>
+        <w:t xml:space="preserve">Every error body is </w:t>
+      </w:r>
+      <w:r>
+        <w:rPr>
+          <w:rFonts w:ascii="Consolas" w:hAnsi="Consolas"/>
+          <w:color w:val="8A3B1E"/>
+          <w:sz w:val="19"/>
+        </w:rPr>
+        <w:t>{"detail": "...", "request_id": "..."}</w:t>
+      </w:r>
+      <w:r>
+        <w:rPr>
+          <w:b w:val="0"/>
+          <w:color w:val="555555"/>
+          <w:sz w:val="19"/>
+        </w:rPr>
+        <w:t xml:space="preserve">. Quote the </w:t>
+      </w:r>
+      <w:r>
+        <w:rPr>
+          <w:rFonts w:ascii="Consolas" w:hAnsi="Consolas"/>
+          <w:color w:val="8A3B1E"/>
+          <w:sz w:val="19"/>
+        </w:rPr>
+        <w:t>request_id</w:t>
+      </w:r>
+      <w:r>
+        <w:rPr>
+          <w:b w:val="0"/>
+          <w:color w:val="555555"/>
+          <w:sz w:val="19"/>
+        </w:rPr>
+        <w:t xml:space="preserve"> when you report a problem.</w:t>
+      </w:r>
+    </w:p>
+    <w:p>
+      <w:pPr>
+        <w:pStyle w:val="Heading4"/>
+        <w:spacing w:before="160"/>
+      </w:pPr>
+      <w:r>
+        <w:t>Try it with cURL</w:t>
+      </w:r>
+    </w:p>
+    <w:tbl>
+      <w:tblPr>
+        <w:tblStyle w:val="TableGrid"/>
+        <w:tblW w:type="auto" w:w="0"/>
+        <w:tblLook w:firstColumn="1" w:firstRow="1" w:lastColumn="0" w:lastRow="0" w:noHBand="0" w:noVBand="1" w:val="04A0"/>
+      </w:tblPr>
+      <w:tblGrid>
+        <w:gridCol w:w="9792"/>
+      </w:tblGrid>
+      <w:tr>
+        <w:tc>
+          <w:tcPr>
+            <w:tcW w:type="dxa" w:w="9792"/>
+            <w:shd w:val="clear" w:color="auto" w:fill="F4F4F4"/>
+          </w:tcPr>
+          <w:p>
+            <w:pPr>
+              <w:spacing w:after="0" w:line="240" w:lineRule="auto"/>
+            </w:pPr>
+            <w:r/>
+            <w:r>
+              <w:rPr>
+                <w:rFonts w:ascii="Consolas" w:hAnsi="Consolas"/>
+                <w:sz w:val="17"/>
+              </w:rPr>
+              <w:t>curl -X POST "http://127.0.0.1:8000/api/v1/store/substitutions/{request_id}/reject" \</w:t>
+            </w:r>
+          </w:p>
+          <w:p>
+            <w:pPr>
+              <w:spacing w:after="0" w:line="240" w:lineRule="auto"/>
+            </w:pPr>
+            <w:r>
+              <w:rPr>
+                <w:rFonts w:ascii="Consolas" w:hAnsi="Consolas"/>
+                <w:sz w:val="17"/>
+              </w:rPr>
+              <w:t xml:space="preserve">  -H "Authorization: Bearer $TOKEN" \</w:t>
+            </w:r>
+          </w:p>
+          <w:p>
+            <w:pPr>
+              <w:spacing w:after="0" w:line="240" w:lineRule="auto"/>
+            </w:pPr>
+            <w:r>
+              <w:rPr>
+                <w:rFonts w:ascii="Consolas" w:hAnsi="Consolas"/>
+                <w:sz w:val="17"/>
+              </w:rPr>
+              <w:t xml:space="preserve">  -H "Content-Type: application/json" \</w:t>
+            </w:r>
+          </w:p>
+          <w:p>
+            <w:pPr>
+              <w:spacing w:after="0" w:line="240" w:lineRule="auto"/>
+            </w:pPr>
+            <w:r>
+              <w:rPr>
+                <w:rFonts w:ascii="Consolas" w:hAnsi="Consolas"/>
+                <w:sz w:val="17"/>
+              </w:rPr>
+              <w:t xml:space="preserve">  -d '{</w:t>
+            </w:r>
+          </w:p>
+          <w:p>
+            <w:pPr>
+              <w:spacing w:after="0" w:line="240" w:lineRule="auto"/>
+            </w:pPr>
+            <w:r>
+              <w:rPr>
+                <w:rFonts w:ascii="Consolas" w:hAnsi="Consolas"/>
+                <w:sz w:val="17"/>
+              </w:rPr>
+              <w:t xml:space="preserve">  "note": "string"</w:t>
             </w:r>
           </w:p>
           <w:p>
@@ -20169,7 +25046,7 @@
                 <w:color w:val="1A1A1A"/>
                 <w:sz w:val="17"/>
               </w:rPr>
-              <w:t>Piece not found.</w:t>
+              <w:t>No such substitution request.</w:t>
             </w:r>
           </w:p>
         </w:tc>
@@ -20188,7 +25065,7 @@
                 <w:color w:val="8A3B1E"/>
                 <w:sz w:val="17"/>
               </w:rPr>
-              <w:t>router.py</w:t>
+              <w:t>service.py</w:t>
             </w:r>
           </w:p>
         </w:tc>
@@ -20209,7 +25086,7 @@
                 <w:color w:val="1A1A1A"/>
                 <w:sz w:val="17"/>
               </w:rPr>
-              <w:t>409</w:t>
+              <w:t>404</w:t>
             </w:r>
           </w:p>
         </w:tc>
@@ -20228,7 +25105,7 @@
                 <w:color w:val="1A1A1A"/>
                 <w:sz w:val="17"/>
               </w:rPr>
-              <w:t>{piece.code} already has both its leather and its lining in the store. There is nothing left to scan in.</w:t>
+              <w:t>Piece not found.</w:t>
             </w:r>
           </w:p>
         </w:tc>
@@ -20247,7 +25124,7 @@
                 <w:color w:val="8A3B1E"/>
                 <w:sz w:val="17"/>
               </w:rPr>
-              <w:t>service.py</w:t>
+              <w:t>router.py</w:t>
             </w:r>
           </w:p>
         </w:tc>
@@ -20268,7 +25145,7 @@
                 <w:color w:val="1A1A1A"/>
                 <w:sz w:val="17"/>
               </w:rPr>
-              <w:t>409</w:t>
+              <w:t>404</w:t>
             </w:r>
           </w:p>
         </w:tc>
@@ -20287,7 +25164,7 @@
                 <w:color w:val="1A1A1A"/>
                 <w:sz w:val="17"/>
               </w:rPr>
-              <w:t>{piece.code} cannot be stored as {part.value.lower()} yet — {required} has not been logged. Log it first; the store is where a finished part is parked, not where an unfinished one waits.</w:t>
+              <w:t>That accessory packet is not a known lot.</w:t>
             </w:r>
           </w:p>
         </w:tc>
@@ -20346,7 +25223,7 @@
                 <w:color w:val="1A1A1A"/>
                 <w:sz w:val="17"/>
               </w:rPr>
-              <w:t>{piece.code} has already been sent to line-stitching. It is out of the store; nothing more can be scanned into it.</w:t>
+              <w:t>Lot {lot.article} has been retired — its label should not be on a packet in use. Scan the current packet.</w:t>
             </w:r>
           </w:p>
         </w:tc>
@@ -20386,6 +25263,596 @@
                 <w:color w:val="1A1A1A"/>
                 <w:sz w:val="17"/>
               </w:rPr>
+              <w:t>409</w:t>
+            </w:r>
+          </w:p>
+        </w:tc>
+        <w:tc>
+          <w:tcPr>
+            <w:tcW w:type="dxa" w:w="7200"/>
+          </w:tcPr>
+          <w:p>
+            <w:pPr>
+              <w:spacing w:after="20"/>
+            </w:pPr>
+            <w:r/>
+            <w:r>
+              <w:rPr>
+                <w:b w:val="0"/>
+                <w:color w:val="1A1A1A"/>
+                <w:sz w:val="17"/>
+              </w:rPr>
+              <w:t>That approval has already been spent — {row.article} went into the garment. Deciding it again would change nothing.</w:t>
+            </w:r>
+          </w:p>
+        </w:tc>
+        <w:tc>
+          <w:tcPr>
+            <w:tcW w:type="dxa" w:w="2016"/>
+          </w:tcPr>
+          <w:p>
+            <w:pPr>
+              <w:spacing w:after="20"/>
+            </w:pPr>
+            <w:r/>
+            <w:r>
+              <w:rPr>
+                <w:rFonts w:ascii="Consolas" w:hAnsi="Consolas"/>
+                <w:color w:val="8A3B1E"/>
+                <w:sz w:val="17"/>
+              </w:rPr>
+              <w:t>service.py</w:t>
+            </w:r>
+          </w:p>
+        </w:tc>
+      </w:tr>
+      <w:tr>
+        <w:tc>
+          <w:tcPr>
+            <w:tcW w:type="dxa" w:w="1008"/>
+          </w:tcPr>
+          <w:p>
+            <w:pPr>
+              <w:spacing w:after="20"/>
+            </w:pPr>
+            <w:r/>
+            <w:r>
+              <w:rPr>
+                <w:b w:val="0"/>
+                <w:color w:val="1A1A1A"/>
+                <w:sz w:val="17"/>
+              </w:rPr>
+              <w:t>409</w:t>
+            </w:r>
+          </w:p>
+        </w:tc>
+        <w:tc>
+          <w:tcPr>
+            <w:tcW w:type="dxa" w:w="7200"/>
+          </w:tcPr>
+          <w:p>
+            <w:pPr>
+              <w:spacing w:after="20"/>
+            </w:pPr>
+            <w:r/>
+            <w:r>
+              <w:rPr>
+                <w:b w:val="0"/>
+                <w:color w:val="1A1A1A"/>
+                <w:sz w:val="17"/>
+              </w:rPr>
+              <w:t>WRONG SIZE — NOT ISSUED. {piece.code} is a {garment_size or 'no-size'} garment and this packet is {lot.size or 'unsized'}{'; its recipe asks for ' + str(line.size) if line.size else ''}. Nothing has been taken from stock. Fetch the {line.size or garment_size} packet, or ask a DM/MD to approve this substitution (request {row.id}) and scan it again.</w:t>
+            </w:r>
+          </w:p>
+        </w:tc>
+        <w:tc>
+          <w:tcPr>
+            <w:tcW w:type="dxa" w:w="2016"/>
+          </w:tcPr>
+          <w:p>
+            <w:pPr>
+              <w:spacing w:after="20"/>
+            </w:pPr>
+            <w:r/>
+            <w:r>
+              <w:rPr>
+                <w:rFonts w:ascii="Consolas" w:hAnsi="Consolas"/>
+                <w:color w:val="8A3B1E"/>
+                <w:sz w:val="17"/>
+              </w:rPr>
+              <w:t>service.py</w:t>
+            </w:r>
+          </w:p>
+        </w:tc>
+      </w:tr>
+      <w:tr>
+        <w:tc>
+          <w:tcPr>
+            <w:tcW w:type="dxa" w:w="1008"/>
+          </w:tcPr>
+          <w:p>
+            <w:pPr>
+              <w:spacing w:after="20"/>
+            </w:pPr>
+            <w:r/>
+            <w:r>
+              <w:rPr>
+                <w:b w:val="0"/>
+                <w:color w:val="1A1A1A"/>
+                <w:sz w:val="17"/>
+              </w:rPr>
+              <w:t>409</w:t>
+            </w:r>
+          </w:p>
+        </w:tc>
+        <w:tc>
+          <w:tcPr>
+            <w:tcW w:type="dxa" w:w="7200"/>
+          </w:tcPr>
+          <w:p>
+            <w:pPr>
+              <w:spacing w:after="20"/>
+            </w:pPr>
+            <w:r/>
+            <w:r>
+              <w:rPr>
+                <w:b w:val="0"/>
+                <w:color w:val="1A1A1A"/>
+                <w:sz w:val="17"/>
+              </w:rPr>
+              <w:t>match['no_kit_reason']</w:t>
+            </w:r>
+          </w:p>
+        </w:tc>
+        <w:tc>
+          <w:tcPr>
+            <w:tcW w:type="dxa" w:w="2016"/>
+          </w:tcPr>
+          <w:p>
+            <w:pPr>
+              <w:spacing w:after="20"/>
+            </w:pPr>
+            <w:r/>
+            <w:r>
+              <w:rPr>
+                <w:rFonts w:ascii="Consolas" w:hAnsi="Consolas"/>
+                <w:color w:val="8A3B1E"/>
+                <w:sz w:val="17"/>
+              </w:rPr>
+              <w:t>service.py</w:t>
+            </w:r>
+          </w:p>
+        </w:tc>
+      </w:tr>
+      <w:tr>
+        <w:tc>
+          <w:tcPr>
+            <w:tcW w:type="dxa" w:w="1008"/>
+          </w:tcPr>
+          <w:p>
+            <w:pPr>
+              <w:spacing w:after="20"/>
+            </w:pPr>
+            <w:r/>
+            <w:r>
+              <w:rPr>
+                <w:b w:val="0"/>
+                <w:color w:val="1A1A1A"/>
+                <w:sz w:val="17"/>
+              </w:rPr>
+              <w:t>409</w:t>
+            </w:r>
+          </w:p>
+        </w:tc>
+        <w:tc>
+          <w:tcPr>
+            <w:tcW w:type="dxa" w:w="7200"/>
+          </w:tcPr>
+          <w:p>
+            <w:pPr>
+              <w:spacing w:after="20"/>
+            </w:pPr>
+            <w:r/>
+            <w:r>
+              <w:rPr>
+                <w:b w:val="0"/>
+                <w:color w:val="1A1A1A"/>
+                <w:sz w:val="17"/>
+              </w:rPr>
+              <w:t>{label} has already been REFUSED for {piece.code} by {row.decided_by or 'a manager'}{': ' + row.decision_note if row.decision_note else ''}. Fetch the {line.size or garment_size} packet.</w:t>
+            </w:r>
+          </w:p>
+        </w:tc>
+        <w:tc>
+          <w:tcPr>
+            <w:tcW w:type="dxa" w:w="2016"/>
+          </w:tcPr>
+          <w:p>
+            <w:pPr>
+              <w:spacing w:after="20"/>
+            </w:pPr>
+            <w:r/>
+            <w:r>
+              <w:rPr>
+                <w:rFonts w:ascii="Consolas" w:hAnsi="Consolas"/>
+                <w:color w:val="8A3B1E"/>
+                <w:sz w:val="17"/>
+              </w:rPr>
+              <w:t>service.py</w:t>
+            </w:r>
+          </w:p>
+        </w:tc>
+      </w:tr>
+      <w:tr>
+        <w:tc>
+          <w:tcPr>
+            <w:tcW w:type="dxa" w:w="1008"/>
+          </w:tcPr>
+          <w:p>
+            <w:pPr>
+              <w:spacing w:after="20"/>
+            </w:pPr>
+            <w:r/>
+            <w:r>
+              <w:rPr>
+                <w:b w:val="0"/>
+                <w:color w:val="1A1A1A"/>
+                <w:sz w:val="17"/>
+              </w:rPr>
+              <w:t>409</w:t>
+            </w:r>
+          </w:p>
+        </w:tc>
+        <w:tc>
+          <w:tcPr>
+            <w:tcW w:type="dxa" w:w="7200"/>
+          </w:tcPr>
+          <w:p>
+            <w:pPr>
+              <w:spacing w:after="20"/>
+            </w:pPr>
+            <w:r/>
+            <w:r>
+              <w:rPr>
+                <w:b w:val="0"/>
+                <w:color w:val="1A1A1A"/>
+                <w:sz w:val="17"/>
+              </w:rPr>
+              <w:t>{label} matches {len(match['candidates'])} lines of {piece.code}'s recipe, so this scan cannot tell which one it is issuing. Have the recipe's duplicate lines combined or scoped.</w:t>
+            </w:r>
+          </w:p>
+        </w:tc>
+        <w:tc>
+          <w:tcPr>
+            <w:tcW w:type="dxa" w:w="2016"/>
+          </w:tcPr>
+          <w:p>
+            <w:pPr>
+              <w:spacing w:after="20"/>
+            </w:pPr>
+            <w:r/>
+            <w:r>
+              <w:rPr>
+                <w:rFonts w:ascii="Consolas" w:hAnsi="Consolas"/>
+                <w:color w:val="8A3B1E"/>
+                <w:sz w:val="17"/>
+              </w:rPr>
+              <w:t>service.py</w:t>
+            </w:r>
+          </w:p>
+        </w:tc>
+      </w:tr>
+      <w:tr>
+        <w:tc>
+          <w:tcPr>
+            <w:tcW w:type="dxa" w:w="1008"/>
+          </w:tcPr>
+          <w:p>
+            <w:pPr>
+              <w:spacing w:after="20"/>
+            </w:pPr>
+            <w:r/>
+            <w:r>
+              <w:rPr>
+                <w:b w:val="0"/>
+                <w:color w:val="1A1A1A"/>
+                <w:sz w:val="17"/>
+              </w:rPr>
+              <w:t>409</w:t>
+            </w:r>
+          </w:p>
+        </w:tc>
+        <w:tc>
+          <w:tcPr>
+            <w:tcW w:type="dxa" w:w="7200"/>
+          </w:tcPr>
+          <w:p>
+            <w:pPr>
+              <w:spacing w:after="20"/>
+            </w:pPr>
+            <w:r/>
+            <w:r>
+              <w:rPr>
+                <w:b w:val="0"/>
+                <w:color w:val="1A1A1A"/>
+                <w:sz w:val="17"/>
+              </w:rPr>
+              <w:t>{label} was already issued into {piece.code} in full, on an approved substitution. That approval covered this one garment; a further garment needs its own decision.</w:t>
+            </w:r>
+          </w:p>
+        </w:tc>
+        <w:tc>
+          <w:tcPr>
+            <w:tcW w:type="dxa" w:w="2016"/>
+          </w:tcPr>
+          <w:p>
+            <w:pPr>
+              <w:spacing w:after="20"/>
+            </w:pPr>
+            <w:r/>
+            <w:r>
+              <w:rPr>
+                <w:rFonts w:ascii="Consolas" w:hAnsi="Consolas"/>
+                <w:color w:val="8A3B1E"/>
+                <w:sz w:val="17"/>
+              </w:rPr>
+              <w:t>service.py</w:t>
+            </w:r>
+          </w:p>
+        </w:tc>
+      </w:tr>
+      <w:tr>
+        <w:tc>
+          <w:tcPr>
+            <w:tcW w:type="dxa" w:w="1008"/>
+          </w:tcPr>
+          <w:p>
+            <w:pPr>
+              <w:spacing w:after="20"/>
+            </w:pPr>
+            <w:r/>
+            <w:r>
+              <w:rPr>
+                <w:b w:val="0"/>
+                <w:color w:val="1A1A1A"/>
+                <w:sz w:val="17"/>
+              </w:rPr>
+              <w:t>409</w:t>
+            </w:r>
+          </w:p>
+        </w:tc>
+        <w:tc>
+          <w:tcPr>
+            <w:tcW w:type="dxa" w:w="7200"/>
+          </w:tcPr>
+          <w:p>
+            <w:pPr>
+              <w:spacing w:after="20"/>
+            </w:pPr>
+            <w:r/>
+            <w:r>
+              <w:rPr>
+                <w:b w:val="0"/>
+                <w:color w:val="1A1A1A"/>
+                <w:sz w:val="17"/>
+              </w:rPr>
+              <w:t>{piece.code} already has both its leather and its lining in the store. There is nothing left to scan in.</w:t>
+            </w:r>
+          </w:p>
+        </w:tc>
+        <w:tc>
+          <w:tcPr>
+            <w:tcW w:type="dxa" w:w="2016"/>
+          </w:tcPr>
+          <w:p>
+            <w:pPr>
+              <w:spacing w:after="20"/>
+            </w:pPr>
+            <w:r/>
+            <w:r>
+              <w:rPr>
+                <w:rFonts w:ascii="Consolas" w:hAnsi="Consolas"/>
+                <w:color w:val="8A3B1E"/>
+                <w:sz w:val="17"/>
+              </w:rPr>
+              <w:t>service.py</w:t>
+            </w:r>
+          </w:p>
+        </w:tc>
+      </w:tr>
+      <w:tr>
+        <w:tc>
+          <w:tcPr>
+            <w:tcW w:type="dxa" w:w="1008"/>
+          </w:tcPr>
+          <w:p>
+            <w:pPr>
+              <w:spacing w:after="20"/>
+            </w:pPr>
+            <w:r/>
+            <w:r>
+              <w:rPr>
+                <w:b w:val="0"/>
+                <w:color w:val="1A1A1A"/>
+                <w:sz w:val="17"/>
+              </w:rPr>
+              <w:t>409</w:t>
+            </w:r>
+          </w:p>
+        </w:tc>
+        <w:tc>
+          <w:tcPr>
+            <w:tcW w:type="dxa" w:w="7200"/>
+          </w:tcPr>
+          <w:p>
+            <w:pPr>
+              <w:spacing w:after="20"/>
+            </w:pPr>
+            <w:r/>
+            <w:r>
+              <w:rPr>
+                <w:b w:val="0"/>
+                <w:color w:val="1A1A1A"/>
+                <w:sz w:val="17"/>
+              </w:rPr>
+              <w:t>{piece.code} cannot be stored as {part.value.lower()} yet — {required} has not been logged. Log it first; the store is where a finished part is parked, not where an unfinished one waits.</w:t>
+            </w:r>
+          </w:p>
+        </w:tc>
+        <w:tc>
+          <w:tcPr>
+            <w:tcW w:type="dxa" w:w="2016"/>
+          </w:tcPr>
+          <w:p>
+            <w:pPr>
+              <w:spacing w:after="20"/>
+            </w:pPr>
+            <w:r/>
+            <w:r>
+              <w:rPr>
+                <w:rFonts w:ascii="Consolas" w:hAnsi="Consolas"/>
+                <w:color w:val="8A3B1E"/>
+                <w:sz w:val="17"/>
+              </w:rPr>
+              <w:t>service.py</w:t>
+            </w:r>
+          </w:p>
+        </w:tc>
+      </w:tr>
+      <w:tr>
+        <w:tc>
+          <w:tcPr>
+            <w:tcW w:type="dxa" w:w="1008"/>
+          </w:tcPr>
+          <w:p>
+            <w:pPr>
+              <w:spacing w:after="20"/>
+            </w:pPr>
+            <w:r/>
+            <w:r>
+              <w:rPr>
+                <w:b w:val="0"/>
+                <w:color w:val="1A1A1A"/>
+                <w:sz w:val="17"/>
+              </w:rPr>
+              <w:t>409</w:t>
+            </w:r>
+          </w:p>
+        </w:tc>
+        <w:tc>
+          <w:tcPr>
+            <w:tcW w:type="dxa" w:w="7200"/>
+          </w:tcPr>
+          <w:p>
+            <w:pPr>
+              <w:spacing w:after="20"/>
+            </w:pPr>
+            <w:r/>
+            <w:r>
+              <w:rPr>
+                <w:b w:val="0"/>
+                <w:color w:val="1A1A1A"/>
+                <w:sz w:val="17"/>
+              </w:rPr>
+              <w:t>{piece.code} has already been sent to line-stitching. It is out of the store; nothing more can be scanned into it.</w:t>
+            </w:r>
+          </w:p>
+        </w:tc>
+        <w:tc>
+          <w:tcPr>
+            <w:tcW w:type="dxa" w:w="2016"/>
+          </w:tcPr>
+          <w:p>
+            <w:pPr>
+              <w:spacing w:after="20"/>
+            </w:pPr>
+            <w:r/>
+            <w:r>
+              <w:rPr>
+                <w:rFonts w:ascii="Consolas" w:hAnsi="Consolas"/>
+                <w:color w:val="8A3B1E"/>
+                <w:sz w:val="17"/>
+              </w:rPr>
+              <w:t>service.py</w:t>
+            </w:r>
+          </w:p>
+        </w:tc>
+      </w:tr>
+      <w:tr>
+        <w:tc>
+          <w:tcPr>
+            <w:tcW w:type="dxa" w:w="1008"/>
+          </w:tcPr>
+          <w:p>
+            <w:pPr>
+              <w:spacing w:after="20"/>
+            </w:pPr>
+            <w:r/>
+            <w:r>
+              <w:rPr>
+                <w:b w:val="0"/>
+                <w:color w:val="1A1A1A"/>
+                <w:sz w:val="17"/>
+              </w:rPr>
+              <w:t>409</w:t>
+            </w:r>
+          </w:p>
+        </w:tc>
+        <w:tc>
+          <w:tcPr>
+            <w:tcW w:type="dxa" w:w="7200"/>
+          </w:tcPr>
+          <w:p>
+            <w:pPr>
+              <w:spacing w:after="20"/>
+            </w:pPr>
+            <w:r/>
+            <w:r>
+              <w:rPr>
+                <w:b w:val="0"/>
+                <w:color w:val="1A1A1A"/>
+                <w:sz w:val="17"/>
+              </w:rPr>
+              <w:t>{piece.code} is a {match['garment_size'] or 'no-size'} garment and this style's {label} lines are only for {expected} — there is no line for this size at all. The recipe needs a line for {match['garment_size'] or 'this size'} before any of these garments can be kitted.</w:t>
+            </w:r>
+          </w:p>
+        </w:tc>
+        <w:tc>
+          <w:tcPr>
+            <w:tcW w:type="dxa" w:w="2016"/>
+          </w:tcPr>
+          <w:p>
+            <w:pPr>
+              <w:spacing w:after="20"/>
+            </w:pPr>
+            <w:r/>
+            <w:r>
+              <w:rPr>
+                <w:rFonts w:ascii="Consolas" w:hAnsi="Consolas"/>
+                <w:color w:val="8A3B1E"/>
+                <w:sz w:val="17"/>
+              </w:rPr>
+              <w:t>service.py</w:t>
+            </w:r>
+          </w:p>
+        </w:tc>
+      </w:tr>
+      <w:tr>
+        <w:tc>
+          <w:tcPr>
+            <w:tcW w:type="dxa" w:w="1008"/>
+          </w:tcPr>
+          <w:p>
+            <w:pPr>
+              <w:spacing w:after="20"/>
+            </w:pPr>
+            <w:r/>
+            <w:r>
+              <w:rPr>
+                <w:b w:val="0"/>
+                <w:color w:val="1A1A1A"/>
+                <w:sz w:val="17"/>
+              </w:rPr>
               <w:t>422</w:t>
             </w:r>
           </w:p>
@@ -20405,7 +25872,259 @@
                 <w:color w:val="1A1A1A"/>
                 <w:sz w:val="17"/>
               </w:rPr>
+              <w:t xml:space="preserve">An accessory packet was scanned but this scan says part={asked}. Leather and lining are not issued from a lot label; drop </w:t>
+            </w:r>
+            <w:r>
+              <w:rPr>
+                <w:rFonts w:ascii="Consolas" w:hAnsi="Consolas"/>
+                <w:color w:val="8A3B1E"/>
+                <w:sz w:val="17"/>
+              </w:rPr>
+              <w:t>part</w:t>
+            </w:r>
+            <w:r>
+              <w:rPr>
+                <w:b w:val="0"/>
+                <w:color w:val="1A1A1A"/>
+                <w:sz w:val="17"/>
+              </w:rPr>
+              <w:t xml:space="preserve"> or send ACCESSORY.</w:t>
+            </w:r>
+          </w:p>
+        </w:tc>
+        <w:tc>
+          <w:tcPr>
+            <w:tcW w:type="dxa" w:w="2016"/>
+          </w:tcPr>
+          <w:p>
+            <w:pPr>
+              <w:spacing w:after="20"/>
+            </w:pPr>
+            <w:r/>
+            <w:r>
+              <w:rPr>
+                <w:rFonts w:ascii="Consolas" w:hAnsi="Consolas"/>
+                <w:color w:val="8A3B1E"/>
+                <w:sz w:val="17"/>
+              </w:rPr>
+              <w:t>service.py</w:t>
+            </w:r>
+          </w:p>
+        </w:tc>
+      </w:tr>
+      <w:tr>
+        <w:tc>
+          <w:tcPr>
+            <w:tcW w:type="dxa" w:w="1008"/>
+          </w:tcPr>
+          <w:p>
+            <w:pPr>
+              <w:spacing w:after="20"/>
+            </w:pPr>
+            <w:r/>
+            <w:r>
+              <w:rPr>
+                <w:b w:val="0"/>
+                <w:color w:val="1A1A1A"/>
+                <w:sz w:val="17"/>
+              </w:rPr>
+              <w:t>422</w:t>
+            </w:r>
+          </w:p>
+        </w:tc>
+        <w:tc>
+          <w:tcPr>
+            <w:tcW w:type="dxa" w:w="7200"/>
+          </w:tcPr>
+          <w:p>
+            <w:pPr>
+              <w:spacing w:after="20"/>
+            </w:pPr>
+            <w:r/>
+            <w:r>
+              <w:rPr>
+                <w:b w:val="0"/>
+                <w:color w:val="1A1A1A"/>
+                <w:sz w:val="17"/>
+              </w:rPr>
+              <w:t>Scan the accessory packet's own label. Accessories are issued one packet at a time — the buttons, then the zip, then the thread — because the label is what proves the right size went into {piece.code}.</w:t>
+            </w:r>
+          </w:p>
+        </w:tc>
+        <w:tc>
+          <w:tcPr>
+            <w:tcW w:type="dxa" w:w="2016"/>
+          </w:tcPr>
+          <w:p>
+            <w:pPr>
+              <w:spacing w:after="20"/>
+            </w:pPr>
+            <w:r/>
+            <w:r>
+              <w:rPr>
+                <w:rFonts w:ascii="Consolas" w:hAnsi="Consolas"/>
+                <w:color w:val="8A3B1E"/>
+                <w:sz w:val="17"/>
+              </w:rPr>
+              <w:t>service.py</w:t>
+            </w:r>
+          </w:p>
+        </w:tc>
+      </w:tr>
+      <w:tr>
+        <w:tc>
+          <w:tcPr>
+            <w:tcW w:type="dxa" w:w="1008"/>
+          </w:tcPr>
+          <w:p>
+            <w:pPr>
+              <w:spacing w:after="20"/>
+            </w:pPr>
+            <w:r/>
+            <w:r>
+              <w:rPr>
+                <w:b w:val="0"/>
+                <w:color w:val="1A1A1A"/>
+                <w:sz w:val="17"/>
+              </w:rPr>
+              <w:t>422</w:t>
+            </w:r>
+          </w:p>
+        </w:tc>
+        <w:tc>
+          <w:tcPr>
+            <w:tcW w:type="dxa" w:w="7200"/>
+          </w:tcPr>
+          <w:p>
+            <w:pPr>
+              <w:spacing w:after="20"/>
+            </w:pPr>
+            <w:r/>
+            <w:r>
+              <w:rPr>
+                <w:b w:val="0"/>
+                <w:color w:val="1A1A1A"/>
+                <w:sz w:val="17"/>
+              </w:rPr>
               <w:t>part must be LEATHER, LINING or ACCESSORY.</w:t>
+            </w:r>
+          </w:p>
+        </w:tc>
+        <w:tc>
+          <w:tcPr>
+            <w:tcW w:type="dxa" w:w="2016"/>
+          </w:tcPr>
+          <w:p>
+            <w:pPr>
+              <w:spacing w:after="20"/>
+            </w:pPr>
+            <w:r/>
+            <w:r>
+              <w:rPr>
+                <w:rFonts w:ascii="Consolas" w:hAnsi="Consolas"/>
+                <w:color w:val="8A3B1E"/>
+                <w:sz w:val="17"/>
+              </w:rPr>
+              <w:t>service.py</w:t>
+            </w:r>
+          </w:p>
+        </w:tc>
+      </w:tr>
+      <w:tr>
+        <w:tc>
+          <w:tcPr>
+            <w:tcW w:type="dxa" w:w="1008"/>
+          </w:tcPr>
+          <w:p>
+            <w:pPr>
+              <w:spacing w:after="20"/>
+            </w:pPr>
+            <w:r/>
+            <w:r>
+              <w:rPr>
+                <w:b w:val="0"/>
+                <w:color w:val="1A1A1A"/>
+                <w:sz w:val="17"/>
+              </w:rPr>
+              <w:t>422</w:t>
+            </w:r>
+          </w:p>
+        </w:tc>
+        <w:tc>
+          <w:tcPr>
+            <w:tcW w:type="dxa" w:w="7200"/>
+          </w:tcPr>
+          <w:p>
+            <w:pPr>
+              <w:spacing w:after="20"/>
+            </w:pPr>
+            <w:r/>
+            <w:r>
+              <w:rPr>
+                <w:b w:val="0"/>
+                <w:color w:val="1A1A1A"/>
+                <w:sz w:val="17"/>
+              </w:rPr>
+              <w:t>{lot.article} is {lot.category}, not an accessory. Leather and lining are consumed at the cut, not issued in the store.</w:t>
+            </w:r>
+          </w:p>
+        </w:tc>
+        <w:tc>
+          <w:tcPr>
+            <w:tcW w:type="dxa" w:w="2016"/>
+          </w:tcPr>
+          <w:p>
+            <w:pPr>
+              <w:spacing w:after="20"/>
+            </w:pPr>
+            <w:r/>
+            <w:r>
+              <w:rPr>
+                <w:rFonts w:ascii="Consolas" w:hAnsi="Consolas"/>
+                <w:color w:val="8A3B1E"/>
+                <w:sz w:val="17"/>
+              </w:rPr>
+              <w:t>service.py</w:t>
+            </w:r>
+          </w:p>
+        </w:tc>
+      </w:tr>
+      <w:tr>
+        <w:tc>
+          <w:tcPr>
+            <w:tcW w:type="dxa" w:w="1008"/>
+          </w:tcPr>
+          <w:p>
+            <w:pPr>
+              <w:spacing w:after="20"/>
+            </w:pPr>
+            <w:r/>
+            <w:r>
+              <w:rPr>
+                <w:b w:val="0"/>
+                <w:color w:val="1A1A1A"/>
+                <w:sz w:val="17"/>
+              </w:rPr>
+              <w:t>422</w:t>
+            </w:r>
+          </w:p>
+        </w:tc>
+        <w:tc>
+          <w:tcPr>
+            <w:tcW w:type="dxa" w:w="7200"/>
+          </w:tcPr>
+          <w:p>
+            <w:pPr>
+              <w:spacing w:after="20"/>
+            </w:pPr>
+            <w:r/>
+            <w:r>
+              <w:rPr>
+                <w:b w:val="0"/>
+                <w:color w:val="1A1A1A"/>
+                <w:sz w:val="17"/>
+              </w:rPr>
+              <w:t>{piece.code}'s recipe does not name {label}. Check the packet, or record it as an off-spec issue with POST /materials/issues if it genuinely went into this garment.</w:t>
             </w:r>
           </w:p>
         </w:tc>
@@ -20458,7 +26177,7 @@
         <w:color w:val="555555"/>
         <w:sz w:val="16"/>
       </w:rPr>
-      <w:t>KairoX ERP · Store (the merge) · API Reference · generated 2026-09-23</w:t>
+      <w:t>KairoX ERP · Store (the merge) · API Reference · generated 2026-09-27</w:t>
     </w:r>
   </w:p>
 </w:ftr>

--- a/docs/service/STORE_API_REFERENCE.docx
+++ b/docs/service/STORE_API_REFERENCE.docx
@@ -228,7 +228,7 @@
                 <w:color w:val="1A1A1A"/>
                 <w:sz w:val="19"/>
               </w:rPr>
-              <w:t>2026-09-27</w:t>
+              <w:t>2026-09-29</w:t>
             </w:r>
           </w:p>
         </w:tc>
@@ -6478,6 +6478,210 @@
                 <w:color w:val="8A3B1E"/>
                 <w:sz w:val="18"/>
               </w:rPr>
+              <w:t>accessories_scanned</w:t>
+            </w:r>
+          </w:p>
+        </w:tc>
+        <w:tc>
+          <w:tcPr>
+            <w:tcW w:type="dxa" w:w="2160"/>
+          </w:tcPr>
+          <w:p>
+            <w:pPr>
+              <w:spacing w:after="20"/>
+            </w:pPr>
+            <w:r/>
+            <w:r>
+              <w:rPr>
+                <w:b w:val="0"/>
+                <w:color w:val="1A1A1A"/>
+                <w:sz w:val="18"/>
+              </w:rPr>
+              <w:t>array of object</w:t>
+            </w:r>
+          </w:p>
+        </w:tc>
+        <w:tc>
+          <w:tcPr>
+            <w:tcW w:type="dxa" w:w="5040"/>
+          </w:tcPr>
+          <w:p>
+            <w:pPr>
+              <w:spacing w:after="20"/>
+            </w:pPr>
+            <w:r/>
+          </w:p>
+        </w:tc>
+      </w:tr>
+      <w:tr>
+        <w:tc>
+          <w:tcPr>
+            <w:tcW w:type="dxa" w:w="3024"/>
+          </w:tcPr>
+          <w:p>
+            <w:pPr>
+              <w:spacing w:after="20"/>
+            </w:pPr>
+            <w:r/>
+            <w:r>
+              <w:rPr>
+                <w:rFonts w:ascii="Consolas" w:hAnsi="Consolas"/>
+                <w:color w:val="8A3B1E"/>
+                <w:sz w:val="18"/>
+              </w:rPr>
+              <w:t>accessories_pending</w:t>
+            </w:r>
+          </w:p>
+        </w:tc>
+        <w:tc>
+          <w:tcPr>
+            <w:tcW w:type="dxa" w:w="2160"/>
+          </w:tcPr>
+          <w:p>
+            <w:pPr>
+              <w:spacing w:after="20"/>
+            </w:pPr>
+            <w:r/>
+            <w:r>
+              <w:rPr>
+                <w:b w:val="0"/>
+                <w:color w:val="1A1A1A"/>
+                <w:sz w:val="18"/>
+              </w:rPr>
+              <w:t>array of object</w:t>
+            </w:r>
+          </w:p>
+        </w:tc>
+        <w:tc>
+          <w:tcPr>
+            <w:tcW w:type="dxa" w:w="5040"/>
+          </w:tcPr>
+          <w:p>
+            <w:pPr>
+              <w:spacing w:after="20"/>
+            </w:pPr>
+            <w:r/>
+          </w:p>
+        </w:tc>
+      </w:tr>
+      <w:tr>
+        <w:tc>
+          <w:tcPr>
+            <w:tcW w:type="dxa" w:w="3024"/>
+          </w:tcPr>
+          <w:p>
+            <w:pPr>
+              <w:spacing w:after="20"/>
+            </w:pPr>
+            <w:r/>
+            <w:r>
+              <w:rPr>
+                <w:rFonts w:ascii="Consolas" w:hAnsi="Consolas"/>
+                <w:color w:val="8A3B1E"/>
+                <w:sz w:val="18"/>
+              </w:rPr>
+              <w:t>accessories_progress</w:t>
+            </w:r>
+          </w:p>
+        </w:tc>
+        <w:tc>
+          <w:tcPr>
+            <w:tcW w:type="dxa" w:w="2160"/>
+          </w:tcPr>
+          <w:p>
+            <w:pPr>
+              <w:spacing w:after="20"/>
+            </w:pPr>
+            <w:r/>
+            <w:r>
+              <w:rPr>
+                <w:b w:val="0"/>
+                <w:color w:val="1A1A1A"/>
+                <w:sz w:val="18"/>
+              </w:rPr>
+              <w:t>object</w:t>
+            </w:r>
+          </w:p>
+        </w:tc>
+        <w:tc>
+          <w:tcPr>
+            <w:tcW w:type="dxa" w:w="5040"/>
+          </w:tcPr>
+          <w:p>
+            <w:pPr>
+              <w:spacing w:after="20"/>
+            </w:pPr>
+            <w:r/>
+          </w:p>
+        </w:tc>
+      </w:tr>
+      <w:tr>
+        <w:tc>
+          <w:tcPr>
+            <w:tcW w:type="dxa" w:w="3024"/>
+          </w:tcPr>
+          <w:p>
+            <w:pPr>
+              <w:spacing w:after="20"/>
+            </w:pPr>
+            <w:r/>
+            <w:r>
+              <w:rPr>
+                <w:rFonts w:ascii="Consolas" w:hAnsi="Consolas"/>
+                <w:color w:val="8A3B1E"/>
+                <w:sz w:val="18"/>
+              </w:rPr>
+              <w:t>pending_line</w:t>
+            </w:r>
+          </w:p>
+        </w:tc>
+        <w:tc>
+          <w:tcPr>
+            <w:tcW w:type="dxa" w:w="2160"/>
+          </w:tcPr>
+          <w:p>
+            <w:pPr>
+              <w:spacing w:after="20"/>
+            </w:pPr>
+            <w:r/>
+            <w:r>
+              <w:rPr>
+                <w:b w:val="0"/>
+                <w:color w:val="1A1A1A"/>
+                <w:sz w:val="18"/>
+              </w:rPr>
+              <w:t>string or null</w:t>
+            </w:r>
+          </w:p>
+        </w:tc>
+        <w:tc>
+          <w:tcPr>
+            <w:tcW w:type="dxa" w:w="5040"/>
+          </w:tcPr>
+          <w:p>
+            <w:pPr>
+              <w:spacing w:after="20"/>
+            </w:pPr>
+            <w:r/>
+          </w:p>
+        </w:tc>
+      </w:tr>
+      <w:tr>
+        <w:tc>
+          <w:tcPr>
+            <w:tcW w:type="dxa" w:w="3024"/>
+          </w:tcPr>
+          <w:p>
+            <w:pPr>
+              <w:spacing w:after="20"/>
+            </w:pPr>
+            <w:r/>
+            <w:r>
+              <w:rPr>
+                <w:rFonts w:ascii="Consolas" w:hAnsi="Consolas"/>
+                <w:color w:val="8A3B1E"/>
+                <w:sz w:val="18"/>
+              </w:rPr>
               <w:t>summary_line</w:t>
             </w:r>
           </w:p>
@@ -6861,6 +7065,102 @@
                 <w:sz w:val="17"/>
               </w:rPr>
               <w:t xml:space="preserve">  ],</w:t>
+            </w:r>
+          </w:p>
+          <w:p>
+            <w:pPr>
+              <w:spacing w:after="0" w:line="240" w:lineRule="auto"/>
+            </w:pPr>
+            <w:r>
+              <w:rPr>
+                <w:rFonts w:ascii="Consolas" w:hAnsi="Consolas"/>
+                <w:sz w:val="17"/>
+              </w:rPr>
+              <w:t xml:space="preserve">  "accessories_scanned": [</w:t>
+            </w:r>
+          </w:p>
+          <w:p>
+            <w:pPr>
+              <w:spacing w:after="0" w:line="240" w:lineRule="auto"/>
+            </w:pPr>
+            <w:r>
+              <w:rPr>
+                <w:rFonts w:ascii="Consolas" w:hAnsi="Consolas"/>
+                <w:sz w:val="17"/>
+              </w:rPr>
+              <w:t xml:space="preserve">    {}</w:t>
+            </w:r>
+          </w:p>
+          <w:p>
+            <w:pPr>
+              <w:spacing w:after="0" w:line="240" w:lineRule="auto"/>
+            </w:pPr>
+            <w:r>
+              <w:rPr>
+                <w:rFonts w:ascii="Consolas" w:hAnsi="Consolas"/>
+                <w:sz w:val="17"/>
+              </w:rPr>
+              <w:t xml:space="preserve">  ],</w:t>
+            </w:r>
+          </w:p>
+          <w:p>
+            <w:pPr>
+              <w:spacing w:after="0" w:line="240" w:lineRule="auto"/>
+            </w:pPr>
+            <w:r>
+              <w:rPr>
+                <w:rFonts w:ascii="Consolas" w:hAnsi="Consolas"/>
+                <w:sz w:val="17"/>
+              </w:rPr>
+              <w:t xml:space="preserve">  "accessories_pending": [</w:t>
+            </w:r>
+          </w:p>
+          <w:p>
+            <w:pPr>
+              <w:spacing w:after="0" w:line="240" w:lineRule="auto"/>
+            </w:pPr>
+            <w:r>
+              <w:rPr>
+                <w:rFonts w:ascii="Consolas" w:hAnsi="Consolas"/>
+                <w:sz w:val="17"/>
+              </w:rPr>
+              <w:t xml:space="preserve">    {}</w:t>
+            </w:r>
+          </w:p>
+          <w:p>
+            <w:pPr>
+              <w:spacing w:after="0" w:line="240" w:lineRule="auto"/>
+            </w:pPr>
+            <w:r>
+              <w:rPr>
+                <w:rFonts w:ascii="Consolas" w:hAnsi="Consolas"/>
+                <w:sz w:val="17"/>
+              </w:rPr>
+              <w:t xml:space="preserve">  ],</w:t>
+            </w:r>
+          </w:p>
+          <w:p>
+            <w:pPr>
+              <w:spacing w:after="0" w:line="240" w:lineRule="auto"/>
+            </w:pPr>
+            <w:r>
+              <w:rPr>
+                <w:rFonts w:ascii="Consolas" w:hAnsi="Consolas"/>
+                <w:sz w:val="17"/>
+              </w:rPr>
+              <w:t xml:space="preserve">  "accessories_progress": {},</w:t>
+            </w:r>
+          </w:p>
+          <w:p>
+            <w:pPr>
+              <w:spacing w:after="0" w:line="240" w:lineRule="auto"/>
+            </w:pPr>
+            <w:r>
+              <w:rPr>
+                <w:rFonts w:ascii="Consolas" w:hAnsi="Consolas"/>
+                <w:sz w:val="17"/>
+              </w:rPr>
+              <w:t xml:space="preserve">  "pending_line": "string",</w:t>
             </w:r>
           </w:p>
           <w:p>
@@ -14506,7 +14806,7 @@
                 <w:color w:val="8A3B1E"/>
                 <w:sz w:val="18"/>
               </w:rPr>
-              <w:t>qty</w:t>
+              <w:t>lot_barcodes</w:t>
             </w:r>
           </w:p>
         </w:tc>
@@ -14525,7 +14825,77 @@
                 <w:color w:val="1A1A1A"/>
                 <w:sz w:val="18"/>
               </w:rPr>
-              <w:t>number or null</w:t>
+              <w:t>array of string or null</w:t>
+            </w:r>
+          </w:p>
+        </w:tc>
+        <w:tc>
+          <w:tcPr>
+            <w:tcW w:type="dxa" w:w="1080"/>
+          </w:tcPr>
+          <w:p>
+            <w:pPr>
+              <w:spacing w:after="20"/>
+            </w:pPr>
+            <w:r/>
+            <w:r>
+              <w:rPr>
+                <w:b w:val="0"/>
+                <w:color w:val="1A1A1A"/>
+                <w:sz w:val="18"/>
+              </w:rPr>
+              <w:t>no</w:t>
+            </w:r>
+          </w:p>
+        </w:tc>
+        <w:tc>
+          <w:tcPr>
+            <w:tcW w:type="dxa" w:w="4464"/>
+          </w:tcPr>
+          <w:p>
+            <w:pPr>
+              <w:spacing w:after="20"/>
+            </w:pPr>
+            <w:r/>
+          </w:p>
+        </w:tc>
+      </w:tr>
+      <w:tr>
+        <w:tc>
+          <w:tcPr>
+            <w:tcW w:type="dxa" w:w="2736"/>
+          </w:tcPr>
+          <w:p>
+            <w:pPr>
+              <w:spacing w:after="20"/>
+            </w:pPr>
+            <w:r/>
+            <w:r>
+              <w:rPr>
+                <w:rFonts w:ascii="Consolas" w:hAnsi="Consolas"/>
+                <w:color w:val="8A3B1E"/>
+                <w:sz w:val="18"/>
+              </w:rPr>
+              <w:t>lot_ids</w:t>
+            </w:r>
+          </w:p>
+        </w:tc>
+        <w:tc>
+          <w:tcPr>
+            <w:tcW w:type="dxa" w:w="1944"/>
+          </w:tcPr>
+          <w:p>
+            <w:pPr>
+              <w:spacing w:after="20"/>
+            </w:pPr>
+            <w:r/>
+            <w:r>
+              <w:rPr>
+                <w:b w:val="0"/>
+                <w:color w:val="1A1A1A"/>
+                <w:sz w:val="18"/>
+              </w:rPr>
+              <w:t>array of string (uuid) or null</w:t>
             </w:r>
           </w:p>
         </w:tc>
@@ -14770,7 +15140,67 @@
                 <w:rFonts w:ascii="Consolas" w:hAnsi="Consolas"/>
                 <w:sz w:val="17"/>
               </w:rPr>
-              <w:t xml:space="preserve">  "qty": 1.0,</w:t>
+              <w:t xml:space="preserve">  "lot_barcodes": [</w:t>
+            </w:r>
+          </w:p>
+          <w:p>
+            <w:pPr>
+              <w:spacing w:after="0" w:line="240" w:lineRule="auto"/>
+            </w:pPr>
+            <w:r>
+              <w:rPr>
+                <w:rFonts w:ascii="Consolas" w:hAnsi="Consolas"/>
+                <w:sz w:val="17"/>
+              </w:rPr>
+              <w:t xml:space="preserve">    "STRING-CODE"</w:t>
+            </w:r>
+          </w:p>
+          <w:p>
+            <w:pPr>
+              <w:spacing w:after="0" w:line="240" w:lineRule="auto"/>
+            </w:pPr>
+            <w:r>
+              <w:rPr>
+                <w:rFonts w:ascii="Consolas" w:hAnsi="Consolas"/>
+                <w:sz w:val="17"/>
+              </w:rPr>
+              <w:t xml:space="preserve">  ],</w:t>
+            </w:r>
+          </w:p>
+          <w:p>
+            <w:pPr>
+              <w:spacing w:after="0" w:line="240" w:lineRule="auto"/>
+            </w:pPr>
+            <w:r>
+              <w:rPr>
+                <w:rFonts w:ascii="Consolas" w:hAnsi="Consolas"/>
+                <w:sz w:val="17"/>
+              </w:rPr>
+              <w:t xml:space="preserve">  "lot_ids": [</w:t>
+            </w:r>
+          </w:p>
+          <w:p>
+            <w:pPr>
+              <w:spacing w:after="0" w:line="240" w:lineRule="auto"/>
+            </w:pPr>
+            <w:r>
+              <w:rPr>
+                <w:rFonts w:ascii="Consolas" w:hAnsi="Consolas"/>
+                <w:sz w:val="17"/>
+              </w:rPr>
+              <w:t xml:space="preserve">    "3f8c1b2a-0000-4a11-9f00-000000000001"</w:t>
+            </w:r>
+          </w:p>
+          <w:p>
+            <w:pPr>
+              <w:spacing w:after="0" w:line="240" w:lineRule="auto"/>
+            </w:pPr>
+            <w:r>
+              <w:rPr>
+                <w:rFonts w:ascii="Consolas" w:hAnsi="Consolas"/>
+                <w:sz w:val="17"/>
+              </w:rPr>
+              <w:t xml:space="preserve">  ],</w:t>
             </w:r>
           </w:p>
           <w:p>
@@ -15786,6 +16216,57 @@
                 <w:color w:val="8A3B1E"/>
                 <w:sz w:val="18"/>
               </w:rPr>
+              <w:t>accessory_batch</w:t>
+            </w:r>
+          </w:p>
+        </w:tc>
+        <w:tc>
+          <w:tcPr>
+            <w:tcW w:type="dxa" w:w="2160"/>
+          </w:tcPr>
+          <w:p>
+            <w:pPr>
+              <w:spacing w:after="20"/>
+            </w:pPr>
+            <w:r/>
+            <w:r>
+              <w:rPr>
+                <w:b w:val="0"/>
+                <w:color w:val="1A1A1A"/>
+                <w:sz w:val="18"/>
+              </w:rPr>
+              <w:t>object or null</w:t>
+            </w:r>
+          </w:p>
+        </w:tc>
+        <w:tc>
+          <w:tcPr>
+            <w:tcW w:type="dxa" w:w="5040"/>
+          </w:tcPr>
+          <w:p>
+            <w:pPr>
+              <w:spacing w:after="20"/>
+            </w:pPr>
+            <w:r/>
+          </w:p>
+        </w:tc>
+      </w:tr>
+      <w:tr>
+        <w:tc>
+          <w:tcPr>
+            <w:tcW w:type="dxa" w:w="3024"/>
+          </w:tcPr>
+          <w:p>
+            <w:pPr>
+              <w:spacing w:after="20"/>
+            </w:pPr>
+            <w:r/>
+            <w:r>
+              <w:rPr>
+                <w:rFonts w:ascii="Consolas" w:hAnsi="Consolas"/>
+                <w:color w:val="8A3B1E"/>
+                <w:sz w:val="18"/>
+              </w:rPr>
               <w:t>next_action</w:t>
             </w:r>
           </w:p>
@@ -16145,6 +16626,18 @@
                 <w:sz w:val="17"/>
               </w:rPr>
               <w:t xml:space="preserve">  "substitution": {},</w:t>
+            </w:r>
+          </w:p>
+          <w:p>
+            <w:pPr>
+              <w:spacing w:after="0" w:line="240" w:lineRule="auto"/>
+            </w:pPr>
+            <w:r>
+              <w:rPr>
+                <w:rFonts w:ascii="Consolas" w:hAnsi="Consolas"/>
+                <w:sz w:val="17"/>
+              </w:rPr>
+              <w:t xml:space="preserve">  "accessory_batch": {},</w:t>
             </w:r>
           </w:p>
           <w:p>
@@ -16615,7 +17108,67 @@
                 <w:rFonts w:ascii="Consolas" w:hAnsi="Consolas"/>
                 <w:sz w:val="17"/>
               </w:rPr>
-              <w:t xml:space="preserve">  "qty": 1.0,</w:t>
+              <w:t xml:space="preserve">  "lot_barcodes": [</w:t>
+            </w:r>
+          </w:p>
+          <w:p>
+            <w:pPr>
+              <w:spacing w:after="0" w:line="240" w:lineRule="auto"/>
+            </w:pPr>
+            <w:r>
+              <w:rPr>
+                <w:rFonts w:ascii="Consolas" w:hAnsi="Consolas"/>
+                <w:sz w:val="17"/>
+              </w:rPr>
+              <w:t xml:space="preserve">    "STRING-CODE"</w:t>
+            </w:r>
+          </w:p>
+          <w:p>
+            <w:pPr>
+              <w:spacing w:after="0" w:line="240" w:lineRule="auto"/>
+            </w:pPr>
+            <w:r>
+              <w:rPr>
+                <w:rFonts w:ascii="Consolas" w:hAnsi="Consolas"/>
+                <w:sz w:val="17"/>
+              </w:rPr>
+              <w:t xml:space="preserve">  ],</w:t>
+            </w:r>
+          </w:p>
+          <w:p>
+            <w:pPr>
+              <w:spacing w:after="0" w:line="240" w:lineRule="auto"/>
+            </w:pPr>
+            <w:r>
+              <w:rPr>
+                <w:rFonts w:ascii="Consolas" w:hAnsi="Consolas"/>
+                <w:sz w:val="17"/>
+              </w:rPr>
+              <w:t xml:space="preserve">  "lot_ids": [</w:t>
+            </w:r>
+          </w:p>
+          <w:p>
+            <w:pPr>
+              <w:spacing w:after="0" w:line="240" w:lineRule="auto"/>
+            </w:pPr>
+            <w:r>
+              <w:rPr>
+                <w:rFonts w:ascii="Consolas" w:hAnsi="Consolas"/>
+                <w:sz w:val="17"/>
+              </w:rPr>
+              <w:t xml:space="preserve">    "3f8c1b2a-0000-4a11-9f00-000000000001"</w:t>
+            </w:r>
+          </w:p>
+          <w:p>
+            <w:pPr>
+              <w:spacing w:after="0" w:line="240" w:lineRule="auto"/>
+            </w:pPr>
+            <w:r>
+              <w:rPr>
+                <w:rFonts w:ascii="Consolas" w:hAnsi="Consolas"/>
+                <w:sz w:val="17"/>
+              </w:rPr>
+              <w:t xml:space="preserve">  ],</w:t>
             </w:r>
           </w:p>
           <w:p>
@@ -25145,7 +25698,7 @@
                 <w:color w:val="1A1A1A"/>
                 <w:sz w:val="17"/>
               </w:rPr>
-              <w:t>404</w:t>
+              <w:t>409</w:t>
             </w:r>
           </w:p>
         </w:tc>
@@ -25164,7 +25717,7 @@
                 <w:color w:val="1A1A1A"/>
                 <w:sz w:val="17"/>
               </w:rPr>
-              <w:t>That accessory packet is not a known lot.</w:t>
+              <w:t>That approval has already been spent — {row.article} went into the garment. Deciding it again would change nothing.</w:t>
             </w:r>
           </w:p>
         </w:tc>
@@ -25223,7 +25776,7 @@
                 <w:color w:val="1A1A1A"/>
                 <w:sz w:val="17"/>
               </w:rPr>
-              <w:t>Lot {lot.article} has been retired — its label should not be on a packet in use. Scan the current packet.</w:t>
+              <w:t>{piece.code} already has both its leather and its lining in the store. There is nothing left to scan in.</w:t>
             </w:r>
           </w:p>
         </w:tc>
@@ -25282,7 +25835,7 @@
                 <w:color w:val="1A1A1A"/>
                 <w:sz w:val="17"/>
               </w:rPr>
-              <w:t>That approval has already been spent — {row.article} went into the garment. Deciding it again would change nothing.</w:t>
+              <w:t>{piece.code} cannot be stored as {part.value.lower()} yet — {required} has not been logged. Log it first; the store is where a finished part is parked, not where an unfinished one waits.</w:t>
             </w:r>
           </w:p>
         </w:tc>
@@ -25341,7 +25894,7 @@
                 <w:color w:val="1A1A1A"/>
                 <w:sz w:val="17"/>
               </w:rPr>
-              <w:t>WRONG SIZE — NOT ISSUED. {piece.code} is a {garment_size or 'no-size'} garment and this packet is {lot.size or 'unsized'}{'; its recipe asks for ' + str(line.size) if line.size else ''}. Nothing has been taken from stock. Fetch the {line.size or garment_size} packet, or ask a DM/MD to approve this substitution (request {row.id}) and scan it again.</w:t>
+              <w:t>{piece.code} has already been sent to line-stitching. It is out of the store; nothing more can be scanned into it.</w:t>
             </w:r>
           </w:p>
         </w:tc>
@@ -25381,7 +25934,7 @@
                 <w:color w:val="1A1A1A"/>
                 <w:sz w:val="17"/>
               </w:rPr>
-              <w:t>409</w:t>
+              <w:t>422</w:t>
             </w:r>
           </w:p>
         </w:tc>
@@ -25400,25 +25953,41 @@
                 <w:color w:val="1A1A1A"/>
                 <w:sz w:val="17"/>
               </w:rPr>
-              <w:t>match['no_kit_reason']</w:t>
-            </w:r>
-          </w:p>
-        </w:tc>
-        <w:tc>
-          <w:tcPr>
-            <w:tcW w:type="dxa" w:w="2016"/>
-          </w:tcPr>
-          <w:p>
-            <w:pPr>
-              <w:spacing w:after="20"/>
-            </w:pPr>
-            <w:r/>
+              <w:t xml:space="preserve">An accessory packet was scanned but this scan says part={asked}. Leather and lining are not issued from a lot label; drop </w:t>
+            </w:r>
             <w:r>
               <w:rPr>
                 <w:rFonts w:ascii="Consolas" w:hAnsi="Consolas"/>
                 <w:color w:val="8A3B1E"/>
                 <w:sz w:val="17"/>
               </w:rPr>
+              <w:t>part</w:t>
+            </w:r>
+            <w:r>
+              <w:rPr>
+                <w:b w:val="0"/>
+                <w:color w:val="1A1A1A"/>
+                <w:sz w:val="17"/>
+              </w:rPr>
+              <w:t xml:space="preserve"> or send ACCESSORY.</w:t>
+            </w:r>
+          </w:p>
+        </w:tc>
+        <w:tc>
+          <w:tcPr>
+            <w:tcW w:type="dxa" w:w="2016"/>
+          </w:tcPr>
+          <w:p>
+            <w:pPr>
+              <w:spacing w:after="20"/>
+            </w:pPr>
+            <w:r/>
+            <w:r>
+              <w:rPr>
+                <w:rFonts w:ascii="Consolas" w:hAnsi="Consolas"/>
+                <w:color w:val="8A3B1E"/>
+                <w:sz w:val="17"/>
+              </w:rPr>
               <w:t>service.py</w:t>
             </w:r>
           </w:p>
@@ -25440,7 +26009,7 @@
                 <w:color w:val="1A1A1A"/>
                 <w:sz w:val="17"/>
               </w:rPr>
-              <w:t>409</w:t>
+              <w:t>422</w:t>
             </w:r>
           </w:p>
         </w:tc>
@@ -25459,25 +26028,57 @@
                 <w:color w:val="1A1A1A"/>
                 <w:sz w:val="17"/>
               </w:rPr>
-              <w:t>{label} has already been REFUSED for {piece.code} by {row.decided_by or 'a manager'}{': ' + row.decision_note if row.decision_note else ''}. Fetch the {line.size or garment_size} packet.</w:t>
-            </w:r>
-          </w:p>
-        </w:tc>
-        <w:tc>
-          <w:tcPr>
-            <w:tcW w:type="dxa" w:w="2016"/>
-          </w:tcPr>
-          <w:p>
-            <w:pPr>
-              <w:spacing w:after="20"/>
-            </w:pPr>
-            <w:r/>
+              <w:t xml:space="preserve">Scan the accessory packet's own label. Accessories are issued packet by packet — the buttons, then the zip, then the thread — because the label is what proves the right size went into {piece.code}. Send </w:t>
+            </w:r>
             <w:r>
               <w:rPr>
                 <w:rFonts w:ascii="Consolas" w:hAnsi="Consolas"/>
                 <w:color w:val="8A3B1E"/>
                 <w:sz w:val="17"/>
               </w:rPr>
+              <w:t>lot_barcode</w:t>
+            </w:r>
+            <w:r>
+              <w:rPr>
+                <w:b w:val="0"/>
+                <w:color w:val="1A1A1A"/>
+                <w:sz w:val="17"/>
+              </w:rPr>
+              <w:t xml:space="preserve"> for one, or </w:t>
+            </w:r>
+            <w:r>
+              <w:rPr>
+                <w:rFonts w:ascii="Consolas" w:hAnsi="Consolas"/>
+                <w:color w:val="8A3B1E"/>
+                <w:sz w:val="17"/>
+              </w:rPr>
+              <w:t>lot_barcodes</w:t>
+            </w:r>
+            <w:r>
+              <w:rPr>
+                <w:b w:val="0"/>
+                <w:color w:val="1A1A1A"/>
+                <w:sz w:val="17"/>
+              </w:rPr>
+              <w:t xml:space="preserve"> for several in a single call.</w:t>
+            </w:r>
+          </w:p>
+        </w:tc>
+        <w:tc>
+          <w:tcPr>
+            <w:tcW w:type="dxa" w:w="2016"/>
+          </w:tcPr>
+          <w:p>
+            <w:pPr>
+              <w:spacing w:after="20"/>
+            </w:pPr>
+            <w:r/>
+            <w:r>
+              <w:rPr>
+                <w:rFonts w:ascii="Consolas" w:hAnsi="Consolas"/>
+                <w:color w:val="8A3B1E"/>
+                <w:sz w:val="17"/>
+              </w:rPr>
               <w:t>service.py</w:t>
             </w:r>
           </w:p>
@@ -25499,7 +26100,7 @@
                 <w:color w:val="1A1A1A"/>
                 <w:sz w:val="17"/>
               </w:rPr>
-              <w:t>409</w:t>
+              <w:t>422</w:t>
             </w:r>
           </w:p>
         </w:tc>
@@ -25518,613 +26119,7 @@
                 <w:color w:val="1A1A1A"/>
                 <w:sz w:val="17"/>
               </w:rPr>
-              <w:t>{label} matches {len(match['candidates'])} lines of {piece.code}'s recipe, so this scan cannot tell which one it is issuing. Have the recipe's duplicate lines combined or scoped.</w:t>
-            </w:r>
-          </w:p>
-        </w:tc>
-        <w:tc>
-          <w:tcPr>
-            <w:tcW w:type="dxa" w:w="2016"/>
-          </w:tcPr>
-          <w:p>
-            <w:pPr>
-              <w:spacing w:after="20"/>
-            </w:pPr>
-            <w:r/>
-            <w:r>
-              <w:rPr>
-                <w:rFonts w:ascii="Consolas" w:hAnsi="Consolas"/>
-                <w:color w:val="8A3B1E"/>
-                <w:sz w:val="17"/>
-              </w:rPr>
-              <w:t>service.py</w:t>
-            </w:r>
-          </w:p>
-        </w:tc>
-      </w:tr>
-      <w:tr>
-        <w:tc>
-          <w:tcPr>
-            <w:tcW w:type="dxa" w:w="1008"/>
-          </w:tcPr>
-          <w:p>
-            <w:pPr>
-              <w:spacing w:after="20"/>
-            </w:pPr>
-            <w:r/>
-            <w:r>
-              <w:rPr>
-                <w:b w:val="0"/>
-                <w:color w:val="1A1A1A"/>
-                <w:sz w:val="17"/>
-              </w:rPr>
-              <w:t>409</w:t>
-            </w:r>
-          </w:p>
-        </w:tc>
-        <w:tc>
-          <w:tcPr>
-            <w:tcW w:type="dxa" w:w="7200"/>
-          </w:tcPr>
-          <w:p>
-            <w:pPr>
-              <w:spacing w:after="20"/>
-            </w:pPr>
-            <w:r/>
-            <w:r>
-              <w:rPr>
-                <w:b w:val="0"/>
-                <w:color w:val="1A1A1A"/>
-                <w:sz w:val="17"/>
-              </w:rPr>
-              <w:t>{label} was already issued into {piece.code} in full, on an approved substitution. That approval covered this one garment; a further garment needs its own decision.</w:t>
-            </w:r>
-          </w:p>
-        </w:tc>
-        <w:tc>
-          <w:tcPr>
-            <w:tcW w:type="dxa" w:w="2016"/>
-          </w:tcPr>
-          <w:p>
-            <w:pPr>
-              <w:spacing w:after="20"/>
-            </w:pPr>
-            <w:r/>
-            <w:r>
-              <w:rPr>
-                <w:rFonts w:ascii="Consolas" w:hAnsi="Consolas"/>
-                <w:color w:val="8A3B1E"/>
-                <w:sz w:val="17"/>
-              </w:rPr>
-              <w:t>service.py</w:t>
-            </w:r>
-          </w:p>
-        </w:tc>
-      </w:tr>
-      <w:tr>
-        <w:tc>
-          <w:tcPr>
-            <w:tcW w:type="dxa" w:w="1008"/>
-          </w:tcPr>
-          <w:p>
-            <w:pPr>
-              <w:spacing w:after="20"/>
-            </w:pPr>
-            <w:r/>
-            <w:r>
-              <w:rPr>
-                <w:b w:val="0"/>
-                <w:color w:val="1A1A1A"/>
-                <w:sz w:val="17"/>
-              </w:rPr>
-              <w:t>409</w:t>
-            </w:r>
-          </w:p>
-        </w:tc>
-        <w:tc>
-          <w:tcPr>
-            <w:tcW w:type="dxa" w:w="7200"/>
-          </w:tcPr>
-          <w:p>
-            <w:pPr>
-              <w:spacing w:after="20"/>
-            </w:pPr>
-            <w:r/>
-            <w:r>
-              <w:rPr>
-                <w:b w:val="0"/>
-                <w:color w:val="1A1A1A"/>
-                <w:sz w:val="17"/>
-              </w:rPr>
-              <w:t>{piece.code} already has both its leather and its lining in the store. There is nothing left to scan in.</w:t>
-            </w:r>
-          </w:p>
-        </w:tc>
-        <w:tc>
-          <w:tcPr>
-            <w:tcW w:type="dxa" w:w="2016"/>
-          </w:tcPr>
-          <w:p>
-            <w:pPr>
-              <w:spacing w:after="20"/>
-            </w:pPr>
-            <w:r/>
-            <w:r>
-              <w:rPr>
-                <w:rFonts w:ascii="Consolas" w:hAnsi="Consolas"/>
-                <w:color w:val="8A3B1E"/>
-                <w:sz w:val="17"/>
-              </w:rPr>
-              <w:t>service.py</w:t>
-            </w:r>
-          </w:p>
-        </w:tc>
-      </w:tr>
-      <w:tr>
-        <w:tc>
-          <w:tcPr>
-            <w:tcW w:type="dxa" w:w="1008"/>
-          </w:tcPr>
-          <w:p>
-            <w:pPr>
-              <w:spacing w:after="20"/>
-            </w:pPr>
-            <w:r/>
-            <w:r>
-              <w:rPr>
-                <w:b w:val="0"/>
-                <w:color w:val="1A1A1A"/>
-                <w:sz w:val="17"/>
-              </w:rPr>
-              <w:t>409</w:t>
-            </w:r>
-          </w:p>
-        </w:tc>
-        <w:tc>
-          <w:tcPr>
-            <w:tcW w:type="dxa" w:w="7200"/>
-          </w:tcPr>
-          <w:p>
-            <w:pPr>
-              <w:spacing w:after="20"/>
-            </w:pPr>
-            <w:r/>
-            <w:r>
-              <w:rPr>
-                <w:b w:val="0"/>
-                <w:color w:val="1A1A1A"/>
-                <w:sz w:val="17"/>
-              </w:rPr>
-              <w:t>{piece.code} cannot be stored as {part.value.lower()} yet — {required} has not been logged. Log it first; the store is where a finished part is parked, not where an unfinished one waits.</w:t>
-            </w:r>
-          </w:p>
-        </w:tc>
-        <w:tc>
-          <w:tcPr>
-            <w:tcW w:type="dxa" w:w="2016"/>
-          </w:tcPr>
-          <w:p>
-            <w:pPr>
-              <w:spacing w:after="20"/>
-            </w:pPr>
-            <w:r/>
-            <w:r>
-              <w:rPr>
-                <w:rFonts w:ascii="Consolas" w:hAnsi="Consolas"/>
-                <w:color w:val="8A3B1E"/>
-                <w:sz w:val="17"/>
-              </w:rPr>
-              <w:t>service.py</w:t>
-            </w:r>
-          </w:p>
-        </w:tc>
-      </w:tr>
-      <w:tr>
-        <w:tc>
-          <w:tcPr>
-            <w:tcW w:type="dxa" w:w="1008"/>
-          </w:tcPr>
-          <w:p>
-            <w:pPr>
-              <w:spacing w:after="20"/>
-            </w:pPr>
-            <w:r/>
-            <w:r>
-              <w:rPr>
-                <w:b w:val="0"/>
-                <w:color w:val="1A1A1A"/>
-                <w:sz w:val="17"/>
-              </w:rPr>
-              <w:t>409</w:t>
-            </w:r>
-          </w:p>
-        </w:tc>
-        <w:tc>
-          <w:tcPr>
-            <w:tcW w:type="dxa" w:w="7200"/>
-          </w:tcPr>
-          <w:p>
-            <w:pPr>
-              <w:spacing w:after="20"/>
-            </w:pPr>
-            <w:r/>
-            <w:r>
-              <w:rPr>
-                <w:b w:val="0"/>
-                <w:color w:val="1A1A1A"/>
-                <w:sz w:val="17"/>
-              </w:rPr>
-              <w:t>{piece.code} has already been sent to line-stitching. It is out of the store; nothing more can be scanned into it.</w:t>
-            </w:r>
-          </w:p>
-        </w:tc>
-        <w:tc>
-          <w:tcPr>
-            <w:tcW w:type="dxa" w:w="2016"/>
-          </w:tcPr>
-          <w:p>
-            <w:pPr>
-              <w:spacing w:after="20"/>
-            </w:pPr>
-            <w:r/>
-            <w:r>
-              <w:rPr>
-                <w:rFonts w:ascii="Consolas" w:hAnsi="Consolas"/>
-                <w:color w:val="8A3B1E"/>
-                <w:sz w:val="17"/>
-              </w:rPr>
-              <w:t>service.py</w:t>
-            </w:r>
-          </w:p>
-        </w:tc>
-      </w:tr>
-      <w:tr>
-        <w:tc>
-          <w:tcPr>
-            <w:tcW w:type="dxa" w:w="1008"/>
-          </w:tcPr>
-          <w:p>
-            <w:pPr>
-              <w:spacing w:after="20"/>
-            </w:pPr>
-            <w:r/>
-            <w:r>
-              <w:rPr>
-                <w:b w:val="0"/>
-                <w:color w:val="1A1A1A"/>
-                <w:sz w:val="17"/>
-              </w:rPr>
-              <w:t>409</w:t>
-            </w:r>
-          </w:p>
-        </w:tc>
-        <w:tc>
-          <w:tcPr>
-            <w:tcW w:type="dxa" w:w="7200"/>
-          </w:tcPr>
-          <w:p>
-            <w:pPr>
-              <w:spacing w:after="20"/>
-            </w:pPr>
-            <w:r/>
-            <w:r>
-              <w:rPr>
-                <w:b w:val="0"/>
-                <w:color w:val="1A1A1A"/>
-                <w:sz w:val="17"/>
-              </w:rPr>
-              <w:t>{piece.code} is a {match['garment_size'] or 'no-size'} garment and this style's {label} lines are only for {expected} — there is no line for this size at all. The recipe needs a line for {match['garment_size'] or 'this size'} before any of these garments can be kitted.</w:t>
-            </w:r>
-          </w:p>
-        </w:tc>
-        <w:tc>
-          <w:tcPr>
-            <w:tcW w:type="dxa" w:w="2016"/>
-          </w:tcPr>
-          <w:p>
-            <w:pPr>
-              <w:spacing w:after="20"/>
-            </w:pPr>
-            <w:r/>
-            <w:r>
-              <w:rPr>
-                <w:rFonts w:ascii="Consolas" w:hAnsi="Consolas"/>
-                <w:color w:val="8A3B1E"/>
-                <w:sz w:val="17"/>
-              </w:rPr>
-              <w:t>service.py</w:t>
-            </w:r>
-          </w:p>
-        </w:tc>
-      </w:tr>
-      <w:tr>
-        <w:tc>
-          <w:tcPr>
-            <w:tcW w:type="dxa" w:w="1008"/>
-          </w:tcPr>
-          <w:p>
-            <w:pPr>
-              <w:spacing w:after="20"/>
-            </w:pPr>
-            <w:r/>
-            <w:r>
-              <w:rPr>
-                <w:b w:val="0"/>
-                <w:color w:val="1A1A1A"/>
-                <w:sz w:val="17"/>
-              </w:rPr>
-              <w:t>422</w:t>
-            </w:r>
-          </w:p>
-        </w:tc>
-        <w:tc>
-          <w:tcPr>
-            <w:tcW w:type="dxa" w:w="7200"/>
-          </w:tcPr>
-          <w:p>
-            <w:pPr>
-              <w:spacing w:after="20"/>
-            </w:pPr>
-            <w:r/>
-            <w:r>
-              <w:rPr>
-                <w:b w:val="0"/>
-                <w:color w:val="1A1A1A"/>
-                <w:sz w:val="17"/>
-              </w:rPr>
-              <w:t xml:space="preserve">An accessory packet was scanned but this scan says part={asked}. Leather and lining are not issued from a lot label; drop </w:t>
-            </w:r>
-            <w:r>
-              <w:rPr>
-                <w:rFonts w:ascii="Consolas" w:hAnsi="Consolas"/>
-                <w:color w:val="8A3B1E"/>
-                <w:sz w:val="17"/>
-              </w:rPr>
-              <w:t>part</w:t>
-            </w:r>
-            <w:r>
-              <w:rPr>
-                <w:b w:val="0"/>
-                <w:color w:val="1A1A1A"/>
-                <w:sz w:val="17"/>
-              </w:rPr>
-              <w:t xml:space="preserve"> or send ACCESSORY.</w:t>
-            </w:r>
-          </w:p>
-        </w:tc>
-        <w:tc>
-          <w:tcPr>
-            <w:tcW w:type="dxa" w:w="2016"/>
-          </w:tcPr>
-          <w:p>
-            <w:pPr>
-              <w:spacing w:after="20"/>
-            </w:pPr>
-            <w:r/>
-            <w:r>
-              <w:rPr>
-                <w:rFonts w:ascii="Consolas" w:hAnsi="Consolas"/>
-                <w:color w:val="8A3B1E"/>
-                <w:sz w:val="17"/>
-              </w:rPr>
-              <w:t>service.py</w:t>
-            </w:r>
-          </w:p>
-        </w:tc>
-      </w:tr>
-      <w:tr>
-        <w:tc>
-          <w:tcPr>
-            <w:tcW w:type="dxa" w:w="1008"/>
-          </w:tcPr>
-          <w:p>
-            <w:pPr>
-              <w:spacing w:after="20"/>
-            </w:pPr>
-            <w:r/>
-            <w:r>
-              <w:rPr>
-                <w:b w:val="0"/>
-                <w:color w:val="1A1A1A"/>
-                <w:sz w:val="17"/>
-              </w:rPr>
-              <w:t>422</w:t>
-            </w:r>
-          </w:p>
-        </w:tc>
-        <w:tc>
-          <w:tcPr>
-            <w:tcW w:type="dxa" w:w="7200"/>
-          </w:tcPr>
-          <w:p>
-            <w:pPr>
-              <w:spacing w:after="20"/>
-            </w:pPr>
-            <w:r/>
-            <w:r>
-              <w:rPr>
-                <w:b w:val="0"/>
-                <w:color w:val="1A1A1A"/>
-                <w:sz w:val="17"/>
-              </w:rPr>
-              <w:t>Scan the accessory packet's own label. Accessories are issued one packet at a time — the buttons, then the zip, then the thread — because the label is what proves the right size went into {piece.code}.</w:t>
-            </w:r>
-          </w:p>
-        </w:tc>
-        <w:tc>
-          <w:tcPr>
-            <w:tcW w:type="dxa" w:w="2016"/>
-          </w:tcPr>
-          <w:p>
-            <w:pPr>
-              <w:spacing w:after="20"/>
-            </w:pPr>
-            <w:r/>
-            <w:r>
-              <w:rPr>
-                <w:rFonts w:ascii="Consolas" w:hAnsi="Consolas"/>
-                <w:color w:val="8A3B1E"/>
-                <w:sz w:val="17"/>
-              </w:rPr>
-              <w:t>service.py</w:t>
-            </w:r>
-          </w:p>
-        </w:tc>
-      </w:tr>
-      <w:tr>
-        <w:tc>
-          <w:tcPr>
-            <w:tcW w:type="dxa" w:w="1008"/>
-          </w:tcPr>
-          <w:p>
-            <w:pPr>
-              <w:spacing w:after="20"/>
-            </w:pPr>
-            <w:r/>
-            <w:r>
-              <w:rPr>
-                <w:b w:val="0"/>
-                <w:color w:val="1A1A1A"/>
-                <w:sz w:val="17"/>
-              </w:rPr>
-              <w:t>422</w:t>
-            </w:r>
-          </w:p>
-        </w:tc>
-        <w:tc>
-          <w:tcPr>
-            <w:tcW w:type="dxa" w:w="7200"/>
-          </w:tcPr>
-          <w:p>
-            <w:pPr>
-              <w:spacing w:after="20"/>
-            </w:pPr>
-            <w:r/>
-            <w:r>
-              <w:rPr>
-                <w:b w:val="0"/>
-                <w:color w:val="1A1A1A"/>
-                <w:sz w:val="17"/>
-              </w:rPr>
               <w:t>part must be LEATHER, LINING or ACCESSORY.</w:t>
-            </w:r>
-          </w:p>
-        </w:tc>
-        <w:tc>
-          <w:tcPr>
-            <w:tcW w:type="dxa" w:w="2016"/>
-          </w:tcPr>
-          <w:p>
-            <w:pPr>
-              <w:spacing w:after="20"/>
-            </w:pPr>
-            <w:r/>
-            <w:r>
-              <w:rPr>
-                <w:rFonts w:ascii="Consolas" w:hAnsi="Consolas"/>
-                <w:color w:val="8A3B1E"/>
-                <w:sz w:val="17"/>
-              </w:rPr>
-              <w:t>service.py</w:t>
-            </w:r>
-          </w:p>
-        </w:tc>
-      </w:tr>
-      <w:tr>
-        <w:tc>
-          <w:tcPr>
-            <w:tcW w:type="dxa" w:w="1008"/>
-          </w:tcPr>
-          <w:p>
-            <w:pPr>
-              <w:spacing w:after="20"/>
-            </w:pPr>
-            <w:r/>
-            <w:r>
-              <w:rPr>
-                <w:b w:val="0"/>
-                <w:color w:val="1A1A1A"/>
-                <w:sz w:val="17"/>
-              </w:rPr>
-              <w:t>422</w:t>
-            </w:r>
-          </w:p>
-        </w:tc>
-        <w:tc>
-          <w:tcPr>
-            <w:tcW w:type="dxa" w:w="7200"/>
-          </w:tcPr>
-          <w:p>
-            <w:pPr>
-              <w:spacing w:after="20"/>
-            </w:pPr>
-            <w:r/>
-            <w:r>
-              <w:rPr>
-                <w:b w:val="0"/>
-                <w:color w:val="1A1A1A"/>
-                <w:sz w:val="17"/>
-              </w:rPr>
-              <w:t>{lot.article} is {lot.category}, not an accessory. Leather and lining are consumed at the cut, not issued in the store.</w:t>
-            </w:r>
-          </w:p>
-        </w:tc>
-        <w:tc>
-          <w:tcPr>
-            <w:tcW w:type="dxa" w:w="2016"/>
-          </w:tcPr>
-          <w:p>
-            <w:pPr>
-              <w:spacing w:after="20"/>
-            </w:pPr>
-            <w:r/>
-            <w:r>
-              <w:rPr>
-                <w:rFonts w:ascii="Consolas" w:hAnsi="Consolas"/>
-                <w:color w:val="8A3B1E"/>
-                <w:sz w:val="17"/>
-              </w:rPr>
-              <w:t>service.py</w:t>
-            </w:r>
-          </w:p>
-        </w:tc>
-      </w:tr>
-      <w:tr>
-        <w:tc>
-          <w:tcPr>
-            <w:tcW w:type="dxa" w:w="1008"/>
-          </w:tcPr>
-          <w:p>
-            <w:pPr>
-              <w:spacing w:after="20"/>
-            </w:pPr>
-            <w:r/>
-            <w:r>
-              <w:rPr>
-                <w:b w:val="0"/>
-                <w:color w:val="1A1A1A"/>
-                <w:sz w:val="17"/>
-              </w:rPr>
-              <w:t>422</w:t>
-            </w:r>
-          </w:p>
-        </w:tc>
-        <w:tc>
-          <w:tcPr>
-            <w:tcW w:type="dxa" w:w="7200"/>
-          </w:tcPr>
-          <w:p>
-            <w:pPr>
-              <w:spacing w:after="20"/>
-            </w:pPr>
-            <w:r/>
-            <w:r>
-              <w:rPr>
-                <w:b w:val="0"/>
-                <w:color w:val="1A1A1A"/>
-                <w:sz w:val="17"/>
-              </w:rPr>
-              <w:t>{piece.code}'s recipe does not name {label}. Check the packet, or record it as an off-spec issue with POST /materials/issues if it genuinely went into this garment.</w:t>
             </w:r>
           </w:p>
         </w:tc>
@@ -26177,7 +26172,7 @@
         <w:color w:val="555555"/>
         <w:sz w:val="16"/>
       </w:rPr>
-      <w:t>KairoX ERP · Store (the merge) · API Reference · generated 2026-09-27</w:t>
+      <w:t>KairoX ERP · Store (the merge) · API Reference · generated 2026-09-29</w:t>
     </w:r>
   </w:p>
 </w:ftr>
